--- a/doc/詞/宋朝/晏殊/晏殊-浣溪沙·一曲新詞酒一杯.docx
+++ b/doc/詞/宋朝/晏殊/晏殊-浣溪沙·一曲新詞酒一杯.docx
@@ -1,6 +1,6 @@
 
 <file path=word/document.xml><?xml version="1.0" encoding="utf-8"?>
-<w:document xmlns:wpc="http://schemas.microsoft.com/office/word/2010/wordprocessingCanvas" xmlns:cx="http://schemas.microsoft.com/office/drawing/2014/chartex" xmlns:cx1="http://schemas.microsoft.com/office/drawing/2015/9/8/chartex" xmlns:cx2="http://schemas.microsoft.com/office/drawing/2015/10/21/chartex" xmlns:cx3="http://schemas.microsoft.com/office/drawing/2016/5/9/chartex" xmlns:cx4="http://schemas.microsoft.com/office/drawing/2016/5/10/chartex" xmlns:cx5="http://schemas.microsoft.com/office/drawing/2016/5/11/chartex" xmlns:cx6="http://schemas.microsoft.com/office/drawing/2016/5/12/chartex" xmlns:cx7="http://schemas.microsoft.com/office/drawing/2016/5/13/chartex" xmlns:cx8="http://schemas.microsoft.com/office/drawing/2016/5/14/chartex" xmlns:mc="http://schemas.openxmlformats.org/markup-compatibility/2006" xmlns:aink="http://schemas.microsoft.com/office/drawing/2016/ink" xmlns:am3d="http://schemas.microsoft.com/office/drawing/2017/model3d" xmlns:o="urn:schemas-microsoft-com:office:office" xmlns:r="http://schemas.openxmlformats.org/officeDocument/2006/relationships" xmlns:m="http://schemas.openxmlformats.org/officeDocument/2006/math" xmlns:v="urn:schemas-microsoft-com:vml" xmlns:wp14="http://schemas.microsoft.com/office/word/2010/wordprocessingDrawing" xmlns:wp="http://schemas.openxmlformats.org/drawingml/2006/wordprocessingDrawing" xmlns:w10="urn:schemas-microsoft-com:office:word" xmlns:w="http://schemas.openxmlformats.org/wordprocessingml/2006/main" xmlns:w14="http://schemas.microsoft.com/office/word/2010/wordml" xmlns:w15="http://schemas.microsoft.com/office/word/2012/wordml" xmlns:w16cex="http://schemas.microsoft.com/office/word/2018/wordml/cex" xmlns:w16cid="http://schemas.microsoft.com/office/word/2016/wordml/cid" xmlns:w16="http://schemas.microsoft.com/office/word/2018/wordml" xmlns:w16sdtdh="http://schemas.microsoft.com/office/word/2020/wordml/sdtdatahash" xmlns:w16se="http://schemas.microsoft.com/office/word/2015/wordml/symex" xmlns:wpg="http://schemas.microsoft.com/office/word/2010/wordprocessingGroup" xmlns:wpi="http://schemas.microsoft.com/office/word/2010/wordprocessingInk" xmlns:wne="http://schemas.microsoft.com/office/word/2006/wordml" xmlns:wps="http://schemas.microsoft.com/office/word/2010/wordprocessingShape" mc:Ignorable="w14 w15 w16se w16cid w16 w16cex w16sdtdh wp14">
+<w:document xmlns:wpc="http://schemas.microsoft.com/office/word/2010/wordprocessingCanvas" xmlns:cx="http://schemas.microsoft.com/office/drawing/2014/chartex" xmlns:cx1="http://schemas.microsoft.com/office/drawing/2015/9/8/chartex" xmlns:cx2="http://schemas.microsoft.com/office/drawing/2015/10/21/chartex" xmlns:cx3="http://schemas.microsoft.com/office/drawing/2016/5/9/chartex" xmlns:cx4="http://schemas.microsoft.com/office/drawing/2016/5/10/chartex" xmlns:cx5="http://schemas.microsoft.com/office/drawing/2016/5/11/chartex" xmlns:cx6="http://schemas.microsoft.com/office/drawing/2016/5/12/chartex" xmlns:cx7="http://schemas.microsoft.com/office/drawing/2016/5/13/chartex" xmlns:cx8="http://schemas.microsoft.com/office/drawing/2016/5/14/chartex" xmlns:mc="http://schemas.openxmlformats.org/markup-compatibility/2006" xmlns:aink="http://schemas.microsoft.com/office/drawing/2016/ink" xmlns:am3d="http://schemas.microsoft.com/office/drawing/2017/model3d" xmlns:o="urn:schemas-microsoft-com:office:office" xmlns:oel="http://schemas.microsoft.com/office/2019/extlst" xmlns:r="http://schemas.openxmlformats.org/officeDocument/2006/relationships" xmlns:m="http://schemas.openxmlformats.org/officeDocument/2006/math" xmlns:v="urn:schemas-microsoft-com:vml" xmlns:wp14="http://schemas.microsoft.com/office/word/2010/wordprocessingDrawing" xmlns:wp="http://schemas.openxmlformats.org/drawingml/2006/wordprocessingDrawing" xmlns:w10="urn:schemas-microsoft-com:office:word" xmlns:w="http://schemas.openxmlformats.org/wordprocessingml/2006/main" xmlns:w14="http://schemas.microsoft.com/office/word/2010/wordml" xmlns:w15="http://schemas.microsoft.com/office/word/2012/wordml" xmlns:w16cex="http://schemas.microsoft.com/office/word/2018/wordml/cex" xmlns:w16cid="http://schemas.microsoft.com/office/word/2016/wordml/cid" xmlns:w16="http://schemas.microsoft.com/office/word/2018/wordml" xmlns:w16du="http://schemas.microsoft.com/office/word/2023/wordml/word16du" xmlns:w16sdtdh="http://schemas.microsoft.com/office/word/2020/wordml/sdtdatahash" xmlns:w16sdtfl="http://schemas.microsoft.com/office/word/2024/wordml/sdtformatlock" xmlns:w16se="http://schemas.microsoft.com/office/word/2015/wordml/symex" xmlns:wpg="http://schemas.microsoft.com/office/word/2010/wordprocessingGroup" xmlns:wpi="http://schemas.microsoft.com/office/word/2010/wordprocessingInk" xmlns:wne="http://schemas.microsoft.com/office/word/2006/wordml" xmlns:wps="http://schemas.microsoft.com/office/word/2010/wordprocessingShape" mc:Ignorable="w14 w15 w16se w16cid w16 w16cex w16sdtdh w16sdtfl w16du wp14">
   <w:body>
     <w:p>
       <w:pPr>
@@ -74,61 +74,25 @@
           <w:sz w:val="36"/>
           <w:szCs w:val="36"/>
         </w:rPr>
-        <w:t>一曲</w:t>
-      </w:r>
-      <w:proofErr w:type="gramStart"/>
-      <w:r>
-        <w:rPr>
-          <w:rFonts w:ascii="標楷體" w:eastAsia="標楷體" w:hAnsi="標楷體" w:hint="eastAsia"/>
+        <w:t>一曲新詞酒一杯，去年天氣舊亭台。夕陽西下幾時回？</w:t>
+      </w:r>
+    </w:p>
+    <w:p>
+      <w:pPr>
+        <w:spacing w:line="520" w:lineRule="exact"/>
+        <w:rPr>
+          <w:rFonts w:ascii="標楷體" w:eastAsia="標楷體" w:hAnsi="標楷體"/>
           <w:sz w:val="36"/>
           <w:szCs w:val="36"/>
         </w:rPr>
-        <w:t>新詞酒一杯</w:t>
-      </w:r>
-      <w:proofErr w:type="gramEnd"/>
+      </w:pPr>
       <w:r>
         <w:rPr>
           <w:rFonts w:ascii="標楷體" w:eastAsia="標楷體" w:hAnsi="標楷體" w:hint="eastAsia"/>
           <w:sz w:val="36"/>
           <w:szCs w:val="36"/>
         </w:rPr>
-        <w:t>，去年天氣舊亭台。夕陽西下幾時回？</w:t>
-      </w:r>
-    </w:p>
-    <w:p>
-      <w:pPr>
-        <w:spacing w:line="520" w:lineRule="exact"/>
-        <w:rPr>
-          <w:rFonts w:ascii="標楷體" w:eastAsia="標楷體" w:hAnsi="標楷體"/>
-          <w:sz w:val="36"/>
-          <w:szCs w:val="36"/>
-        </w:rPr>
-      </w:pPr>
-      <w:r>
-        <w:rPr>
-          <w:rFonts w:ascii="標楷體" w:eastAsia="標楷體" w:hAnsi="標楷體" w:hint="eastAsia"/>
-          <w:sz w:val="36"/>
-          <w:szCs w:val="36"/>
-        </w:rPr>
-        <w:t>無可奈何花落去，似曾相識燕歸來。</w:t>
-      </w:r>
-      <w:proofErr w:type="gramStart"/>
-      <w:r>
-        <w:rPr>
-          <w:rFonts w:ascii="標楷體" w:eastAsia="標楷體" w:hAnsi="標楷體" w:hint="eastAsia"/>
-          <w:sz w:val="36"/>
-          <w:szCs w:val="36"/>
-        </w:rPr>
-        <w:t>小園香徑獨</w:t>
-      </w:r>
-      <w:proofErr w:type="gramEnd"/>
-      <w:r>
-        <w:rPr>
-          <w:rFonts w:ascii="標楷體" w:eastAsia="標楷體" w:hAnsi="標楷體" w:hint="eastAsia"/>
-          <w:sz w:val="36"/>
-          <w:szCs w:val="36"/>
-        </w:rPr>
-        <w:t>徘徊。</w:t>
+        <w:t>無可奈何花落去，似曾相識燕歸來。小園香徑獨徘徊。</w:t>
       </w:r>
     </w:p>
     <w:p>
@@ -158,83 +122,38 @@
           <w:ilvl w:val="0"/>
           <w:numId w:val="16"/>
         </w:numPr>
-        <w:spacing w:line="480" w:lineRule="exact"/>
-        <w:ind w:leftChars="0" w:left="482" w:hanging="482"/>
+        <w:spacing w:line="440" w:lineRule="exact"/>
+        <w:ind w:leftChars="0" w:left="284" w:hanging="284"/>
         <w:rPr>
           <w:rFonts w:ascii="標楷體" w:eastAsia="標楷體" w:hAnsi="標楷體" w:cs="標楷體"/>
           <w:sz w:val="28"/>
           <w:szCs w:val="28"/>
         </w:rPr>
       </w:pPr>
-      <w:proofErr w:type="gramStart"/>
       <w:r>
         <w:rPr>
           <w:rFonts w:ascii="標楷體" w:eastAsia="標楷體" w:hAnsi="標楷體" w:cs="標楷體" w:hint="eastAsia"/>
           <w:sz w:val="28"/>
           <w:szCs w:val="28"/>
         </w:rPr>
-        <w:t>浣溪沙</w:t>
-      </w:r>
-      <w:proofErr w:type="gramEnd"/>
+        <w:t>浣溪沙：</w:t>
+      </w:r>
       <w:r>
         <w:rPr>
           <w:rFonts w:ascii="標楷體" w:eastAsia="標楷體" w:hAnsi="標楷體" w:cs="標楷體" w:hint="eastAsia"/>
           <w:sz w:val="28"/>
           <w:szCs w:val="28"/>
-        </w:rPr>
-        <w:t>：</w:t>
+          <w:u w:val="single"/>
+        </w:rPr>
+        <w:t>唐玄宗</w:t>
       </w:r>
       <w:r>
         <w:rPr>
           <w:rFonts w:ascii="標楷體" w:eastAsia="標楷體" w:hAnsi="標楷體" w:cs="標楷體" w:hint="eastAsia"/>
           <w:sz w:val="28"/>
           <w:szCs w:val="28"/>
-          <w:u w:val="single"/>
-        </w:rPr>
-        <w:t>唐</w:t>
-      </w:r>
-      <w:r>
-        <w:rPr>
-          <w:rFonts w:ascii="標楷體" w:eastAsia="標楷體" w:hAnsi="標楷體" w:cs="標楷體" w:hint="eastAsia"/>
-          <w:sz w:val="28"/>
-          <w:szCs w:val="28"/>
-        </w:rPr>
-        <w:t xml:space="preserve"> </w:t>
-      </w:r>
-      <w:r>
-        <w:rPr>
-          <w:rFonts w:ascii="標楷體" w:eastAsia="標楷體" w:hAnsi="標楷體" w:cs="標楷體" w:hint="eastAsia"/>
-          <w:sz w:val="28"/>
-          <w:szCs w:val="28"/>
-          <w:u w:val="single"/>
-        </w:rPr>
-        <w:t>玄宗</w:t>
-      </w:r>
-      <w:r>
-        <w:rPr>
-          <w:rFonts w:ascii="標楷體" w:eastAsia="標楷體" w:hAnsi="標楷體" w:cs="標楷體" w:hint="eastAsia"/>
-          <w:sz w:val="28"/>
-          <w:szCs w:val="28"/>
-        </w:rPr>
-        <w:t>時</w:t>
-      </w:r>
-      <w:proofErr w:type="gramStart"/>
-      <w:r>
-        <w:rPr>
-          <w:rFonts w:ascii="標楷體" w:eastAsia="標楷體" w:hAnsi="標楷體" w:cs="標楷體" w:hint="eastAsia"/>
-          <w:sz w:val="28"/>
-          <w:szCs w:val="28"/>
-        </w:rPr>
-        <w:t>教坊曲名</w:t>
-      </w:r>
-      <w:proofErr w:type="gramEnd"/>
-      <w:r>
-        <w:rPr>
-          <w:rFonts w:ascii="標楷體" w:eastAsia="標楷體" w:hAnsi="標楷體" w:cs="標楷體" w:hint="eastAsia"/>
-          <w:sz w:val="28"/>
-          <w:szCs w:val="28"/>
-        </w:rPr>
-        <w:t>，後用為詞調。</w:t>
+        </w:rPr>
+        <w:t>時教坊曲名，後用為詞調。</w:t>
       </w:r>
     </w:p>
     <w:p>
@@ -244,8 +163,8 @@
           <w:ilvl w:val="0"/>
           <w:numId w:val="16"/>
         </w:numPr>
-        <w:spacing w:line="480" w:lineRule="exact"/>
-        <w:ind w:leftChars="0" w:left="482" w:hanging="482"/>
+        <w:spacing w:line="440" w:lineRule="exact"/>
+        <w:ind w:leftChars="0" w:left="284" w:hanging="284"/>
         <w:rPr>
           <w:rFonts w:ascii="標楷體" w:eastAsia="標楷體" w:hAnsi="標楷體" w:cs="標楷體"/>
           <w:sz w:val="28"/>
@@ -258,43 +177,39 @@
           <w:sz w:val="28"/>
           <w:szCs w:val="28"/>
         </w:rPr>
-        <w:t>一曲</w:t>
-      </w:r>
-      <w:proofErr w:type="gramStart"/>
+        <w:t>一曲新詞酒一杯：一曲，一首。因為詞是配合音樂唱的，故稱</w:t>
+      </w:r>
       <w:r>
         <w:rPr>
           <w:rFonts w:ascii="標楷體" w:eastAsia="標楷體" w:hAnsi="標楷體" w:cs="標楷體" w:hint="eastAsia"/>
           <w:sz w:val="28"/>
           <w:szCs w:val="28"/>
         </w:rPr>
-        <w:t>新詞酒一杯</w:t>
-      </w:r>
-      <w:proofErr w:type="gramEnd"/>
+        <w:t>「</w:t>
+      </w:r>
       <w:r>
         <w:rPr>
           <w:rFonts w:ascii="標楷體" w:eastAsia="標楷體" w:hAnsi="標楷體" w:cs="標楷體" w:hint="eastAsia"/>
           <w:sz w:val="28"/>
           <w:szCs w:val="28"/>
         </w:rPr>
-        <w:t>：一曲，一首。因為詞是配合音樂唱的，故稱“曲”。新詞，</w:t>
-      </w:r>
-      <w:proofErr w:type="gramStart"/>
+        <w:t>曲</w:t>
+      </w:r>
       <w:r>
         <w:rPr>
           <w:rFonts w:ascii="標楷體" w:eastAsia="標楷體" w:hAnsi="標楷體" w:cs="標楷體" w:hint="eastAsia"/>
           <w:sz w:val="28"/>
           <w:szCs w:val="28"/>
         </w:rPr>
-        <w:t>剛填好</w:t>
-      </w:r>
-      <w:proofErr w:type="gramEnd"/>
+        <w:t>」</w:t>
+      </w:r>
       <w:r>
         <w:rPr>
           <w:rFonts w:ascii="標楷體" w:eastAsia="標楷體" w:hAnsi="標楷體" w:cs="標楷體" w:hint="eastAsia"/>
           <w:sz w:val="28"/>
           <w:szCs w:val="28"/>
         </w:rPr>
-        <w:t>的詞，意指新歌。酒一杯，一杯酒。</w:t>
+        <w:t>。新詞，剛填好的詞，意指新歌。酒一杯，一杯酒。</w:t>
       </w:r>
     </w:p>
     <w:p>
@@ -304,8 +219,8 @@
           <w:ilvl w:val="0"/>
           <w:numId w:val="16"/>
         </w:numPr>
-        <w:spacing w:line="480" w:lineRule="exact"/>
-        <w:ind w:leftChars="0" w:left="482" w:hanging="482"/>
+        <w:spacing w:line="440" w:lineRule="exact"/>
+        <w:ind w:leftChars="0" w:left="284" w:hanging="284"/>
         <w:rPr>
           <w:rFonts w:ascii="標楷體" w:eastAsia="標楷體" w:hAnsi="標楷體" w:cs="標楷體"/>
           <w:sz w:val="28"/>
@@ -318,7 +233,7 @@
           <w:sz w:val="28"/>
           <w:szCs w:val="28"/>
         </w:rPr>
-        <w:t>去年天氣舊亭台：是說天氣、亭台都和去年一樣。去年天氣，跟去年此日相同的天氣。舊亭台，曾經到過的或熟悉的亭台樓閣。舊，舊時。</w:t>
+        <w:t>去年天氣舊亭台：是說天氣、亭台都和去年一樣。去年天氣，跟去年此日相同的天氣。舊亭台，曾經到過的或熟悉的亭台樓閣。</w:t>
       </w:r>
     </w:p>
     <w:p>
@@ -328,8 +243,8 @@
           <w:ilvl w:val="0"/>
           <w:numId w:val="16"/>
         </w:numPr>
-        <w:spacing w:line="480" w:lineRule="exact"/>
-        <w:ind w:leftChars="0" w:left="482" w:hanging="482"/>
+        <w:spacing w:line="440" w:lineRule="exact"/>
+        <w:ind w:leftChars="0" w:left="284" w:hanging="284"/>
         <w:rPr>
           <w:rFonts w:ascii="標楷體" w:eastAsia="標楷體" w:hAnsi="標楷體" w:cs="標楷體"/>
           <w:sz w:val="28"/>
@@ -352,8 +267,8 @@
           <w:ilvl w:val="0"/>
           <w:numId w:val="16"/>
         </w:numPr>
-        <w:spacing w:line="480" w:lineRule="exact"/>
-        <w:ind w:leftChars="0" w:left="482" w:hanging="482"/>
+        <w:spacing w:line="440" w:lineRule="exact"/>
+        <w:ind w:leftChars="0" w:left="284" w:hanging="284"/>
         <w:rPr>
           <w:rFonts w:ascii="標楷體" w:eastAsia="標楷體" w:hAnsi="標楷體" w:cs="標楷體"/>
           <w:sz w:val="28"/>
@@ -376,8 +291,8 @@
           <w:ilvl w:val="0"/>
           <w:numId w:val="16"/>
         </w:numPr>
-        <w:spacing w:line="480" w:lineRule="exact"/>
-        <w:ind w:leftChars="0" w:left="482" w:hanging="482"/>
+        <w:spacing w:line="440" w:lineRule="exact"/>
+        <w:ind w:leftChars="0" w:left="284" w:hanging="284"/>
         <w:rPr>
           <w:rFonts w:ascii="標楷體" w:eastAsia="標楷體" w:hAnsi="標楷體" w:cs="標楷體"/>
           <w:sz w:val="28"/>
@@ -390,7 +305,7 @@
           <w:sz w:val="28"/>
           <w:szCs w:val="28"/>
         </w:rPr>
-        <w:t>似曾相識：好像曾經認識。形容見過的事物再度出現。後用作成語，即出自</w:t>
+        <w:t>似曾相識：好像曾經認識。後用作成語，即出自</w:t>
       </w:r>
       <w:r>
         <w:rPr>
@@ -407,7 +322,7 @@
           <w:sz w:val="28"/>
           <w:szCs w:val="28"/>
         </w:rPr>
-        <w:t>此句。燕歸來：燕子從南方飛回來。</w:t>
+        <w:t>此句。</w:t>
       </w:r>
     </w:p>
     <w:p>
@@ -417,31 +332,45 @@
           <w:ilvl w:val="0"/>
           <w:numId w:val="16"/>
         </w:numPr>
-        <w:spacing w:line="480" w:lineRule="exact"/>
-        <w:ind w:leftChars="0" w:left="482" w:hanging="482"/>
+        <w:spacing w:line="440" w:lineRule="exact"/>
+        <w:ind w:leftChars="0" w:left="284" w:hanging="284"/>
         <w:rPr>
           <w:rFonts w:ascii="標楷體" w:eastAsia="標楷體" w:hAnsi="標楷體" w:cs="標楷體"/>
           <w:sz w:val="28"/>
           <w:szCs w:val="28"/>
         </w:rPr>
       </w:pPr>
-      <w:proofErr w:type="gramStart"/>
       <w:r>
         <w:rPr>
           <w:rFonts w:ascii="標楷體" w:eastAsia="標楷體" w:hAnsi="標楷體" w:cs="標楷體" w:hint="eastAsia"/>
           <w:sz w:val="28"/>
           <w:szCs w:val="28"/>
         </w:rPr>
-        <w:t>小園香徑</w:t>
-      </w:r>
-      <w:proofErr w:type="gramEnd"/>
+        <w:t>燕歸來：燕子從南方飛回來。</w:t>
+      </w:r>
+    </w:p>
+    <w:p>
+      <w:pPr>
+        <w:pStyle w:val="a6"/>
+        <w:numPr>
+          <w:ilvl w:val="0"/>
+          <w:numId w:val="16"/>
+        </w:numPr>
+        <w:spacing w:line="440" w:lineRule="exact"/>
+        <w:ind w:leftChars="0" w:left="284" w:hanging="284"/>
+        <w:rPr>
+          <w:rFonts w:ascii="標楷體" w:eastAsia="標楷體" w:hAnsi="標楷體" w:cs="標楷體"/>
+          <w:sz w:val="28"/>
+          <w:szCs w:val="28"/>
+        </w:rPr>
+      </w:pPr>
       <w:r>
         <w:rPr>
           <w:rFonts w:ascii="標楷體" w:eastAsia="標楷體" w:hAnsi="標楷體" w:cs="標楷體" w:hint="eastAsia"/>
           <w:sz w:val="28"/>
           <w:szCs w:val="28"/>
         </w:rPr>
-        <w:t>：</w:t>
+        <w:t>小園香徑：</w:t>
       </w:r>
       <w:r>
         <w:rPr>
@@ -457,25 +386,31 @@
           <w:sz w:val="28"/>
           <w:szCs w:val="28"/>
         </w:rPr>
-        <w:t>。因落花滿徑，幽香四溢，故</w:t>
-      </w:r>
-      <w:proofErr w:type="gramStart"/>
+        <w:t>。</w:t>
+      </w:r>
       <w:r>
         <w:rPr>
           <w:rFonts w:ascii="標楷體" w:eastAsia="標楷體" w:hAnsi="標楷體" w:cs="標楷體" w:hint="eastAsia"/>
           <w:sz w:val="28"/>
           <w:szCs w:val="28"/>
         </w:rPr>
-        <w:t>云</w:t>
-      </w:r>
-      <w:proofErr w:type="gramEnd"/>
+        <w:t>香徑</w:t>
+      </w:r>
       <w:r>
         <w:rPr>
           <w:rFonts w:ascii="標楷體" w:eastAsia="標楷體" w:hAnsi="標楷體" w:cs="標楷體" w:hint="eastAsia"/>
           <w:sz w:val="28"/>
           <w:szCs w:val="28"/>
         </w:rPr>
-        <w:t>香徑。</w:t>
+        <w:t>：指</w:t>
+      </w:r>
+      <w:r>
+        <w:rPr>
+          <w:rFonts w:ascii="標楷體" w:eastAsia="標楷體" w:hAnsi="標楷體" w:cs="標楷體" w:hint="eastAsia"/>
+          <w:sz w:val="28"/>
+          <w:szCs w:val="28"/>
+        </w:rPr>
+        <w:t>落花滿徑，幽香四溢。</w:t>
       </w:r>
     </w:p>
     <w:p>
@@ -500,74 +435,136 @@
     </w:p>
     <w:p>
       <w:pPr>
-        <w:spacing w:line="480" w:lineRule="exact"/>
-        <w:rPr>
-          <w:rFonts w:ascii="標楷體" w:eastAsia="標楷體" w:hAnsi="標楷體"/>
-          <w:sz w:val="28"/>
-          <w:szCs w:val="28"/>
-        </w:rPr>
-      </w:pPr>
-      <w:r>
-        <w:rPr>
-          <w:rFonts w:ascii="標楷體" w:eastAsia="標楷體" w:hAnsi="標楷體" w:hint="eastAsia"/>
-          <w:sz w:val="28"/>
-          <w:szCs w:val="28"/>
-        </w:rPr>
-        <w:t>聽一支</w:t>
-      </w:r>
-      <w:proofErr w:type="gramStart"/>
-      <w:r>
-        <w:rPr>
-          <w:rFonts w:ascii="標楷體" w:eastAsia="標楷體" w:hAnsi="標楷體" w:hint="eastAsia"/>
-          <w:sz w:val="28"/>
-          <w:szCs w:val="28"/>
-        </w:rPr>
-        <w:t>新曲喝一杯</w:t>
-      </w:r>
-      <w:proofErr w:type="gramEnd"/>
-      <w:r>
-        <w:rPr>
-          <w:rFonts w:ascii="標楷體" w:eastAsia="標楷體" w:hAnsi="標楷體" w:hint="eastAsia"/>
-          <w:sz w:val="28"/>
-          <w:szCs w:val="28"/>
-        </w:rPr>
-        <w:t>美酒，還是去年的天氣舊日的亭台，西落的夕陽何時再回來？</w:t>
+        <w:spacing w:line="440" w:lineRule="exact"/>
+        <w:rPr>
+          <w:rFonts w:ascii="標楷體" w:eastAsia="標楷體" w:hAnsi="標楷體" w:hint="eastAsia"/>
+          <w:sz w:val="28"/>
+          <w:szCs w:val="28"/>
+        </w:rPr>
+      </w:pPr>
+      <w:r>
+        <w:rPr>
+          <w:rFonts w:ascii="標楷體" w:eastAsia="標楷體" w:hAnsi="標楷體" w:hint="eastAsia"/>
+          <w:sz w:val="28"/>
+          <w:szCs w:val="28"/>
+        </w:rPr>
+        <w:t>聽著剛填好的新詞，</w:t>
+      </w:r>
+      <w:r>
+        <w:rPr>
+          <w:rFonts w:ascii="標楷體" w:eastAsia="標楷體" w:hAnsi="標楷體" w:hint="eastAsia"/>
+          <w:b/>
+          <w:bCs/>
+          <w:sz w:val="28"/>
+          <w:szCs w:val="28"/>
+        </w:rPr>
+        <w:t>抿</w:t>
+      </w:r>
+      <w:r>
+        <w:rPr>
+          <w:rFonts w:ascii="標楷體" w:eastAsia="標楷體" w:hAnsi="標楷體" w:hint="eastAsia"/>
+          <w:sz w:val="28"/>
+          <w:szCs w:val="28"/>
+        </w:rPr>
+        <w:t>一口清酒，眼前的亭台樓閣與去年的天氣</w:t>
+      </w:r>
+      <w:r>
+        <w:rPr>
+          <w:rFonts w:ascii="標楷體" w:eastAsia="標楷體" w:hAnsi="標楷體" w:hint="eastAsia"/>
+          <w:sz w:val="28"/>
+          <w:szCs w:val="28"/>
+        </w:rPr>
+        <w:t>並</w:t>
+      </w:r>
+      <w:r>
+        <w:rPr>
+          <w:rFonts w:ascii="標楷體" w:eastAsia="標楷體" w:hAnsi="標楷體" w:hint="eastAsia"/>
+          <w:b/>
+          <w:bCs/>
+          <w:sz w:val="28"/>
+          <w:szCs w:val="28"/>
+        </w:rPr>
+        <w:t>無二致</w:t>
+      </w:r>
+      <w:r>
+        <w:rPr>
+          <w:rFonts w:ascii="標楷體" w:eastAsia="標楷體" w:hAnsi="標楷體" w:hint="eastAsia"/>
+          <w:sz w:val="28"/>
+          <w:szCs w:val="28"/>
+        </w:rPr>
+        <w:t>。</w:t>
       </w:r>
     </w:p>
     <w:p>
       <w:pPr>
-        <w:spacing w:line="480" w:lineRule="exact"/>
-        <w:rPr>
-          <w:rFonts w:ascii="標楷體" w:eastAsia="標楷體" w:hAnsi="標楷體"/>
-          <w:sz w:val="28"/>
-          <w:szCs w:val="28"/>
-        </w:rPr>
-      </w:pPr>
-      <w:r>
-        <w:rPr>
-          <w:rFonts w:ascii="標楷體" w:eastAsia="標楷體" w:hAnsi="標楷體" w:hint="eastAsia"/>
-          <w:sz w:val="28"/>
-          <w:szCs w:val="28"/>
-        </w:rPr>
-        <w:t>那花兒落去我也無可奈何，那歸來的燕子似曾相識，</w:t>
-      </w:r>
-      <w:proofErr w:type="gramStart"/>
-      <w:r>
-        <w:rPr>
-          <w:rFonts w:ascii="標楷體" w:eastAsia="標楷體" w:hAnsi="標楷體" w:hint="eastAsia"/>
-          <w:sz w:val="28"/>
-          <w:szCs w:val="28"/>
-        </w:rPr>
-        <w:t>在小園的花徑上獨自</w:t>
-      </w:r>
-      <w:proofErr w:type="gramEnd"/>
-      <w:r>
-        <w:rPr>
-          <w:rFonts w:ascii="標楷體" w:eastAsia="標楷體" w:hAnsi="標楷體" w:hint="eastAsia"/>
-          <w:sz w:val="28"/>
-          <w:szCs w:val="28"/>
-        </w:rPr>
-        <w:t>徘徊。</w:t>
+        <w:spacing w:line="440" w:lineRule="exact"/>
+        <w:rPr>
+          <w:rFonts w:ascii="標楷體" w:eastAsia="標楷體" w:hAnsi="標楷體"/>
+          <w:sz w:val="28"/>
+          <w:szCs w:val="28"/>
+        </w:rPr>
+      </w:pPr>
+      <w:r>
+        <w:rPr>
+          <w:rFonts w:ascii="標楷體" w:eastAsia="標楷體" w:hAnsi="標楷體" w:hint="eastAsia"/>
+          <w:sz w:val="28"/>
+          <w:szCs w:val="28"/>
+        </w:rPr>
+        <w:t>落下的夕陽漸漸西沉，不知何時才會再次昇起？</w:t>
+      </w:r>
+    </w:p>
+    <w:p>
+      <w:pPr>
+        <w:spacing w:line="440" w:lineRule="exact"/>
+        <w:rPr>
+          <w:rFonts w:ascii="標楷體" w:eastAsia="標楷體" w:hAnsi="標楷體"/>
+          <w:sz w:val="28"/>
+          <w:szCs w:val="28"/>
+        </w:rPr>
+      </w:pPr>
+      <w:r>
+        <w:rPr>
+          <w:rFonts w:ascii="標楷體" w:eastAsia="標楷體" w:hAnsi="標楷體" w:hint="eastAsia"/>
+          <w:sz w:val="28"/>
+          <w:szCs w:val="28"/>
+        </w:rPr>
+        <w:t>花朵無可奈何地隨風</w:t>
+      </w:r>
+      <w:r>
+        <w:rPr>
+          <w:rFonts w:ascii="標楷體" w:eastAsia="標楷體" w:hAnsi="標楷體" w:hint="eastAsia"/>
+          <w:b/>
+          <w:bCs/>
+          <w:sz w:val="28"/>
+          <w:szCs w:val="28"/>
+        </w:rPr>
+        <w:t>凋零</w:t>
+      </w:r>
+      <w:r>
+        <w:rPr>
+          <w:rFonts w:ascii="標楷體" w:eastAsia="標楷體" w:hAnsi="標楷體" w:hint="eastAsia"/>
+          <w:sz w:val="28"/>
+          <w:szCs w:val="28"/>
+        </w:rPr>
+        <w:t>，似曾相識的燕子又翩然歸來。</w:t>
+      </w:r>
+    </w:p>
+    <w:p>
+      <w:pPr>
+        <w:spacing w:line="440" w:lineRule="exact"/>
+        <w:rPr>
+          <w:rFonts w:ascii="標楷體" w:eastAsia="標楷體" w:hAnsi="標楷體"/>
+          <w:sz w:val="28"/>
+          <w:szCs w:val="28"/>
+        </w:rPr>
+      </w:pPr>
+      <w:r>
+        <w:rPr>
+          <w:rFonts w:ascii="標楷體" w:eastAsia="標楷體" w:hAnsi="標楷體" w:hint="eastAsia"/>
+          <w:sz w:val="28"/>
+          <w:szCs w:val="28"/>
+        </w:rPr>
+        <w:t>我獨自一人，在滿是花香的小徑上沉思、徘徊。</w:t>
       </w:r>
     </w:p>
     <w:p>
@@ -600,28 +597,29 @@
     </w:p>
     <w:p>
       <w:pPr>
-        <w:spacing w:line="480" w:lineRule="exact"/>
-        <w:rPr>
-          <w:rFonts w:ascii="標楷體" w:eastAsia="標楷體" w:hAnsi="標楷體"/>
-          <w:sz w:val="28"/>
-          <w:szCs w:val="28"/>
-        </w:rPr>
-      </w:pPr>
-      <w:r>
-        <w:rPr>
-          <w:rFonts w:ascii="標楷體" w:eastAsia="標楷體" w:hAnsi="標楷體" w:hint="eastAsia"/>
-          <w:sz w:val="28"/>
-          <w:szCs w:val="28"/>
-        </w:rPr>
-        <w:t xml:space="preserve">　　</w:t>
-      </w:r>
-      <w:r>
-        <w:rPr>
-          <w:rFonts w:ascii="標楷體" w:eastAsia="標楷體" w:hAnsi="標楷體" w:hint="eastAsia"/>
-          <w:sz w:val="28"/>
-          <w:szCs w:val="28"/>
-        </w:rPr>
-        <w:t>這是</w:t>
+        <w:spacing w:line="440" w:lineRule="exact"/>
+        <w:jc w:val="both"/>
+        <w:rPr>
+          <w:rFonts w:ascii="標楷體" w:eastAsia="標楷體" w:hAnsi="標楷體" w:hint="eastAsia"/>
+          <w:sz w:val="28"/>
+          <w:szCs w:val="28"/>
+        </w:rPr>
+      </w:pPr>
+      <w:r>
+        <w:rPr>
+          <w:rFonts w:ascii="標楷體" w:eastAsia="標楷體" w:hAnsi="標楷體" w:hint="eastAsia"/>
+          <w:sz w:val="28"/>
+          <w:szCs w:val="28"/>
+        </w:rPr>
+        <w:t xml:space="preserve">　</w:t>
+      </w:r>
+      <w:r>
+        <w:rPr>
+          <w:rFonts w:ascii="標楷體" w:eastAsia="標楷體" w:hAnsi="標楷體" w:hint="eastAsia"/>
+          <w:sz w:val="28"/>
+          <w:szCs w:val="28"/>
+        </w:rPr>
+        <w:t xml:space="preserve">　</w:t>
       </w:r>
       <w:r>
         <w:rPr>
@@ -638,27 +636,25 @@
           <w:sz w:val="28"/>
           <w:szCs w:val="28"/>
         </w:rPr>
-        <w:t>詞中最為膾炙人口的篇章。</w:t>
-      </w:r>
-      <w:proofErr w:type="gramStart"/>
-      <w:r>
-        <w:rPr>
-          <w:rFonts w:ascii="標楷體" w:eastAsia="標楷體" w:hAnsi="標楷體" w:hint="eastAsia"/>
-          <w:sz w:val="28"/>
-          <w:szCs w:val="28"/>
-        </w:rPr>
-        <w:t>此詞雖含傷春惜時</w:t>
-      </w:r>
-      <w:proofErr w:type="gramEnd"/>
-      <w:r>
-        <w:rPr>
-          <w:rFonts w:ascii="標楷體" w:eastAsia="標楷體" w:hAnsi="標楷體" w:hint="eastAsia"/>
-          <w:sz w:val="28"/>
-          <w:szCs w:val="28"/>
-        </w:rPr>
-        <w:t>之意，卻實為感慨抒懷之情。詞之上片</w:t>
-      </w:r>
-      <w:proofErr w:type="gramStart"/>
+        <w:t>的《浣溪沙·一曲新詞酒一杯》是</w:t>
+      </w:r>
+      <w:r>
+        <w:rPr>
+          <w:rFonts w:ascii="標楷體" w:eastAsia="標楷體" w:hAnsi="標楷體" w:hint="eastAsia"/>
+          <w:sz w:val="28"/>
+          <w:szCs w:val="28"/>
+          <w:u w:val="single"/>
+        </w:rPr>
+        <w:t>宋代</w:t>
+      </w:r>
+      <w:r>
+        <w:rPr>
+          <w:rFonts w:ascii="標楷體" w:eastAsia="標楷體" w:hAnsi="標楷體" w:hint="eastAsia"/>
+          <w:sz w:val="28"/>
+          <w:szCs w:val="28"/>
+        </w:rPr>
+        <w:t>詞作中極具哲理與感傷色彩的千古名篇。全詞語言</w:t>
+      </w:r>
       <w:r>
         <w:rPr>
           <w:rFonts w:ascii="標楷體" w:eastAsia="標楷體" w:hAnsi="標楷體" w:hint="eastAsia"/>
@@ -667,9 +663,16 @@
           <w:sz w:val="28"/>
           <w:szCs w:val="28"/>
         </w:rPr>
-        <w:t>綰</w:t>
-      </w:r>
-      <w:proofErr w:type="gramEnd"/>
+        <w:t>清麗自然</w:t>
+      </w:r>
+      <w:r>
+        <w:rPr>
+          <w:rFonts w:ascii="標楷體" w:eastAsia="標楷體" w:hAnsi="標楷體" w:hint="eastAsia"/>
+          <w:sz w:val="28"/>
+          <w:szCs w:val="28"/>
+        </w:rPr>
+        <w:t>，</w:t>
+      </w:r>
       <w:r>
         <w:rPr>
           <w:rFonts w:ascii="標楷體" w:eastAsia="標楷體" w:hAnsi="標楷體" w:hint="eastAsia"/>
@@ -678,15 +681,15 @@
           <w:sz w:val="28"/>
           <w:szCs w:val="28"/>
         </w:rPr>
-        <w:t>合</w:t>
-      </w:r>
-      <w:r>
-        <w:rPr>
-          <w:rFonts w:ascii="標楷體" w:eastAsia="標楷體" w:hAnsi="標楷體" w:hint="eastAsia"/>
-          <w:sz w:val="28"/>
-          <w:szCs w:val="28"/>
-        </w:rPr>
-        <w:t>今昔，</w:t>
+        <w:t>不事雕琢</w:t>
+      </w:r>
+      <w:r>
+        <w:rPr>
+          <w:rFonts w:ascii="標楷體" w:eastAsia="標楷體" w:hAnsi="標楷體" w:hint="eastAsia"/>
+          <w:sz w:val="28"/>
+          <w:szCs w:val="28"/>
+        </w:rPr>
+        <w:t>，卻在看似尋常的景色與日常生活</w:t>
       </w:r>
       <w:r>
         <w:rPr>
@@ -696,185 +699,121 @@
           <w:sz w:val="28"/>
           <w:szCs w:val="28"/>
         </w:rPr>
-        <w:t>疊印</w:t>
-      </w:r>
-      <w:r>
-        <w:rPr>
-          <w:rFonts w:ascii="標楷體" w:eastAsia="標楷體" w:hAnsi="標楷體" w:hint="eastAsia"/>
-          <w:sz w:val="28"/>
-          <w:szCs w:val="28"/>
-        </w:rPr>
-        <w:t>時空，重在思昔；下片則</w:t>
-      </w:r>
-      <w:proofErr w:type="gramStart"/>
-      <w:r>
-        <w:rPr>
-          <w:rFonts w:ascii="標楷體" w:eastAsia="標楷體" w:hAnsi="標楷體" w:hint="eastAsia"/>
-          <w:sz w:val="28"/>
-          <w:szCs w:val="28"/>
-        </w:rPr>
-        <w:t>巧借眼前</w:t>
-      </w:r>
-      <w:proofErr w:type="gramEnd"/>
-      <w:r>
-        <w:rPr>
-          <w:rFonts w:ascii="標楷體" w:eastAsia="標楷體" w:hAnsi="標楷體" w:hint="eastAsia"/>
-          <w:sz w:val="28"/>
-          <w:szCs w:val="28"/>
-        </w:rPr>
-        <w:t>景物，重在傷今。全</w:t>
-      </w:r>
-      <w:proofErr w:type="gramStart"/>
-      <w:r>
-        <w:rPr>
-          <w:rFonts w:ascii="標楷體" w:eastAsia="標楷體" w:hAnsi="標楷體" w:hint="eastAsia"/>
-          <w:sz w:val="28"/>
-          <w:szCs w:val="28"/>
-        </w:rPr>
-        <w:t>詞語言圓轉</w:t>
-      </w:r>
-      <w:proofErr w:type="gramEnd"/>
-      <w:r>
-        <w:rPr>
-          <w:rFonts w:ascii="標楷體" w:eastAsia="標楷體" w:hAnsi="標楷體" w:hint="eastAsia"/>
-          <w:sz w:val="28"/>
-          <w:szCs w:val="28"/>
-        </w:rPr>
-        <w:t>流利，通俗曉暢，清麗自然，意</w:t>
-      </w:r>
-      <w:proofErr w:type="gramStart"/>
-      <w:r>
-        <w:rPr>
-          <w:rFonts w:ascii="標楷體" w:eastAsia="標楷體" w:hAnsi="標楷體" w:hint="eastAsia"/>
-          <w:sz w:val="28"/>
-          <w:szCs w:val="28"/>
-        </w:rPr>
-        <w:t>蘊</w:t>
-      </w:r>
-      <w:proofErr w:type="gramEnd"/>
-      <w:r>
-        <w:rPr>
-          <w:rFonts w:ascii="標楷體" w:eastAsia="標楷體" w:hAnsi="標楷體" w:hint="eastAsia"/>
-          <w:sz w:val="28"/>
-          <w:szCs w:val="28"/>
-        </w:rPr>
-        <w:t>深</w:t>
-      </w:r>
-      <w:proofErr w:type="gramStart"/>
-      <w:r>
-        <w:rPr>
-          <w:rFonts w:ascii="標楷體" w:eastAsia="標楷體" w:hAnsi="標楷體" w:hint="eastAsia"/>
-          <w:sz w:val="28"/>
-          <w:szCs w:val="28"/>
-        </w:rPr>
-        <w:t>沉</w:t>
-      </w:r>
-      <w:proofErr w:type="gramEnd"/>
-      <w:r>
-        <w:rPr>
-          <w:rFonts w:ascii="標楷體" w:eastAsia="標楷體" w:hAnsi="標楷體" w:hint="eastAsia"/>
-          <w:sz w:val="28"/>
-          <w:szCs w:val="28"/>
-        </w:rPr>
-        <w:t>，啟人神智，耐人尋味。詞中對宇宙人生的深思，給人以哲理性的啟迪和美的藝術享受。</w:t>
+        <w:t>描摹</w:t>
+      </w:r>
+      <w:r>
+        <w:rPr>
+          <w:rFonts w:ascii="標楷體" w:eastAsia="標楷體" w:hAnsi="標楷體" w:hint="eastAsia"/>
+          <w:sz w:val="28"/>
+          <w:szCs w:val="28"/>
+        </w:rPr>
+        <w:t>中，深刻探討了時間流逝、</w:t>
+      </w:r>
+      <w:r>
+        <w:rPr>
+          <w:rFonts w:ascii="標楷體" w:eastAsia="標楷體" w:hAnsi="標楷體" w:hint="eastAsia"/>
+          <w:b/>
+          <w:bCs/>
+          <w:sz w:val="28"/>
+          <w:szCs w:val="28"/>
+        </w:rPr>
+        <w:t>生命榮枯</w:t>
+      </w:r>
+      <w:r>
+        <w:rPr>
+          <w:rFonts w:ascii="標楷體" w:eastAsia="標楷體" w:hAnsi="標楷體" w:hint="eastAsia"/>
+          <w:sz w:val="28"/>
+          <w:szCs w:val="28"/>
+        </w:rPr>
+        <w:t>與孤寂情懷。</w:t>
       </w:r>
     </w:p>
     <w:p>
       <w:pPr>
-        <w:spacing w:line="480" w:lineRule="exact"/>
-        <w:rPr>
-          <w:rFonts w:ascii="標楷體" w:eastAsia="標楷體" w:hAnsi="標楷體"/>
-          <w:sz w:val="28"/>
-          <w:szCs w:val="28"/>
-        </w:rPr>
-      </w:pPr>
-      <w:r>
-        <w:rPr>
-          <w:rFonts w:ascii="標楷體" w:eastAsia="標楷體" w:hAnsi="標楷體" w:hint="eastAsia"/>
-          <w:sz w:val="28"/>
-          <w:szCs w:val="28"/>
-        </w:rPr>
-        <w:t xml:space="preserve">    </w:t>
-      </w:r>
-      <w:proofErr w:type="gramStart"/>
-      <w:r>
-        <w:rPr>
-          <w:rFonts w:ascii="標楷體" w:eastAsia="標楷體" w:hAnsi="標楷體" w:hint="eastAsia"/>
-          <w:sz w:val="28"/>
-          <w:szCs w:val="28"/>
-        </w:rPr>
-        <w:t>起句</w:t>
-      </w:r>
-      <w:proofErr w:type="gramEnd"/>
-      <w:r>
-        <w:rPr>
-          <w:rFonts w:ascii="標楷體" w:eastAsia="標楷體" w:hAnsi="標楷體" w:hint="eastAsia"/>
-          <w:sz w:val="28"/>
-          <w:szCs w:val="28"/>
-        </w:rPr>
-        <w:t>「</w:t>
-      </w:r>
-      <w:r>
-        <w:rPr>
-          <w:rFonts w:ascii="標楷體" w:eastAsia="標楷體" w:hAnsi="標楷體" w:hint="eastAsia"/>
-          <w:sz w:val="28"/>
-          <w:szCs w:val="28"/>
-        </w:rPr>
-        <w:t>一曲</w:t>
-      </w:r>
-      <w:proofErr w:type="gramStart"/>
-      <w:r>
-        <w:rPr>
-          <w:rFonts w:ascii="標楷體" w:eastAsia="標楷體" w:hAnsi="標楷體" w:hint="eastAsia"/>
-          <w:sz w:val="28"/>
-          <w:szCs w:val="28"/>
-        </w:rPr>
-        <w:t>新詞酒一杯</w:t>
-      </w:r>
-      <w:proofErr w:type="gramEnd"/>
-      <w:r>
-        <w:rPr>
-          <w:rFonts w:ascii="標楷體" w:eastAsia="標楷體" w:hAnsi="標楷體" w:hint="eastAsia"/>
-          <w:sz w:val="28"/>
-          <w:szCs w:val="28"/>
-        </w:rPr>
-        <w:t>，去年天氣舊亭台。</w:t>
-      </w:r>
-      <w:r>
-        <w:rPr>
-          <w:rFonts w:ascii="標楷體" w:eastAsia="標楷體" w:hAnsi="標楷體" w:hint="eastAsia"/>
-          <w:sz w:val="28"/>
-          <w:szCs w:val="28"/>
-        </w:rPr>
-        <w:t>」</w:t>
-      </w:r>
-      <w:r>
-        <w:rPr>
-          <w:rFonts w:ascii="標楷體" w:eastAsia="標楷體" w:hAnsi="標楷體" w:hint="eastAsia"/>
-          <w:sz w:val="28"/>
-          <w:szCs w:val="28"/>
-        </w:rPr>
-        <w:t>寫</w:t>
-      </w:r>
-      <w:proofErr w:type="gramStart"/>
-      <w:r>
-        <w:rPr>
-          <w:rFonts w:ascii="標楷體" w:eastAsia="標楷體" w:hAnsi="標楷體" w:hint="eastAsia"/>
-          <w:sz w:val="28"/>
-          <w:szCs w:val="28"/>
-        </w:rPr>
-        <w:t>對酒聽歌的現境</w:t>
-      </w:r>
-      <w:proofErr w:type="gramEnd"/>
-      <w:r>
-        <w:rPr>
-          <w:rFonts w:ascii="標楷體" w:eastAsia="標楷體" w:hAnsi="標楷體" w:hint="eastAsia"/>
-          <w:sz w:val="28"/>
-          <w:szCs w:val="28"/>
-        </w:rPr>
-        <w:t>。從</w:t>
-      </w:r>
-      <w:proofErr w:type="gramStart"/>
+        <w:spacing w:line="440" w:lineRule="exact"/>
+        <w:jc w:val="both"/>
+        <w:rPr>
+          <w:rFonts w:ascii="標楷體" w:eastAsia="標楷體" w:hAnsi="標楷體" w:hint="eastAsia"/>
+          <w:sz w:val="28"/>
+          <w:szCs w:val="28"/>
+        </w:rPr>
+      </w:pPr>
+      <w:r>
+        <w:rPr>
+          <w:rFonts w:ascii="標楷體" w:eastAsia="標楷體" w:hAnsi="標楷體" w:hint="eastAsia"/>
+          <w:sz w:val="28"/>
+          <w:szCs w:val="28"/>
+        </w:rPr>
+        <w:t xml:space="preserve">　　</w:t>
+      </w:r>
+      <w:r>
+        <w:rPr>
+          <w:rFonts w:ascii="標楷體" w:eastAsia="標楷體" w:hAnsi="標楷體" w:hint="eastAsia"/>
+          <w:sz w:val="28"/>
+          <w:szCs w:val="28"/>
+        </w:rPr>
+        <w:t>詞的上片從當下的生活場景起筆。「一曲新詞酒一杯，去年天氣舊亭台」，詞人一邊品</w:t>
+      </w:r>
+      <w:r>
+        <w:rPr>
+          <w:rFonts w:ascii="標楷體" w:eastAsia="標楷體" w:hAnsi="標楷體" w:hint="eastAsia"/>
+          <w:sz w:val="28"/>
+          <w:szCs w:val="28"/>
+        </w:rPr>
+        <w:t>嘗</w:t>
+      </w:r>
+      <w:r>
+        <w:rPr>
+          <w:rFonts w:ascii="標楷體" w:eastAsia="標楷體" w:hAnsi="標楷體" w:hint="eastAsia"/>
+          <w:sz w:val="28"/>
+          <w:szCs w:val="28"/>
+        </w:rPr>
+        <w:t>著美酒，一邊聆聽著剛創作好的新詞。眼前空間裡的亭台樓閣依然如故，天空中的氣候與氣氛也與去年毫無二致。然而，「新」與「舊」的強烈對比，瞬間拉開了</w:t>
+      </w:r>
+      <w:r>
+        <w:rPr>
+          <w:rFonts w:ascii="標楷體" w:eastAsia="標楷體" w:hAnsi="標楷體" w:hint="eastAsia"/>
+          <w:spacing w:val="-4"/>
+          <w:sz w:val="28"/>
+          <w:szCs w:val="28"/>
+        </w:rPr>
+        <w:t>時間的距離感。景物雖未曾改變，但逝去的時間卻再也無法重來。「夕陽西下幾時回？」</w:t>
+      </w:r>
+      <w:r>
+        <w:rPr>
+          <w:rFonts w:ascii="標楷體" w:eastAsia="標楷體" w:hAnsi="標楷體" w:hint="eastAsia"/>
+          <w:sz w:val="28"/>
+          <w:szCs w:val="28"/>
+        </w:rPr>
+        <w:t>看似是對自然現象的發問，實則是對歲月流逝的深深長嘆與無奈尋思。</w:t>
+      </w:r>
+    </w:p>
+    <w:p>
+      <w:pPr>
+        <w:spacing w:line="440" w:lineRule="exact"/>
+        <w:jc w:val="both"/>
+        <w:rPr>
+          <w:rFonts w:ascii="標楷體" w:eastAsia="標楷體" w:hAnsi="標楷體" w:hint="eastAsia"/>
+          <w:sz w:val="28"/>
+          <w:szCs w:val="28"/>
+        </w:rPr>
+      </w:pPr>
+      <w:r>
+        <w:rPr>
+          <w:rFonts w:ascii="標楷體" w:eastAsia="標楷體" w:hAnsi="標楷體" w:hint="eastAsia"/>
+          <w:sz w:val="28"/>
+          <w:szCs w:val="28"/>
+        </w:rPr>
+        <w:t xml:space="preserve">　　</w:t>
+      </w:r>
+      <w:r>
+        <w:rPr>
+          <w:rFonts w:ascii="標楷體" w:eastAsia="標楷體" w:hAnsi="標楷體" w:hint="eastAsia"/>
+          <w:sz w:val="28"/>
+          <w:szCs w:val="28"/>
+        </w:rPr>
+        <w:t>下片「無可奈何花落去，似曾相識燕歸來」是流傳千古的名句。這兩句</w:t>
+      </w:r>
       <w:r>
         <w:rPr>
           <w:rFonts w:ascii="標楷體" w:eastAsia="標楷體" w:hAnsi="標楷體" w:hint="eastAsia"/>
@@ -883,9 +822,32 @@
           <w:sz w:val="28"/>
           <w:szCs w:val="28"/>
         </w:rPr>
-        <w:t>複</w:t>
-      </w:r>
-      <w:proofErr w:type="gramEnd"/>
+        <w:t>對仗工整</w:t>
+      </w:r>
+      <w:r>
+        <w:rPr>
+          <w:rFonts w:ascii="標楷體" w:eastAsia="標楷體" w:hAnsi="標楷體" w:hint="eastAsia"/>
+          <w:sz w:val="28"/>
+          <w:szCs w:val="28"/>
+        </w:rPr>
+        <w:t>至極，音律諧美，將自然規律與人生哲理完美融合。「花落去」是無法阻擋的生命凋零，帶來不可逆轉的</w:t>
+      </w:r>
+      <w:r>
+        <w:rPr>
+          <w:rFonts w:ascii="標楷體" w:eastAsia="標楷體" w:hAnsi="標楷體" w:hint="eastAsia"/>
+          <w:sz w:val="28"/>
+          <w:szCs w:val="28"/>
+        </w:rPr>
+        <w:t>遺憾</w:t>
+      </w:r>
+      <w:r>
+        <w:rPr>
+          <w:rFonts w:ascii="標楷體" w:eastAsia="標楷體" w:hAnsi="標楷體" w:hint="eastAsia"/>
+          <w:sz w:val="28"/>
+          <w:szCs w:val="28"/>
+        </w:rPr>
+        <w:t>與「無可奈何」；而「燕歸來」則是</w:t>
+      </w:r>
       <w:r>
         <w:rPr>
           <w:rFonts w:ascii="標楷體" w:eastAsia="標楷體" w:hAnsi="標楷體" w:hint="eastAsia"/>
@@ -894,15 +856,51 @@
           <w:sz w:val="28"/>
           <w:szCs w:val="28"/>
         </w:rPr>
-        <w:t>疊</w:t>
-      </w:r>
-      <w:r>
-        <w:rPr>
-          <w:rFonts w:ascii="標楷體" w:eastAsia="標楷體" w:hAnsi="標楷體" w:hint="eastAsia"/>
-          <w:sz w:val="28"/>
-          <w:szCs w:val="28"/>
-        </w:rPr>
-        <w:t>錯綜的句式、輕快流利的語調中可以</w:t>
+        <w:t>歲月輪迴</w:t>
+      </w:r>
+      <w:r>
+        <w:rPr>
+          <w:rFonts w:ascii="標楷體" w:eastAsia="標楷體" w:hAnsi="標楷體" w:hint="eastAsia"/>
+          <w:sz w:val="28"/>
+          <w:szCs w:val="28"/>
+        </w:rPr>
+        <w:t>中的重逢，帶來微弱卻溫暖的「似曾相識」。詞人在悲傷於花落的同時，又在歸來的燕子身上找到了一絲對過往記憶的慰藉。這種悲喜交織、對立統一的自然規律，精準捕捉到了人類</w:t>
+      </w:r>
+      <w:r>
+        <w:rPr>
+          <w:rFonts w:ascii="標楷體" w:eastAsia="標楷體" w:hAnsi="標楷體" w:hint="eastAsia"/>
+          <w:sz w:val="28"/>
+          <w:szCs w:val="28"/>
+        </w:rPr>
+        <w:lastRenderedPageBreak/>
+        <w:t>面對命運時的渺小與複雜心境。</w:t>
+      </w:r>
+    </w:p>
+    <w:p>
+      <w:pPr>
+        <w:spacing w:line="440" w:lineRule="exact"/>
+        <w:jc w:val="both"/>
+        <w:rPr>
+          <w:rFonts w:ascii="標楷體" w:eastAsia="標楷體" w:hAnsi="標楷體"/>
+          <w:sz w:val="28"/>
+          <w:szCs w:val="28"/>
+        </w:rPr>
+      </w:pPr>
+      <w:r>
+        <w:rPr>
+          <w:rFonts w:ascii="標楷體" w:eastAsia="標楷體" w:hAnsi="標楷體" w:hint="eastAsia"/>
+          <w:sz w:val="28"/>
+          <w:szCs w:val="28"/>
+        </w:rPr>
+        <w:t xml:space="preserve">　　</w:t>
+      </w:r>
+      <w:r>
+        <w:rPr>
+          <w:rFonts w:ascii="標楷體" w:eastAsia="標楷體" w:hAnsi="標楷體" w:hint="eastAsia"/>
+          <w:sz w:val="28"/>
+          <w:szCs w:val="28"/>
+        </w:rPr>
+        <w:t>結句「小園香徑獨徘徊」，將全詞的情感落腳於個人內心的孤寂。花落後的餘香依然</w:t>
       </w:r>
       <w:r>
         <w:rPr>
@@ -912,35 +910,16 @@
           <w:sz w:val="28"/>
           <w:szCs w:val="28"/>
         </w:rPr>
-        <w:t>體味</w:t>
-      </w:r>
-      <w:r>
-        <w:rPr>
-          <w:rFonts w:ascii="標楷體" w:eastAsia="標楷體" w:hAnsi="標楷體" w:hint="eastAsia"/>
-          <w:sz w:val="28"/>
-          <w:szCs w:val="28"/>
-        </w:rPr>
-        <w:t>出，詞人面對</w:t>
-      </w:r>
-      <w:proofErr w:type="gramStart"/>
-      <w:r>
-        <w:rPr>
-          <w:rFonts w:ascii="標楷體" w:eastAsia="標楷體" w:hAnsi="標楷體" w:hint="eastAsia"/>
-          <w:sz w:val="28"/>
-          <w:szCs w:val="28"/>
-        </w:rPr>
-        <w:t>現境時</w:t>
-      </w:r>
-      <w:proofErr w:type="gramEnd"/>
-      <w:r>
-        <w:rPr>
-          <w:rFonts w:ascii="標楷體" w:eastAsia="標楷體" w:hAnsi="標楷體" w:hint="eastAsia"/>
-          <w:sz w:val="28"/>
-          <w:szCs w:val="28"/>
-        </w:rPr>
-        <w:t>，開始是懷著輕鬆喜悅的感情，帶著瀟灑安閒的意態的，似乎主人公十分醉心於宴飲</w:t>
-      </w:r>
-      <w:proofErr w:type="gramStart"/>
+        <w:t>瀰漫</w:t>
+      </w:r>
+      <w:r>
+        <w:rPr>
+          <w:rFonts w:ascii="標楷體" w:eastAsia="標楷體" w:hAnsi="標楷體" w:hint="eastAsia"/>
+          <w:sz w:val="28"/>
+          <w:szCs w:val="28"/>
+        </w:rPr>
+        <w:t>在小徑上，詞人一個人孤零零地走著、沉思著。從視覺上的夕陽落花，到觸覺與嗅覺的花香小徑，最後</w:t>
+      </w:r>
       <w:r>
         <w:rPr>
           <w:rFonts w:ascii="標楷體" w:eastAsia="標楷體" w:hAnsi="標楷體" w:hint="eastAsia"/>
@@ -949,76 +928,16 @@
           <w:sz w:val="28"/>
           <w:szCs w:val="28"/>
         </w:rPr>
-        <w:t>涵泳</w:t>
-      </w:r>
-      <w:r>
-        <w:rPr>
-          <w:rFonts w:ascii="標楷體" w:eastAsia="標楷體" w:hAnsi="標楷體" w:hint="eastAsia"/>
-          <w:sz w:val="28"/>
-          <w:szCs w:val="28"/>
-        </w:rPr>
-        <w:t>之</w:t>
-      </w:r>
-      <w:proofErr w:type="gramEnd"/>
-      <w:r>
-        <w:rPr>
-          <w:rFonts w:ascii="標楷體" w:eastAsia="標楷體" w:hAnsi="標楷體" w:hint="eastAsia"/>
-          <w:sz w:val="28"/>
-          <w:szCs w:val="28"/>
-        </w:rPr>
-        <w:t>樂。的確，作為安享尊</w:t>
-      </w:r>
-      <w:proofErr w:type="gramStart"/>
-      <w:r>
-        <w:rPr>
-          <w:rFonts w:ascii="標楷體" w:eastAsia="標楷體" w:hAnsi="標楷體" w:hint="eastAsia"/>
-          <w:sz w:val="28"/>
-          <w:szCs w:val="28"/>
-        </w:rPr>
-        <w:t>榮而又崇文尚雅</w:t>
-      </w:r>
-      <w:proofErr w:type="gramEnd"/>
-      <w:r>
-        <w:rPr>
-          <w:rFonts w:ascii="標楷體" w:eastAsia="標楷體" w:hAnsi="標楷體" w:hint="eastAsia"/>
-          <w:sz w:val="28"/>
-          <w:szCs w:val="28"/>
-        </w:rPr>
-        <w:t>的</w:t>
-      </w:r>
-      <w:r>
-        <w:rPr>
-          <w:rFonts w:ascii="標楷體" w:eastAsia="標楷體" w:hAnsi="標楷體" w:hint="eastAsia"/>
-          <w:sz w:val="28"/>
-          <w:szCs w:val="28"/>
-        </w:rPr>
-        <w:t>「</w:t>
-      </w:r>
-      <w:r>
-        <w:rPr>
-          <w:rFonts w:ascii="標楷體" w:eastAsia="標楷體" w:hAnsi="標楷體" w:hint="eastAsia"/>
-          <w:sz w:val="28"/>
-          <w:szCs w:val="28"/>
-        </w:rPr>
-        <w:t>太平宰相</w:t>
-      </w:r>
-      <w:r>
-        <w:rPr>
-          <w:rFonts w:ascii="標楷體" w:eastAsia="標楷體" w:hAnsi="標楷體" w:hint="eastAsia"/>
-          <w:sz w:val="28"/>
-          <w:szCs w:val="28"/>
-        </w:rPr>
-        <w:t>」</w:t>
-      </w:r>
-      <w:r>
-        <w:rPr>
-          <w:rFonts w:ascii="標楷體" w:eastAsia="標楷體" w:hAnsi="標楷體" w:hint="eastAsia"/>
-          <w:sz w:val="28"/>
-          <w:szCs w:val="28"/>
-        </w:rPr>
-        <w:t>，以歌</w:t>
-      </w:r>
-      <w:proofErr w:type="gramStart"/>
+        <w:t>凝結</w:t>
+      </w:r>
+      <w:r>
+        <w:rPr>
+          <w:rFonts w:ascii="標楷體" w:eastAsia="標楷體" w:hAnsi="標楷體" w:hint="eastAsia"/>
+          <w:sz w:val="28"/>
+          <w:szCs w:val="28"/>
+        </w:rPr>
+        <w:t>為「獨徘徊」的孤獨背影。全詞就在這股淡淡的</w:t>
+      </w:r>
       <w:r>
         <w:rPr>
           <w:rFonts w:ascii="標楷體" w:eastAsia="標楷體" w:hAnsi="標楷體" w:hint="eastAsia"/>
@@ -1027,33 +946,15 @@
           <w:sz w:val="28"/>
           <w:szCs w:val="28"/>
         </w:rPr>
-        <w:t>侑</w:t>
-      </w:r>
-      <w:proofErr w:type="gramEnd"/>
-      <w:r>
-        <w:rPr>
-          <w:rFonts w:ascii="標楷體" w:eastAsia="標楷體" w:hAnsi="標楷體" w:hint="eastAsia"/>
-          <w:sz w:val="28"/>
-          <w:szCs w:val="28"/>
-        </w:rPr>
-        <w:t>酒</w:t>
-      </w:r>
-      <w:r>
-        <w:rPr>
-          <w:rFonts w:ascii="標楷體" w:eastAsia="標楷體" w:hAnsi="標楷體" w:hint="eastAsia"/>
-          <w:sz w:val="28"/>
-          <w:szCs w:val="28"/>
-        </w:rPr>
-        <w:t>，是作者習於問津、也樂於問津</w:t>
-      </w:r>
-      <w:proofErr w:type="gramStart"/>
-      <w:r>
-        <w:rPr>
-          <w:rFonts w:ascii="標楷體" w:eastAsia="標楷體" w:hAnsi="標楷體" w:hint="eastAsia"/>
-          <w:sz w:val="28"/>
-          <w:szCs w:val="28"/>
-        </w:rPr>
-        <w:t>的娛情</w:t>
+        <w:t>悵惘</w:t>
+      </w:r>
+      <w:r>
+        <w:rPr>
+          <w:rFonts w:ascii="標楷體" w:eastAsia="標楷體" w:hAnsi="標楷體" w:hint="eastAsia"/>
+          <w:sz w:val="28"/>
+          <w:szCs w:val="28"/>
+        </w:rPr>
+        <w:t>與沉思中</w:t>
       </w:r>
       <w:r>
         <w:rPr>
@@ -1063,77 +964,15 @@
           <w:sz w:val="28"/>
           <w:szCs w:val="28"/>
         </w:rPr>
-        <w:t>遣興</w:t>
-      </w:r>
-      <w:proofErr w:type="gramEnd"/>
-      <w:r>
-        <w:rPr>
-          <w:rFonts w:ascii="標楷體" w:eastAsia="標楷體" w:hAnsi="標楷體" w:hint="eastAsia"/>
-          <w:sz w:val="28"/>
-          <w:szCs w:val="28"/>
-        </w:rPr>
-        <w:t>方式之</w:t>
-      </w:r>
-      <w:proofErr w:type="gramStart"/>
-      <w:r>
-        <w:rPr>
-          <w:rFonts w:ascii="標楷體" w:eastAsia="標楷體" w:hAnsi="標楷體" w:hint="eastAsia"/>
-          <w:sz w:val="28"/>
-          <w:szCs w:val="28"/>
-        </w:rPr>
-        <w:t>一</w:t>
-      </w:r>
-      <w:proofErr w:type="gramEnd"/>
-      <w:r>
-        <w:rPr>
-          <w:rFonts w:ascii="標楷體" w:eastAsia="標楷體" w:hAnsi="標楷體" w:hint="eastAsia"/>
-          <w:sz w:val="28"/>
-          <w:szCs w:val="28"/>
-        </w:rPr>
-        <w:t>。但邊聽</w:t>
-      </w:r>
-      <w:proofErr w:type="gramStart"/>
-      <w:r>
-        <w:rPr>
-          <w:rFonts w:ascii="標楷體" w:eastAsia="標楷體" w:hAnsi="標楷體" w:hint="eastAsia"/>
-          <w:sz w:val="28"/>
-          <w:szCs w:val="28"/>
-        </w:rPr>
-        <w:t>邊飲，這現境</w:t>
-      </w:r>
-      <w:proofErr w:type="gramEnd"/>
-      <w:r>
-        <w:rPr>
-          <w:rFonts w:ascii="標楷體" w:eastAsia="標楷體" w:hAnsi="標楷體" w:hint="eastAsia"/>
-          <w:sz w:val="28"/>
-          <w:szCs w:val="28"/>
-        </w:rPr>
-        <w:t>卻又不期然而然地觸發對“去年”所</w:t>
-      </w:r>
-      <w:r>
-        <w:rPr>
-          <w:rFonts w:ascii="標楷體" w:eastAsia="標楷體" w:hAnsi="標楷體" w:hint="eastAsia"/>
-          <w:sz w:val="28"/>
-          <w:szCs w:val="28"/>
-        </w:rPr>
-        <w:t>經</w:t>
-      </w:r>
-      <w:r>
-        <w:rPr>
-          <w:rFonts w:ascii="標楷體" w:eastAsia="標楷體" w:hAnsi="標楷體" w:hint="eastAsia"/>
-          <w:sz w:val="28"/>
-          <w:szCs w:val="28"/>
-        </w:rPr>
-        <w:t>歷類似境界的追憶：也是和“今年”一樣的暮春天氣，面對的也是和眼前一樣的樓台亭閣，一樣</w:t>
-      </w:r>
-      <w:proofErr w:type="gramStart"/>
-      <w:r>
-        <w:rPr>
-          <w:rFonts w:ascii="標楷體" w:eastAsia="標楷體" w:hAnsi="標楷體" w:hint="eastAsia"/>
-          <w:sz w:val="28"/>
-          <w:szCs w:val="28"/>
-        </w:rPr>
-        <w:t>的</w:t>
+        <w:t>戛然而止</w:t>
+      </w:r>
+      <w:r>
+        <w:rPr>
+          <w:rFonts w:ascii="標楷體" w:eastAsia="標楷體" w:hAnsi="標楷體" w:hint="eastAsia"/>
+          <w:sz w:val="28"/>
+          <w:szCs w:val="28"/>
+        </w:rPr>
+        <w:t>，留給讀者無限</w:t>
       </w:r>
       <w:r>
         <w:rPr>
@@ -1143,1141 +982,34 @@
           <w:sz w:val="28"/>
           <w:szCs w:val="28"/>
         </w:rPr>
-        <w:t>清歌</w:t>
-      </w:r>
-      <w:r>
-        <w:rPr>
-          <w:rFonts w:ascii="標楷體" w:eastAsia="標楷體" w:hAnsi="標楷體" w:hint="eastAsia"/>
-          <w:sz w:val="28"/>
-          <w:szCs w:val="28"/>
-        </w:rPr>
-        <w:t>美酒</w:t>
-      </w:r>
-      <w:proofErr w:type="gramEnd"/>
-      <w:r>
-        <w:rPr>
-          <w:rFonts w:ascii="標楷體" w:eastAsia="標楷體" w:hAnsi="標楷體" w:hint="eastAsia"/>
-          <w:sz w:val="28"/>
-          <w:szCs w:val="28"/>
-        </w:rPr>
-        <w:t>。然而，似乎一切依舊的表象下又分明感覺到有的東西已經起了難以逆轉的變化，這便是悠悠流逝的歲月和與此相關的一系列人事。此句中正包蘊著一種景物依舊而人事全非的懷舊之感。在這種懷舊之感中又</w:t>
-      </w:r>
-      <w:proofErr w:type="gramStart"/>
-      <w:r>
-        <w:rPr>
-          <w:rFonts w:ascii="標楷體" w:eastAsia="標楷體" w:hAnsi="標楷體" w:hint="eastAsia"/>
-          <w:b/>
-          <w:bCs/>
-          <w:sz w:val="28"/>
-          <w:szCs w:val="28"/>
-        </w:rPr>
-        <w:t>揉合</w:t>
-      </w:r>
-      <w:r>
-        <w:rPr>
-          <w:rFonts w:ascii="標楷體" w:eastAsia="標楷體" w:hAnsi="標楷體" w:hint="eastAsia"/>
-          <w:sz w:val="28"/>
-          <w:szCs w:val="28"/>
-        </w:rPr>
-        <w:t>著</w:t>
-      </w:r>
-      <w:proofErr w:type="gramEnd"/>
-      <w:r>
-        <w:rPr>
-          <w:rFonts w:ascii="標楷體" w:eastAsia="標楷體" w:hAnsi="標楷體" w:hint="eastAsia"/>
-          <w:sz w:val="28"/>
-          <w:szCs w:val="28"/>
-        </w:rPr>
-        <w:t>深</w:t>
-      </w:r>
-      <w:proofErr w:type="gramStart"/>
-      <w:r>
-        <w:rPr>
-          <w:rFonts w:ascii="標楷體" w:eastAsia="標楷體" w:hAnsi="標楷體" w:hint="eastAsia"/>
-          <w:sz w:val="28"/>
-          <w:szCs w:val="28"/>
-        </w:rPr>
-        <w:t>婉</w:t>
-      </w:r>
-      <w:proofErr w:type="gramEnd"/>
-      <w:r>
-        <w:rPr>
-          <w:rFonts w:ascii="標楷體" w:eastAsia="標楷體" w:hAnsi="標楷體" w:hint="eastAsia"/>
-          <w:sz w:val="28"/>
-          <w:szCs w:val="28"/>
-        </w:rPr>
-        <w:t>的</w:t>
-      </w:r>
-      <w:r>
-        <w:rPr>
-          <w:rFonts w:ascii="標楷體" w:eastAsia="標楷體" w:hAnsi="標楷體" w:hint="eastAsia"/>
-          <w:sz w:val="28"/>
-          <w:szCs w:val="28"/>
-        </w:rPr>
-        <w:lastRenderedPageBreak/>
-        <w:t>傷今之情。這樣，作者縱然襟懷</w:t>
-      </w:r>
-      <w:bookmarkStart w:id="0" w:name="_Hlk137906370"/>
-      <w:r>
-        <w:rPr>
-          <w:rFonts w:ascii="標楷體" w:eastAsia="標楷體" w:hAnsi="標楷體" w:hint="eastAsia"/>
-          <w:b/>
-          <w:bCs/>
-          <w:sz w:val="28"/>
-          <w:szCs w:val="28"/>
-        </w:rPr>
-        <w:t>沖</w:t>
-      </w:r>
-      <w:proofErr w:type="gramStart"/>
-      <w:r>
-        <w:rPr>
-          <w:rFonts w:ascii="標楷體" w:eastAsia="標楷體" w:hAnsi="標楷體" w:hint="eastAsia"/>
-          <w:b/>
-          <w:bCs/>
-          <w:sz w:val="28"/>
-          <w:szCs w:val="28"/>
-        </w:rPr>
-        <w:t>澹</w:t>
-      </w:r>
-      <w:bookmarkEnd w:id="0"/>
-      <w:proofErr w:type="gramEnd"/>
-      <w:r>
-        <w:rPr>
-          <w:rFonts w:ascii="標楷體" w:eastAsia="標楷體" w:hAnsi="標楷體" w:hint="eastAsia"/>
-          <w:sz w:val="28"/>
-          <w:szCs w:val="28"/>
-        </w:rPr>
-        <w:t>，又怎能沒有些微的傷感呢？於是詞人不由得從心底湧出這樣的</w:t>
-      </w:r>
-      <w:proofErr w:type="gramStart"/>
-      <w:r>
-        <w:rPr>
-          <w:rFonts w:ascii="標楷體" w:eastAsia="標楷體" w:hAnsi="標楷體" w:hint="eastAsia"/>
-          <w:sz w:val="28"/>
-          <w:szCs w:val="28"/>
-        </w:rPr>
-        <w:t>喟</w:t>
-      </w:r>
-      <w:proofErr w:type="gramEnd"/>
-      <w:r>
-        <w:rPr>
-          <w:rFonts w:ascii="標楷體" w:eastAsia="標楷體" w:hAnsi="標楷體" w:hint="eastAsia"/>
-          <w:sz w:val="28"/>
-          <w:szCs w:val="28"/>
-        </w:rPr>
-        <w:t>嘆：</w:t>
-      </w:r>
-      <w:r>
-        <w:rPr>
-          <w:rFonts w:ascii="標楷體" w:eastAsia="標楷體" w:hAnsi="標楷體" w:hint="eastAsia"/>
-          <w:sz w:val="28"/>
-          <w:szCs w:val="28"/>
-        </w:rPr>
-        <w:t>「</w:t>
-      </w:r>
-      <w:r>
-        <w:rPr>
-          <w:rFonts w:ascii="標楷體" w:eastAsia="標楷體" w:hAnsi="標楷體" w:hint="eastAsia"/>
-          <w:sz w:val="28"/>
-          <w:szCs w:val="28"/>
-        </w:rPr>
-        <w:t>夕陽西下幾時回？</w:t>
-      </w:r>
-      <w:r>
-        <w:rPr>
-          <w:rFonts w:ascii="標楷體" w:eastAsia="標楷體" w:hAnsi="標楷體" w:hint="eastAsia"/>
-          <w:sz w:val="28"/>
-          <w:szCs w:val="28"/>
-        </w:rPr>
-        <w:t>」</w:t>
-      </w:r>
-      <w:r>
-        <w:rPr>
-          <w:rFonts w:ascii="標楷體" w:eastAsia="標楷體" w:hAnsi="標楷體" w:hint="eastAsia"/>
-          <w:sz w:val="28"/>
-          <w:szCs w:val="28"/>
-        </w:rPr>
-        <w:t>夕陽西下，是眼前景。但詞人由此觸發的，卻是對美好景物情事的流連，對時光流逝的悵惘，以及對美好事物重現的</w:t>
-      </w:r>
-      <w:proofErr w:type="gramStart"/>
-      <w:r>
-        <w:rPr>
-          <w:rFonts w:ascii="標楷體" w:eastAsia="標楷體" w:hAnsi="標楷體" w:hint="eastAsia"/>
-          <w:b/>
-          <w:bCs/>
-          <w:sz w:val="28"/>
-          <w:szCs w:val="28"/>
-        </w:rPr>
-        <w:t>微茫</w:t>
-      </w:r>
-      <w:r>
-        <w:rPr>
-          <w:rFonts w:ascii="標楷體" w:eastAsia="標楷體" w:hAnsi="標楷體" w:hint="eastAsia"/>
-          <w:sz w:val="28"/>
-          <w:szCs w:val="28"/>
-        </w:rPr>
-        <w:t>的希望</w:t>
-      </w:r>
-      <w:proofErr w:type="gramEnd"/>
-      <w:r>
-        <w:rPr>
-          <w:rFonts w:ascii="標楷體" w:eastAsia="標楷體" w:hAnsi="標楷體" w:hint="eastAsia"/>
-          <w:sz w:val="28"/>
-          <w:szCs w:val="28"/>
-        </w:rPr>
-        <w:t>。這是即景興感，但</w:t>
-      </w:r>
-      <w:proofErr w:type="gramStart"/>
-      <w:r>
-        <w:rPr>
-          <w:rFonts w:ascii="標楷體" w:eastAsia="標楷體" w:hAnsi="標楷體" w:hint="eastAsia"/>
-          <w:sz w:val="28"/>
-          <w:szCs w:val="28"/>
-        </w:rPr>
-        <w:t>所感者實際上</w:t>
-      </w:r>
-      <w:proofErr w:type="gramEnd"/>
-      <w:r>
-        <w:rPr>
-          <w:rFonts w:ascii="標楷體" w:eastAsia="標楷體" w:hAnsi="標楷體" w:hint="eastAsia"/>
-          <w:sz w:val="28"/>
-          <w:szCs w:val="28"/>
-        </w:rPr>
-        <w:t>已不限於眼前的情事，而是擴展到整個人生，其中不僅有感性活動，而且包含著某種哲理性的沉思。夕陽西下，是無法阻止的，只能寄希望於</w:t>
-      </w:r>
-      <w:proofErr w:type="gramStart"/>
-      <w:r>
-        <w:rPr>
-          <w:rFonts w:ascii="標楷體" w:eastAsia="標楷體" w:hAnsi="標楷體" w:hint="eastAsia"/>
-          <w:sz w:val="28"/>
-          <w:szCs w:val="28"/>
-        </w:rPr>
-        <w:t>它的東升再現</w:t>
-      </w:r>
-      <w:proofErr w:type="gramEnd"/>
-      <w:r>
-        <w:rPr>
-          <w:rFonts w:ascii="標楷體" w:eastAsia="標楷體" w:hAnsi="標楷體" w:hint="eastAsia"/>
-          <w:sz w:val="28"/>
-          <w:szCs w:val="28"/>
-        </w:rPr>
-        <w:t>，而時光的流逝、人事的變更，卻再也無法重複。</w:t>
-      </w:r>
-      <w:proofErr w:type="gramStart"/>
-      <w:r>
-        <w:rPr>
-          <w:rFonts w:ascii="標楷體" w:eastAsia="標楷體" w:hAnsi="標楷體" w:hint="eastAsia"/>
-          <w:sz w:val="28"/>
-          <w:szCs w:val="28"/>
-        </w:rPr>
-        <w:t>細味</w:t>
-      </w:r>
-      <w:proofErr w:type="gramEnd"/>
-      <w:r>
-        <w:rPr>
-          <w:rFonts w:ascii="標楷體" w:eastAsia="標楷體" w:hAnsi="標楷體" w:hint="eastAsia"/>
-          <w:sz w:val="28"/>
-          <w:szCs w:val="28"/>
-        </w:rPr>
-        <w:t>「</w:t>
-      </w:r>
-      <w:r>
-        <w:rPr>
-          <w:rFonts w:ascii="標楷體" w:eastAsia="標楷體" w:hAnsi="標楷體" w:hint="eastAsia"/>
-          <w:sz w:val="28"/>
-          <w:szCs w:val="28"/>
-        </w:rPr>
-        <w:t>幾時回</w:t>
-      </w:r>
-      <w:r>
-        <w:rPr>
-          <w:rFonts w:ascii="標楷體" w:eastAsia="標楷體" w:hAnsi="標楷體" w:hint="eastAsia"/>
-          <w:sz w:val="28"/>
-          <w:szCs w:val="28"/>
-        </w:rPr>
-        <w:t>」</w:t>
-      </w:r>
-      <w:r>
-        <w:rPr>
-          <w:rFonts w:ascii="標楷體" w:eastAsia="標楷體" w:hAnsi="標楷體" w:hint="eastAsia"/>
-          <w:sz w:val="28"/>
-          <w:szCs w:val="28"/>
-        </w:rPr>
-        <w:t>三字，所</w:t>
-      </w:r>
-      <w:r>
-        <w:rPr>
-          <w:rFonts w:ascii="標楷體" w:eastAsia="標楷體" w:hAnsi="標楷體" w:hint="eastAsia"/>
-          <w:b/>
-          <w:bCs/>
-          <w:sz w:val="28"/>
-          <w:szCs w:val="28"/>
-        </w:rPr>
-        <w:t>折射</w:t>
-      </w:r>
-      <w:r>
-        <w:rPr>
-          <w:rFonts w:ascii="標楷體" w:eastAsia="標楷體" w:hAnsi="標楷體" w:hint="eastAsia"/>
-          <w:sz w:val="28"/>
-          <w:szCs w:val="28"/>
-        </w:rPr>
-        <w:t>出的似乎是一種企盼其返、卻又</w:t>
-      </w:r>
-      <w:proofErr w:type="gramStart"/>
-      <w:r>
-        <w:rPr>
-          <w:rFonts w:ascii="標楷體" w:eastAsia="標楷體" w:hAnsi="標楷體" w:hint="eastAsia"/>
-          <w:sz w:val="28"/>
-          <w:szCs w:val="28"/>
-        </w:rPr>
-        <w:t>情知難返的</w:t>
-      </w:r>
-      <w:r>
-        <w:rPr>
-          <w:rFonts w:ascii="標楷體" w:eastAsia="標楷體" w:hAnsi="標楷體" w:hint="eastAsia"/>
-          <w:b/>
-          <w:bCs/>
-          <w:sz w:val="28"/>
-          <w:szCs w:val="28"/>
-        </w:rPr>
-        <w:t>紆</w:t>
-      </w:r>
-      <w:proofErr w:type="gramEnd"/>
-      <w:r>
-        <w:rPr>
-          <w:rFonts w:ascii="標楷體" w:eastAsia="標楷體" w:hAnsi="標楷體" w:hint="eastAsia"/>
-          <w:b/>
-          <w:bCs/>
-          <w:sz w:val="28"/>
-          <w:szCs w:val="28"/>
-        </w:rPr>
-        <w:t>曲</w:t>
-      </w:r>
-      <w:r>
-        <w:rPr>
-          <w:rFonts w:ascii="標楷體" w:eastAsia="標楷體" w:hAnsi="標楷體" w:hint="eastAsia"/>
-          <w:sz w:val="28"/>
-          <w:szCs w:val="28"/>
-        </w:rPr>
-        <w:t>心態。</w:t>
+        <w:t>品味與迴響</w:t>
+      </w:r>
+      <w:r>
+        <w:rPr>
+          <w:rFonts w:ascii="標楷體" w:eastAsia="標楷體" w:hAnsi="標楷體" w:hint="eastAsia"/>
+          <w:sz w:val="28"/>
+          <w:szCs w:val="28"/>
+        </w:rPr>
+        <w:t>的空間。</w:t>
       </w:r>
     </w:p>
     <w:p>
       <w:pPr>
-        <w:spacing w:line="480" w:lineRule="exact"/>
-        <w:rPr>
-          <w:rFonts w:ascii="標楷體" w:eastAsia="標楷體" w:hAnsi="標楷體"/>
-          <w:sz w:val="28"/>
-          <w:szCs w:val="28"/>
-        </w:rPr>
-      </w:pPr>
-      <w:r>
-        <w:rPr>
-          <w:rFonts w:ascii="標楷體" w:eastAsia="標楷體" w:hAnsi="標楷體" w:hint="eastAsia"/>
-          <w:sz w:val="28"/>
-          <w:szCs w:val="28"/>
-        </w:rPr>
-        <w:t xml:space="preserve">    </w:t>
-      </w:r>
-      <w:r>
-        <w:rPr>
-          <w:rFonts w:ascii="標楷體" w:eastAsia="標楷體" w:hAnsi="標楷體" w:hint="eastAsia"/>
-          <w:sz w:val="28"/>
-          <w:szCs w:val="28"/>
-        </w:rPr>
-        <w:t>下片仍以</w:t>
-      </w:r>
-      <w:proofErr w:type="gramStart"/>
-      <w:r>
-        <w:rPr>
-          <w:rFonts w:ascii="標楷體" w:eastAsia="標楷體" w:hAnsi="標楷體" w:hint="eastAsia"/>
-          <w:sz w:val="28"/>
-          <w:szCs w:val="28"/>
-        </w:rPr>
-        <w:t>融情於景</w:t>
-      </w:r>
-      <w:proofErr w:type="gramEnd"/>
-      <w:r>
-        <w:rPr>
-          <w:rFonts w:ascii="標楷體" w:eastAsia="標楷體" w:hAnsi="標楷體" w:hint="eastAsia"/>
-          <w:sz w:val="28"/>
-          <w:szCs w:val="28"/>
-        </w:rPr>
-        <w:t>的筆法</w:t>
-      </w:r>
-      <w:proofErr w:type="gramStart"/>
-      <w:r>
-        <w:rPr>
-          <w:rFonts w:ascii="標楷體" w:eastAsia="標楷體" w:hAnsi="標楷體" w:hint="eastAsia"/>
-          <w:sz w:val="28"/>
-          <w:szCs w:val="28"/>
-        </w:rPr>
-        <w:t>申發前意</w:t>
-      </w:r>
-      <w:proofErr w:type="gramEnd"/>
-      <w:r>
-        <w:rPr>
-          <w:rFonts w:ascii="標楷體" w:eastAsia="標楷體" w:hAnsi="標楷體" w:hint="eastAsia"/>
-          <w:sz w:val="28"/>
-          <w:szCs w:val="28"/>
-        </w:rPr>
-        <w:t>。</w:t>
-      </w:r>
-      <w:r>
-        <w:rPr>
-          <w:rFonts w:ascii="標楷體" w:eastAsia="標楷體" w:hAnsi="標楷體" w:hint="eastAsia"/>
-          <w:sz w:val="28"/>
-          <w:szCs w:val="28"/>
-        </w:rPr>
-        <w:t>「</w:t>
-      </w:r>
-      <w:r>
-        <w:rPr>
-          <w:rFonts w:ascii="標楷體" w:eastAsia="標楷體" w:hAnsi="標楷體" w:hint="eastAsia"/>
-          <w:sz w:val="28"/>
-          <w:szCs w:val="28"/>
-        </w:rPr>
-        <w:t>無可奈何花落去，似曾相識燕歸來。</w:t>
-      </w:r>
-      <w:r>
-        <w:rPr>
-          <w:rFonts w:ascii="標楷體" w:eastAsia="標楷體" w:hAnsi="標楷體" w:hint="eastAsia"/>
-          <w:sz w:val="28"/>
-          <w:szCs w:val="28"/>
-        </w:rPr>
-        <w:t>」</w:t>
-      </w:r>
-      <w:r>
-        <w:rPr>
-          <w:rFonts w:ascii="標楷體" w:eastAsia="標楷體" w:hAnsi="標楷體" w:hint="eastAsia"/>
-          <w:sz w:val="28"/>
-          <w:szCs w:val="28"/>
-        </w:rPr>
-        <w:t>為天然</w:t>
-      </w:r>
-      <w:r>
-        <w:rPr>
-          <w:rFonts w:ascii="標楷體" w:eastAsia="標楷體" w:hAnsi="標楷體" w:hint="eastAsia"/>
-          <w:b/>
-          <w:bCs/>
-          <w:sz w:val="28"/>
-          <w:szCs w:val="28"/>
-        </w:rPr>
-        <w:t>奇偶句</w:t>
-      </w:r>
-      <w:r>
-        <w:rPr>
-          <w:rFonts w:ascii="標楷體" w:eastAsia="標楷體" w:hAnsi="標楷體" w:hint="eastAsia"/>
-          <w:sz w:val="28"/>
-          <w:szCs w:val="28"/>
-        </w:rPr>
-        <w:t>，此句工巧而渾成、流利而含蓄，聲韻和諧，寓意深</w:t>
-      </w:r>
-      <w:proofErr w:type="gramStart"/>
-      <w:r>
-        <w:rPr>
-          <w:rFonts w:ascii="標楷體" w:eastAsia="標楷體" w:hAnsi="標楷體" w:hint="eastAsia"/>
-          <w:sz w:val="28"/>
-          <w:szCs w:val="28"/>
-        </w:rPr>
-        <w:t>婉</w:t>
-      </w:r>
-      <w:proofErr w:type="gramEnd"/>
-      <w:r>
-        <w:rPr>
-          <w:rFonts w:ascii="標楷體" w:eastAsia="標楷體" w:hAnsi="標楷體" w:hint="eastAsia"/>
-          <w:sz w:val="28"/>
-          <w:szCs w:val="28"/>
-        </w:rPr>
-        <w:t>，</w:t>
-      </w:r>
-      <w:proofErr w:type="gramStart"/>
-      <w:r>
-        <w:rPr>
-          <w:rFonts w:ascii="標楷體" w:eastAsia="標楷體" w:hAnsi="標楷體" w:hint="eastAsia"/>
-          <w:sz w:val="28"/>
-          <w:szCs w:val="28"/>
-        </w:rPr>
-        <w:t>纏綿哀感</w:t>
-      </w:r>
-      <w:proofErr w:type="gramEnd"/>
-      <w:r>
-        <w:rPr>
-          <w:rFonts w:ascii="標楷體" w:eastAsia="標楷體" w:hAnsi="標楷體" w:hint="eastAsia"/>
-          <w:sz w:val="28"/>
-          <w:szCs w:val="28"/>
-        </w:rPr>
-        <w:t>，用虛字構成工整的對仗</w:t>
-      </w:r>
-      <w:r>
-        <w:rPr>
-          <w:rFonts w:ascii="標楷體" w:eastAsia="標楷體" w:hAnsi="標楷體" w:hint="eastAsia"/>
-          <w:sz w:val="28"/>
-          <w:szCs w:val="28"/>
-        </w:rPr>
-        <w:t>，</w:t>
-      </w:r>
-      <w:r>
-        <w:rPr>
-          <w:rFonts w:ascii="標楷體" w:eastAsia="標楷體" w:hAnsi="標楷體" w:hint="eastAsia"/>
-          <w:sz w:val="28"/>
-          <w:szCs w:val="28"/>
-        </w:rPr>
-        <w:t>表現出詞人的巧思深情，宛如天成，也是這首詞出名的原因。但更值得玩</w:t>
-      </w:r>
-      <w:r>
-        <w:rPr>
-          <w:rFonts w:ascii="標楷體" w:eastAsia="標楷體" w:hAnsi="標楷體" w:hint="eastAsia"/>
-          <w:sz w:val="28"/>
-          <w:szCs w:val="28"/>
-        </w:rPr>
-        <w:t>(</w:t>
-      </w:r>
-      <w:proofErr w:type="gramStart"/>
-      <w:r>
-        <w:rPr>
-          <w:rFonts w:ascii="標楷體" w:eastAsia="標楷體" w:hAnsi="標楷體" w:hint="eastAsia"/>
-          <w:color w:val="FF0000"/>
-          <w:sz w:val="16"/>
-          <w:szCs w:val="16"/>
-        </w:rPr>
-        <w:t>ㄨㄢ</w:t>
-      </w:r>
-      <w:r>
-        <w:rPr>
-          <w:rFonts w:ascii="標楷體" w:eastAsia="標楷體" w:hAnsi="標楷體" w:hint="eastAsia"/>
-          <w:color w:val="FF0000"/>
-          <w:sz w:val="16"/>
-          <w:szCs w:val="16"/>
-        </w:rPr>
-        <w:t>ˊ</w:t>
-      </w:r>
-      <w:proofErr w:type="gramEnd"/>
-      <w:r>
-        <w:rPr>
-          <w:rFonts w:ascii="標楷體" w:eastAsia="標楷體" w:hAnsi="標楷體" w:hint="eastAsia"/>
-          <w:sz w:val="28"/>
-          <w:szCs w:val="28"/>
-        </w:rPr>
-        <w:t>)</w:t>
-      </w:r>
-      <w:r>
-        <w:rPr>
-          <w:rFonts w:ascii="標楷體" w:eastAsia="標楷體" w:hAnsi="標楷體" w:hint="eastAsia"/>
-          <w:sz w:val="28"/>
-          <w:szCs w:val="28"/>
-        </w:rPr>
-        <w:t>味的倒是這一聯</w:t>
-      </w:r>
-      <w:r>
-        <w:rPr>
-          <w:rFonts w:ascii="標楷體" w:eastAsia="標楷體" w:hAnsi="標楷體" w:hint="eastAsia"/>
-          <w:sz w:val="28"/>
-          <w:szCs w:val="28"/>
-        </w:rPr>
-        <w:t>意涵。</w:t>
-      </w:r>
-      <w:r>
-        <w:rPr>
-          <w:rFonts w:ascii="標楷體" w:eastAsia="標楷體" w:hAnsi="標楷體" w:hint="eastAsia"/>
-          <w:sz w:val="28"/>
-          <w:szCs w:val="28"/>
-        </w:rPr>
-        <w:t>花的凋落，春的消逝，時光的流逝，都是不可抗拒的自然規律，雖然惋惜流連也無濟於事，所以說</w:t>
-      </w:r>
-      <w:r>
-        <w:rPr>
-          <w:rFonts w:ascii="標楷體" w:eastAsia="標楷體" w:hAnsi="標楷體" w:hint="eastAsia"/>
-          <w:sz w:val="28"/>
-          <w:szCs w:val="28"/>
-        </w:rPr>
-        <w:t>「</w:t>
-      </w:r>
-      <w:r>
-        <w:rPr>
-          <w:rFonts w:ascii="標楷體" w:eastAsia="標楷體" w:hAnsi="標楷體" w:hint="eastAsia"/>
-          <w:sz w:val="28"/>
-          <w:szCs w:val="28"/>
-        </w:rPr>
-        <w:t>無可奈何</w:t>
-      </w:r>
-      <w:r>
-        <w:rPr>
-          <w:rFonts w:ascii="標楷體" w:eastAsia="標楷體" w:hAnsi="標楷體" w:hint="eastAsia"/>
-          <w:sz w:val="28"/>
-          <w:szCs w:val="28"/>
-        </w:rPr>
-        <w:t>」</w:t>
-      </w:r>
-      <w:r>
-        <w:rPr>
-          <w:rFonts w:ascii="標楷體" w:eastAsia="標楷體" w:hAnsi="標楷體" w:hint="eastAsia"/>
-          <w:sz w:val="28"/>
-          <w:szCs w:val="28"/>
-        </w:rPr>
-        <w:t>，這一句承上</w:t>
-      </w:r>
-      <w:r>
-        <w:rPr>
-          <w:rFonts w:ascii="標楷體" w:eastAsia="標楷體" w:hAnsi="標楷體" w:hint="eastAsia"/>
-          <w:sz w:val="28"/>
-          <w:szCs w:val="28"/>
-        </w:rPr>
-        <w:t>「</w:t>
-      </w:r>
-      <w:r>
-        <w:rPr>
-          <w:rFonts w:ascii="標楷體" w:eastAsia="標楷體" w:hAnsi="標楷體" w:hint="eastAsia"/>
-          <w:sz w:val="28"/>
-          <w:szCs w:val="28"/>
-        </w:rPr>
-        <w:t>夕陽西下</w:t>
-      </w:r>
-      <w:r>
-        <w:rPr>
-          <w:rFonts w:ascii="標楷體" w:eastAsia="標楷體" w:hAnsi="標楷體" w:hint="eastAsia"/>
-          <w:sz w:val="28"/>
-          <w:szCs w:val="28"/>
-        </w:rPr>
-        <w:t>」</w:t>
-      </w:r>
-      <w:r>
-        <w:rPr>
-          <w:rFonts w:ascii="標楷體" w:eastAsia="標楷體" w:hAnsi="標楷體" w:hint="eastAsia"/>
-          <w:sz w:val="28"/>
-          <w:szCs w:val="28"/>
-        </w:rPr>
-        <w:t>；然而這暮春天氣中，所感受到的並不只是無可奈何的</w:t>
-      </w:r>
-      <w:proofErr w:type="gramStart"/>
-      <w:r>
-        <w:rPr>
-          <w:rFonts w:ascii="標楷體" w:eastAsia="標楷體" w:hAnsi="標楷體" w:hint="eastAsia"/>
-          <w:sz w:val="28"/>
-          <w:szCs w:val="28"/>
-        </w:rPr>
-        <w:t>凋衰消逝</w:t>
-      </w:r>
-      <w:proofErr w:type="gramEnd"/>
-      <w:r>
-        <w:rPr>
-          <w:rFonts w:ascii="標楷體" w:eastAsia="標楷體" w:hAnsi="標楷體" w:hint="eastAsia"/>
-          <w:sz w:val="28"/>
-          <w:szCs w:val="28"/>
-        </w:rPr>
-        <w:t>，而是還有令人欣慰的重現，那翩翩歸來的燕子不就像是去年曾</w:t>
-      </w:r>
-      <w:proofErr w:type="gramStart"/>
-      <w:r>
-        <w:rPr>
-          <w:rFonts w:ascii="標楷體" w:eastAsia="標楷體" w:hAnsi="標楷體" w:hint="eastAsia"/>
-          <w:sz w:val="28"/>
-          <w:szCs w:val="28"/>
-        </w:rPr>
-        <w:t>此處安巢的</w:t>
-      </w:r>
-      <w:proofErr w:type="gramEnd"/>
-      <w:r>
-        <w:rPr>
-          <w:rFonts w:ascii="標楷體" w:eastAsia="標楷體" w:hAnsi="標楷體" w:hint="eastAsia"/>
-          <w:sz w:val="28"/>
-          <w:szCs w:val="28"/>
-        </w:rPr>
-        <w:t>舊時相識嗎？這一句應上</w:t>
-      </w:r>
-      <w:r>
-        <w:rPr>
-          <w:rFonts w:ascii="標楷體" w:eastAsia="標楷體" w:hAnsi="標楷體" w:hint="eastAsia"/>
-          <w:sz w:val="28"/>
-          <w:szCs w:val="28"/>
-        </w:rPr>
-        <w:t>「</w:t>
-      </w:r>
-      <w:r>
-        <w:rPr>
-          <w:rFonts w:ascii="標楷體" w:eastAsia="標楷體" w:hAnsi="標楷體" w:hint="eastAsia"/>
-          <w:sz w:val="28"/>
-          <w:szCs w:val="28"/>
-        </w:rPr>
-        <w:t>幾時回</w:t>
-      </w:r>
-      <w:r>
-        <w:rPr>
-          <w:rFonts w:ascii="標楷體" w:eastAsia="標楷體" w:hAnsi="標楷體" w:hint="eastAsia"/>
-          <w:sz w:val="28"/>
-          <w:szCs w:val="28"/>
-        </w:rPr>
-        <w:t>」</w:t>
-      </w:r>
-      <w:r>
-        <w:rPr>
-          <w:rFonts w:ascii="標楷體" w:eastAsia="標楷體" w:hAnsi="標楷體" w:hint="eastAsia"/>
-          <w:sz w:val="28"/>
-          <w:szCs w:val="28"/>
-        </w:rPr>
-        <w:t>。花落、</w:t>
-      </w:r>
-      <w:proofErr w:type="gramStart"/>
-      <w:r>
-        <w:rPr>
-          <w:rFonts w:ascii="標楷體" w:eastAsia="標楷體" w:hAnsi="標楷體" w:hint="eastAsia"/>
-          <w:sz w:val="28"/>
-          <w:szCs w:val="28"/>
-        </w:rPr>
-        <w:t>燕歸雖</w:t>
-      </w:r>
-      <w:proofErr w:type="gramEnd"/>
-      <w:r>
-        <w:rPr>
-          <w:rFonts w:ascii="標楷體" w:eastAsia="標楷體" w:hAnsi="標楷體" w:hint="eastAsia"/>
-          <w:sz w:val="28"/>
-          <w:szCs w:val="28"/>
-        </w:rPr>
-        <w:t>也是眼前景，但一經與</w:t>
-      </w:r>
-      <w:r>
-        <w:rPr>
-          <w:rFonts w:ascii="標楷體" w:eastAsia="標楷體" w:hAnsi="標楷體" w:hint="eastAsia"/>
-          <w:sz w:val="28"/>
-          <w:szCs w:val="28"/>
-        </w:rPr>
-        <w:t>「</w:t>
-      </w:r>
-      <w:r>
-        <w:rPr>
-          <w:rFonts w:ascii="標楷體" w:eastAsia="標楷體" w:hAnsi="標楷體" w:hint="eastAsia"/>
-          <w:sz w:val="28"/>
-          <w:szCs w:val="28"/>
-        </w:rPr>
-        <w:t>無可奈何</w:t>
-      </w:r>
-      <w:r>
-        <w:rPr>
-          <w:rFonts w:ascii="標楷體" w:eastAsia="標楷體" w:hAnsi="標楷體" w:hint="eastAsia"/>
-          <w:sz w:val="28"/>
-          <w:szCs w:val="28"/>
-        </w:rPr>
-        <w:t>」</w:t>
-      </w:r>
-      <w:r>
-        <w:rPr>
-          <w:rFonts w:ascii="標楷體" w:eastAsia="標楷體" w:hAnsi="標楷體" w:hint="eastAsia"/>
-          <w:sz w:val="28"/>
-          <w:szCs w:val="28"/>
-        </w:rPr>
-        <w:t>、</w:t>
-      </w:r>
-      <w:r>
-        <w:rPr>
-          <w:rFonts w:ascii="標楷體" w:eastAsia="標楷體" w:hAnsi="標楷體" w:hint="eastAsia"/>
-          <w:sz w:val="28"/>
-          <w:szCs w:val="28"/>
-        </w:rPr>
-        <w:t>「</w:t>
-      </w:r>
-      <w:r>
-        <w:rPr>
-          <w:rFonts w:ascii="標楷體" w:eastAsia="標楷體" w:hAnsi="標楷體" w:hint="eastAsia"/>
-          <w:sz w:val="28"/>
-          <w:szCs w:val="28"/>
-        </w:rPr>
-        <w:t>似曾相識</w:t>
-      </w:r>
-      <w:r>
-        <w:rPr>
-          <w:rFonts w:ascii="標楷體" w:eastAsia="標楷體" w:hAnsi="標楷體" w:hint="eastAsia"/>
-          <w:sz w:val="28"/>
-          <w:szCs w:val="28"/>
-        </w:rPr>
-        <w:t>」</w:t>
-      </w:r>
-      <w:r>
-        <w:rPr>
-          <w:rFonts w:ascii="標楷體" w:eastAsia="標楷體" w:hAnsi="標楷體" w:hint="eastAsia"/>
-          <w:sz w:val="28"/>
-          <w:szCs w:val="28"/>
-        </w:rPr>
-        <w:t>相聯繫，它們的內涵便變得非常廣泛，意境非常深刻，帶有美好事物的象徵意味。惋惜與欣慰的交織中，蘊含著某種生活哲理：一切必然要消逝的美好事物都無法阻止其消逝，但消逝的同時仍然有美好事物的再現，生活不會因消逝而變得一片虛無。只不過這種重現畢竟不等於美好事物的原封不動地重現，它只是</w:t>
-      </w:r>
-      <w:r>
-        <w:rPr>
-          <w:rFonts w:ascii="標楷體" w:eastAsia="標楷體" w:hAnsi="標楷體" w:hint="eastAsia"/>
-          <w:sz w:val="28"/>
-          <w:szCs w:val="28"/>
-        </w:rPr>
-        <w:t>「</w:t>
-      </w:r>
-      <w:r>
-        <w:rPr>
-          <w:rFonts w:ascii="標楷體" w:eastAsia="標楷體" w:hAnsi="標楷體" w:hint="eastAsia"/>
-          <w:sz w:val="28"/>
-          <w:szCs w:val="28"/>
-        </w:rPr>
-        <w:t>似曾相識</w:t>
-      </w:r>
-      <w:r>
-        <w:rPr>
-          <w:rFonts w:ascii="標楷體" w:eastAsia="標楷體" w:hAnsi="標楷體" w:hint="eastAsia"/>
-          <w:sz w:val="28"/>
-          <w:szCs w:val="28"/>
-        </w:rPr>
-        <w:t>」</w:t>
-      </w:r>
-      <w:r>
-        <w:rPr>
-          <w:rFonts w:ascii="標楷體" w:eastAsia="標楷體" w:hAnsi="標楷體" w:hint="eastAsia"/>
-          <w:sz w:val="28"/>
-          <w:szCs w:val="28"/>
-        </w:rPr>
-        <w:t>罷了。</w:t>
-      </w:r>
-      <w:proofErr w:type="gramStart"/>
-      <w:r>
-        <w:rPr>
-          <w:rFonts w:ascii="標楷體" w:eastAsia="標楷體" w:hAnsi="標楷體" w:hint="eastAsia"/>
-          <w:sz w:val="28"/>
-          <w:szCs w:val="28"/>
-        </w:rPr>
-        <w:t>滲透在句中的</w:t>
-      </w:r>
-      <w:proofErr w:type="gramEnd"/>
-      <w:r>
-        <w:rPr>
-          <w:rFonts w:ascii="標楷體" w:eastAsia="標楷體" w:hAnsi="標楷體" w:hint="eastAsia"/>
-          <w:sz w:val="28"/>
-          <w:szCs w:val="28"/>
-        </w:rPr>
-        <w:t>是一種混雜著眷戀和</w:t>
-      </w:r>
-      <w:proofErr w:type="gramStart"/>
-      <w:r>
-        <w:rPr>
-          <w:rFonts w:ascii="標楷體" w:eastAsia="標楷體" w:hAnsi="標楷體" w:hint="eastAsia"/>
-          <w:sz w:val="28"/>
-          <w:szCs w:val="28"/>
-        </w:rPr>
-        <w:t>悵惆</w:t>
-      </w:r>
-      <w:proofErr w:type="gramEnd"/>
-      <w:r>
-        <w:rPr>
-          <w:rFonts w:ascii="標楷體" w:eastAsia="標楷體" w:hAnsi="標楷體" w:hint="eastAsia"/>
-          <w:sz w:val="28"/>
-          <w:szCs w:val="28"/>
-        </w:rPr>
-        <w:t>，既似沖</w:t>
-      </w:r>
-      <w:proofErr w:type="gramStart"/>
-      <w:r>
-        <w:rPr>
-          <w:rFonts w:ascii="標楷體" w:eastAsia="標楷體" w:hAnsi="標楷體" w:hint="eastAsia"/>
-          <w:sz w:val="28"/>
-          <w:szCs w:val="28"/>
-        </w:rPr>
-        <w:t>澹</w:t>
-      </w:r>
-      <w:proofErr w:type="gramEnd"/>
-      <w:r>
-        <w:rPr>
-          <w:rFonts w:ascii="標楷體" w:eastAsia="標楷體" w:hAnsi="標楷體" w:hint="eastAsia"/>
-          <w:sz w:val="28"/>
-          <w:szCs w:val="28"/>
-        </w:rPr>
-        <w:t>又似深</w:t>
-      </w:r>
-      <w:proofErr w:type="gramStart"/>
-      <w:r>
-        <w:rPr>
-          <w:rFonts w:ascii="標楷體" w:eastAsia="標楷體" w:hAnsi="標楷體" w:hint="eastAsia"/>
-          <w:sz w:val="28"/>
-          <w:szCs w:val="28"/>
-        </w:rPr>
-        <w:t>婉</w:t>
-      </w:r>
-      <w:proofErr w:type="gramEnd"/>
-      <w:r>
-        <w:rPr>
-          <w:rFonts w:ascii="標楷體" w:eastAsia="標楷體" w:hAnsi="標楷體" w:hint="eastAsia"/>
-          <w:sz w:val="28"/>
-          <w:szCs w:val="28"/>
-        </w:rPr>
-        <w:t>的人生</w:t>
-      </w:r>
-      <w:r>
-        <w:rPr>
-          <w:rFonts w:ascii="標楷體" w:eastAsia="標楷體" w:hAnsi="標楷體" w:hint="eastAsia"/>
-          <w:sz w:val="28"/>
-          <w:szCs w:val="28"/>
-        </w:rPr>
-        <w:t>惆</w:t>
-      </w:r>
-      <w:r>
-        <w:rPr>
-          <w:rFonts w:ascii="標楷體" w:eastAsia="標楷體" w:hAnsi="標楷體" w:hint="eastAsia"/>
-          <w:sz w:val="28"/>
-          <w:szCs w:val="28"/>
-        </w:rPr>
-        <w:t>悵。</w:t>
-      </w:r>
-      <w:r>
-        <w:rPr>
-          <w:rFonts w:ascii="標楷體" w:eastAsia="標楷體" w:hAnsi="標楷體" w:hint="eastAsia"/>
-          <w:sz w:val="28"/>
-          <w:szCs w:val="28"/>
-        </w:rPr>
-        <w:t>「</w:t>
-      </w:r>
-      <w:proofErr w:type="gramStart"/>
-      <w:r>
-        <w:rPr>
-          <w:rFonts w:ascii="標楷體" w:eastAsia="標楷體" w:hAnsi="標楷體" w:hint="eastAsia"/>
-          <w:sz w:val="28"/>
-          <w:szCs w:val="28"/>
-        </w:rPr>
-        <w:t>小園香徑獨</w:t>
-      </w:r>
-      <w:proofErr w:type="gramEnd"/>
-      <w:r>
-        <w:rPr>
-          <w:rFonts w:ascii="標楷體" w:eastAsia="標楷體" w:hAnsi="標楷體" w:hint="eastAsia"/>
-          <w:sz w:val="28"/>
-          <w:szCs w:val="28"/>
-        </w:rPr>
-        <w:t>徘徊</w:t>
-      </w:r>
-      <w:r>
-        <w:rPr>
-          <w:rFonts w:ascii="標楷體" w:eastAsia="標楷體" w:hAnsi="標楷體" w:hint="eastAsia"/>
-          <w:sz w:val="28"/>
-          <w:szCs w:val="28"/>
-        </w:rPr>
-        <w:t>」</w:t>
-      </w:r>
-      <w:r>
-        <w:rPr>
-          <w:rFonts w:ascii="標楷體" w:eastAsia="標楷體" w:hAnsi="標楷體" w:hint="eastAsia"/>
-          <w:sz w:val="28"/>
-          <w:szCs w:val="28"/>
-        </w:rPr>
-        <w:t>，即是說他獨自一人在花間踱來</w:t>
-      </w:r>
-      <w:proofErr w:type="gramStart"/>
-      <w:r>
-        <w:rPr>
-          <w:rFonts w:ascii="標楷體" w:eastAsia="標楷體" w:hAnsi="標楷體" w:hint="eastAsia"/>
-          <w:sz w:val="28"/>
-          <w:szCs w:val="28"/>
-        </w:rPr>
-        <w:t>踱</w:t>
-      </w:r>
-      <w:proofErr w:type="gramEnd"/>
-      <w:r>
-        <w:rPr>
-          <w:rFonts w:ascii="標楷體" w:eastAsia="標楷體" w:hAnsi="標楷體" w:hint="eastAsia"/>
-          <w:sz w:val="28"/>
-          <w:szCs w:val="28"/>
-        </w:rPr>
-        <w:t>去，心情無法平靜。這裡傷春的感情</w:t>
-      </w:r>
-      <w:proofErr w:type="gramStart"/>
-      <w:r>
-        <w:rPr>
-          <w:rFonts w:ascii="標楷體" w:eastAsia="標楷體" w:hAnsi="標楷體" w:hint="eastAsia"/>
-          <w:sz w:val="28"/>
-          <w:szCs w:val="28"/>
-        </w:rPr>
-        <w:t>勝於惜春的</w:t>
-      </w:r>
-      <w:proofErr w:type="gramEnd"/>
-      <w:r>
-        <w:rPr>
-          <w:rFonts w:ascii="標楷體" w:eastAsia="標楷體" w:hAnsi="標楷體" w:hint="eastAsia"/>
-          <w:sz w:val="28"/>
-          <w:szCs w:val="28"/>
-        </w:rPr>
-        <w:t>感情，含著淡淡的哀愁，情調是低沉的。</w:t>
-      </w:r>
-    </w:p>
-    <w:p>
-      <w:pPr>
-        <w:spacing w:line="480" w:lineRule="exact"/>
-        <w:rPr>
-          <w:rFonts w:ascii="標楷體" w:eastAsia="標楷體" w:hAnsi="標楷體"/>
-          <w:sz w:val="28"/>
-          <w:szCs w:val="28"/>
-        </w:rPr>
-      </w:pPr>
-      <w:r>
-        <w:rPr>
-          <w:rFonts w:ascii="標楷體" w:eastAsia="標楷體" w:hAnsi="標楷體" w:hint="eastAsia"/>
-          <w:sz w:val="28"/>
-          <w:szCs w:val="28"/>
-        </w:rPr>
-        <w:t xml:space="preserve">    </w:t>
-      </w:r>
-      <w:proofErr w:type="gramStart"/>
-      <w:r>
-        <w:rPr>
-          <w:rFonts w:ascii="標楷體" w:eastAsia="標楷體" w:hAnsi="標楷體" w:hint="eastAsia"/>
-          <w:sz w:val="28"/>
-          <w:szCs w:val="28"/>
-        </w:rPr>
-        <w:t>此詞之所以</w:t>
-      </w:r>
-      <w:proofErr w:type="gramEnd"/>
-      <w:r>
-        <w:rPr>
-          <w:rFonts w:ascii="標楷體" w:eastAsia="標楷體" w:hAnsi="標楷體" w:hint="eastAsia"/>
-          <w:sz w:val="28"/>
-          <w:szCs w:val="28"/>
-        </w:rPr>
-        <w:t>膾炙人口，廣為傳誦，其根本的原因</w:t>
-      </w:r>
-      <w:proofErr w:type="gramStart"/>
-      <w:r>
-        <w:rPr>
-          <w:rFonts w:ascii="標楷體" w:eastAsia="標楷體" w:hAnsi="標楷體" w:hint="eastAsia"/>
-          <w:sz w:val="28"/>
-          <w:szCs w:val="28"/>
-        </w:rPr>
-        <w:t>於情中有</w:t>
-      </w:r>
-      <w:proofErr w:type="gramEnd"/>
-      <w:r>
-        <w:rPr>
-          <w:rFonts w:ascii="標楷體" w:eastAsia="標楷體" w:hAnsi="標楷體" w:hint="eastAsia"/>
-          <w:sz w:val="28"/>
-          <w:szCs w:val="28"/>
-        </w:rPr>
-        <w:t>思</w:t>
-      </w:r>
-      <w:r>
-        <w:rPr>
-          <w:rFonts w:ascii="標楷體" w:eastAsia="標楷體" w:hAnsi="標楷體" w:hint="eastAsia"/>
-          <w:sz w:val="28"/>
-          <w:szCs w:val="28"/>
-        </w:rPr>
-        <w:t>。</w:t>
-      </w:r>
-      <w:r>
-        <w:rPr>
-          <w:rFonts w:ascii="標楷體" w:eastAsia="標楷體" w:hAnsi="標楷體" w:hint="eastAsia"/>
-          <w:sz w:val="28"/>
-          <w:szCs w:val="28"/>
-        </w:rPr>
-        <w:t>詞中似乎於無意間描寫</w:t>
-      </w:r>
-      <w:r>
-        <w:rPr>
-          <w:rFonts w:ascii="標楷體" w:eastAsia="標楷體" w:hAnsi="標楷體" w:hint="eastAsia"/>
-          <w:b/>
-          <w:bCs/>
-          <w:sz w:val="28"/>
-          <w:szCs w:val="28"/>
-        </w:rPr>
-        <w:t>司空見慣</w:t>
-      </w:r>
-      <w:r>
-        <w:rPr>
-          <w:rFonts w:ascii="標楷體" w:eastAsia="標楷體" w:hAnsi="標楷體" w:hint="eastAsia"/>
-          <w:sz w:val="28"/>
-          <w:szCs w:val="28"/>
-        </w:rPr>
-        <w:t>的現象，卻有哲理的意味，</w:t>
-      </w:r>
-      <w:r>
-        <w:rPr>
-          <w:rFonts w:ascii="標楷體" w:eastAsia="標楷體" w:hAnsi="標楷體" w:hint="eastAsia"/>
-          <w:b/>
-          <w:bCs/>
-          <w:sz w:val="28"/>
-          <w:szCs w:val="28"/>
-        </w:rPr>
-        <w:t>啟迪</w:t>
-      </w:r>
-      <w:r>
-        <w:rPr>
-          <w:rFonts w:ascii="標楷體" w:eastAsia="標楷體" w:hAnsi="標楷體" w:hint="eastAsia"/>
-          <w:sz w:val="28"/>
-          <w:szCs w:val="28"/>
-        </w:rPr>
-        <w:t>人們從更高層次思索宇宙人生問題。詞中涉及到時間永恆而人生有限這樣深廣的意念，卻表現得十分含蓄。</w:t>
-      </w:r>
-    </w:p>
-    <w:p>
-      <w:pPr>
-        <w:spacing w:line="480" w:lineRule="exact"/>
-        <w:rPr>
-          <w:rFonts w:ascii="標楷體" w:eastAsia="標楷體" w:hAnsi="標楷體"/>
-          <w:sz w:val="28"/>
-          <w:szCs w:val="28"/>
-        </w:rPr>
-      </w:pPr>
-      <w:r>
-        <w:rPr>
-          <w:rFonts w:ascii="標楷體" w:eastAsia="標楷體" w:hAnsi="標楷體" w:hint="eastAsia"/>
-          <w:sz w:val="28"/>
-          <w:szCs w:val="28"/>
-        </w:rPr>
-        <w:t>(以上資料出處：</w:t>
-      </w:r>
-      <w:hyperlink r:id="rId7" w:history="1">
-        <w:r>
-          <w:rPr>
-            <w:rStyle w:val="a4"/>
-            <w:rFonts w:ascii="標楷體" w:eastAsia="標楷體" w:hAnsi="標楷體"/>
-            <w:sz w:val="28"/>
-            <w:szCs w:val="28"/>
-          </w:rPr>
-          <w:t>https://bit.ly/3qJFzgN</w:t>
-        </w:r>
-      </w:hyperlink>
-      <w:hyperlink r:id="rId8" w:history="1"/>
-      <w:hyperlink r:id="rId9" w:history="1"/>
-      <w:r>
-        <w:rPr>
-          <w:rFonts w:ascii="標楷體" w:eastAsia="標楷體" w:hAnsi="標楷體" w:hint="eastAsia"/>
-          <w:sz w:val="28"/>
-          <w:szCs w:val="28"/>
-        </w:rPr>
-        <w:t>)</w:t>
-      </w:r>
-    </w:p>
-    <w:p>
-      <w:pPr>
         <w:spacing w:beforeLines="50" w:before="180" w:line="440" w:lineRule="exact"/>
-        <w:rPr>
-          <w:rFonts w:ascii="標楷體" w:eastAsia="標楷體" w:hAnsi="標楷體"/>
+        <w:jc w:val="both"/>
+        <w:rPr>
+          <w:rFonts w:ascii="標楷體" w:eastAsia="標楷體" w:hAnsi="標楷體"/>
+          <w:sz w:val="36"/>
+          <w:szCs w:val="36"/>
+        </w:rPr>
+      </w:pPr>
+      <w:r>
+        <w:rPr>
+          <w:rFonts w:ascii="標楷體" w:eastAsia="標楷體" w:hAnsi="標楷體" w:hint="eastAsia"/>
           <w:sz w:val="36"/>
           <w:szCs w:val="36"/>
           <w:bdr w:val="single" w:sz="4" w:space="0" w:color="auto"/>
         </w:rPr>
-        <w:sectPr>
-          <w:footerReference w:type="default" r:id="rId10"/>
-          <w:pgSz w:w="11906" w:h="16838"/>
-          <w:pgMar w:top="567" w:right="851" w:bottom="567" w:left="851" w:header="567" w:footer="0" w:gutter="0"/>
-          <w:cols w:space="425"/>
-          <w:docGrid w:type="lines" w:linePitch="360"/>
-        </w:sectPr>
-      </w:pPr>
-    </w:p>
-    <w:p>
-      <w:pPr>
-        <w:spacing w:line="440" w:lineRule="exact"/>
-        <w:rPr>
-          <w:rFonts w:ascii="標楷體" w:eastAsia="標楷體" w:hAnsi="標楷體"/>
-          <w:sz w:val="36"/>
-          <w:szCs w:val="36"/>
-        </w:rPr>
-      </w:pPr>
-      <w:r>
-        <w:rPr>
-          <w:rFonts w:ascii="標楷體" w:eastAsia="標楷體" w:hAnsi="標楷體" w:hint="eastAsia"/>
-          <w:sz w:val="36"/>
-          <w:szCs w:val="36"/>
-          <w:bdr w:val="single" w:sz="4" w:space="0" w:color="auto"/>
-        </w:rPr>
-        <w:lastRenderedPageBreak/>
         <w:t>補充</w:t>
       </w:r>
     </w:p>
@@ -2288,24 +1020,23 @@
           <w:ilvl w:val="0"/>
           <w:numId w:val="5"/>
         </w:numPr>
-        <w:spacing w:line="440" w:lineRule="exact"/>
-        <w:ind w:leftChars="0"/>
-        <w:rPr>
-          <w:rFonts w:ascii="標楷體" w:eastAsia="標楷體" w:hAnsi="標楷體"/>
-          <w:sz w:val="28"/>
-          <w:szCs w:val="28"/>
-        </w:rPr>
-      </w:pPr>
-      <w:proofErr w:type="gramStart"/>
-      <w:r>
-        <w:rPr>
-          <w:rFonts w:ascii="標楷體" w:eastAsia="標楷體" w:hAnsi="標楷體" w:hint="eastAsia"/>
-          <w:sz w:val="28"/>
-          <w:szCs w:val="28"/>
-        </w:rPr>
-        <w:t>綰</w:t>
-      </w:r>
-      <w:proofErr w:type="gramEnd"/>
+        <w:spacing w:line="420" w:lineRule="exact"/>
+        <w:ind w:leftChars="0" w:left="284" w:hanging="284"/>
+        <w:jc w:val="both"/>
+        <w:rPr>
+          <w:rFonts w:ascii="標楷體" w:eastAsia="標楷體" w:hAnsi="標楷體"/>
+          <w:sz w:val="28"/>
+          <w:szCs w:val="28"/>
+        </w:rPr>
+      </w:pPr>
+      <w:r>
+        <w:rPr>
+          <w:rFonts w:ascii="標楷體" w:eastAsia="標楷體" w:hAnsi="標楷體" w:hint="eastAsia"/>
+          <w:sz w:val="28"/>
+          <w:szCs w:val="28"/>
+        </w:rPr>
+        <w:t>抿</w:t>
+      </w:r>
       <w:r>
         <w:rPr>
           <w:rFonts w:ascii="標楷體" w:eastAsia="標楷體" w:hAnsi="標楷體" w:hint="eastAsia"/>
@@ -2314,88 +1045,39 @@
         </w:rPr>
         <w:t>(</w:t>
       </w:r>
-      <w:proofErr w:type="gramStart"/>
-      <w:r>
-        <w:rPr>
-          <w:rFonts w:ascii="標楷體" w:eastAsia="標楷體" w:hAnsi="標楷體" w:hint="eastAsia"/>
-          <w:color w:val="FF0000"/>
+      <w:r>
+        <w:rPr>
+          <w:rFonts w:ascii="標楷體" w:eastAsia="標楷體" w:hAnsi="標楷體"/>
+          <w:color w:val="EE0000"/>
           <w:sz w:val="16"/>
           <w:szCs w:val="16"/>
         </w:rPr>
-        <w:t>ㄨㄢˇ</w:t>
-      </w:r>
-      <w:proofErr w:type="gramEnd"/>
-      <w:r>
-        <w:rPr>
-          <w:rFonts w:ascii="標楷體" w:eastAsia="標楷體" w:hAnsi="標楷體" w:hint="eastAsia"/>
-          <w:sz w:val="28"/>
-          <w:szCs w:val="28"/>
-        </w:rPr>
-        <w:t>)</w:t>
-      </w:r>
-      <w:r>
-        <w:rPr>
-          <w:rFonts w:ascii="標楷體" w:eastAsia="標楷體" w:hAnsi="標楷體" w:hint="eastAsia"/>
-          <w:sz w:val="28"/>
-          <w:szCs w:val="28"/>
-        </w:rPr>
-        <w:t>合</w:t>
-      </w:r>
-      <w:r>
-        <w:rPr>
-          <w:rFonts w:ascii="標楷體" w:eastAsia="標楷體" w:hAnsi="標楷體" w:hint="eastAsia"/>
-          <w:sz w:val="28"/>
-          <w:szCs w:val="28"/>
-        </w:rPr>
-        <w:t>：</w:t>
-      </w:r>
-      <w:r>
-        <w:rPr>
-          <w:rFonts w:ascii="標楷體" w:eastAsia="標楷體" w:hAnsi="標楷體" w:hint="eastAsia"/>
-          <w:sz w:val="28"/>
-          <w:szCs w:val="28"/>
-        </w:rPr>
-        <w:t>牽線撮合</w:t>
-      </w:r>
-      <w:r>
-        <w:rPr>
-          <w:rFonts w:ascii="標楷體" w:eastAsia="標楷體" w:hAnsi="標楷體" w:hint="eastAsia"/>
-          <w:sz w:val="28"/>
-          <w:szCs w:val="28"/>
-        </w:rPr>
-        <w:t>、</w:t>
-      </w:r>
-      <w:r>
-        <w:rPr>
-          <w:rFonts w:ascii="標楷體" w:eastAsia="標楷體" w:hAnsi="標楷體" w:hint="eastAsia"/>
-          <w:sz w:val="28"/>
-          <w:szCs w:val="28"/>
-        </w:rPr>
-        <w:t>聯結</w:t>
-      </w:r>
-      <w:r>
-        <w:rPr>
-          <w:rFonts w:ascii="標楷體" w:eastAsia="標楷體" w:hAnsi="標楷體" w:hint="eastAsia"/>
-          <w:sz w:val="28"/>
-          <w:szCs w:val="28"/>
-        </w:rPr>
-        <w:t>、</w:t>
-      </w:r>
-      <w:r>
-        <w:rPr>
-          <w:rFonts w:ascii="標楷體" w:eastAsia="標楷體" w:hAnsi="標楷體" w:hint="eastAsia"/>
-          <w:sz w:val="28"/>
-          <w:szCs w:val="28"/>
-        </w:rPr>
-        <w:t>結合</w:t>
-      </w:r>
-      <w:r>
-        <w:rPr>
-          <w:rFonts w:ascii="標楷體" w:eastAsia="標楷體" w:hAnsi="標楷體" w:hint="eastAsia"/>
-          <w:sz w:val="28"/>
-          <w:szCs w:val="28"/>
-        </w:rPr>
-        <w:t>。</w:t>
+        <w:t>ㄇㄧㄣ</w:t>
+      </w:r>
+      <w:r>
+        <w:rPr>
+          <w:rFonts w:ascii="標楷體" w:eastAsia="標楷體" w:hAnsi="標楷體" w:hint="eastAsia"/>
+          <w:color w:val="EE0000"/>
+          <w:sz w:val="16"/>
+          <w:szCs w:val="16"/>
+        </w:rPr>
+        <w:t>ˇ</w:t>
+      </w:r>
+      <w:r>
+        <w:rPr>
+          <w:rFonts w:ascii="標楷體" w:eastAsia="標楷體" w:hAnsi="標楷體" w:hint="eastAsia"/>
+          <w:sz w:val="28"/>
+          <w:szCs w:val="28"/>
+        </w:rPr>
+        <w:t>)：</w:t>
+      </w:r>
+      <w:r>
+        <w:rPr>
+          <w:rFonts w:ascii="標楷體" w:eastAsia="標楷體" w:hAnsi="標楷體"/>
+          <w:sz w:val="28"/>
+          <w:szCs w:val="28"/>
+        </w:rPr>
+        <w:t>輕輕地合攏嘴唇；或稍微沾唇喝一點點液體。</w:t>
       </w:r>
     </w:p>
     <w:p>
@@ -2405,21 +1087,22 @@
           <w:ilvl w:val="0"/>
           <w:numId w:val="5"/>
         </w:numPr>
-        <w:spacing w:line="440" w:lineRule="exact"/>
-        <w:ind w:leftChars="0"/>
-        <w:rPr>
-          <w:rFonts w:ascii="標楷體" w:eastAsia="標楷體" w:hAnsi="標楷體"/>
-          <w:sz w:val="28"/>
-          <w:szCs w:val="28"/>
-        </w:rPr>
-      </w:pPr>
-      <w:r>
-        <w:rPr>
-          <w:rFonts w:ascii="標楷體" w:eastAsia="標楷體" w:hAnsi="標楷體" w:hint="eastAsia"/>
-          <w:sz w:val="28"/>
-          <w:szCs w:val="28"/>
-        </w:rPr>
-        <w:t>疊印</w:t>
+        <w:spacing w:line="420" w:lineRule="exact"/>
+        <w:ind w:leftChars="0" w:left="284" w:hanging="284"/>
+        <w:jc w:val="both"/>
+        <w:rPr>
+          <w:rFonts w:ascii="標楷體" w:eastAsia="標楷體" w:hAnsi="標楷體"/>
+          <w:sz w:val="28"/>
+          <w:szCs w:val="28"/>
+        </w:rPr>
+      </w:pPr>
+      <w:r>
+        <w:rPr>
+          <w:rFonts w:ascii="標楷體" w:eastAsia="標楷體" w:hAnsi="標楷體"/>
+          <w:sz w:val="28"/>
+          <w:szCs w:val="28"/>
+        </w:rPr>
+        <w:t>無二致</w:t>
       </w:r>
       <w:r>
         <w:rPr>
@@ -2431,11 +1114,11 @@
       </w:r>
       <w:r>
         <w:rPr>
-          <w:rFonts w:ascii="標楷體" w:eastAsia="標楷體" w:hAnsi="標楷體" w:hint="eastAsia"/>
-          <w:sz w:val="28"/>
-          <w:szCs w:val="28"/>
-        </w:rPr>
-        <w:t>疊印是印刷出版時一個色塊疊印在另一個色塊上，也稱為黑色直壓。</w:t>
+          <w:rFonts w:ascii="標楷體" w:eastAsia="標楷體" w:hAnsi="標楷體"/>
+          <w:sz w:val="28"/>
+          <w:szCs w:val="28"/>
+        </w:rPr>
+        <w:t>沒有兩樣，也就是完全相同、沒有區別。用來強調眼前景物與往昔毫無變化，以景物的「不變」來反襯時間流逝與人事已非的「變化」。</w:t>
       </w:r>
     </w:p>
     <w:p>
@@ -2445,83 +1128,38 @@
           <w:ilvl w:val="0"/>
           <w:numId w:val="5"/>
         </w:numPr>
-        <w:spacing w:line="440" w:lineRule="exact"/>
-        <w:ind w:leftChars="0"/>
-        <w:rPr>
-          <w:rFonts w:ascii="標楷體" w:eastAsia="標楷體" w:hAnsi="標楷體"/>
-          <w:sz w:val="28"/>
-          <w:szCs w:val="28"/>
-        </w:rPr>
-      </w:pPr>
-      <w:proofErr w:type="gramStart"/>
-      <w:r>
-        <w:rPr>
-          <w:rFonts w:ascii="標楷體" w:eastAsia="標楷體" w:hAnsi="標楷體" w:hint="eastAsia"/>
-          <w:sz w:val="28"/>
-          <w:szCs w:val="28"/>
-        </w:rPr>
-        <w:t>複</w:t>
-      </w:r>
-      <w:proofErr w:type="gramEnd"/>
-      <w:r>
-        <w:rPr>
-          <w:rFonts w:ascii="標楷體" w:eastAsia="標楷體" w:hAnsi="標楷體" w:hint="eastAsia"/>
-          <w:sz w:val="28"/>
-          <w:szCs w:val="28"/>
-        </w:rPr>
-        <w:t>疊：</w:t>
-      </w:r>
-      <w:proofErr w:type="gramStart"/>
-      <w:r>
-        <w:rPr>
-          <w:rFonts w:ascii="標楷體" w:eastAsia="標楷體" w:hAnsi="標楷體" w:hint="eastAsia"/>
-          <w:sz w:val="28"/>
-          <w:szCs w:val="28"/>
-        </w:rPr>
-        <w:t>複疊係</w:t>
-      </w:r>
-      <w:proofErr w:type="gramEnd"/>
-      <w:r>
-        <w:rPr>
-          <w:rFonts w:ascii="標楷體" w:eastAsia="標楷體" w:hAnsi="標楷體" w:hint="eastAsia"/>
-          <w:sz w:val="28"/>
-          <w:szCs w:val="28"/>
-        </w:rPr>
-        <w:t>一種修辭手法，簡而言之，重複用字，重疊用字。用</w:t>
-      </w:r>
-      <w:r>
-        <w:rPr>
-          <w:rFonts w:ascii="標楷體" w:eastAsia="標楷體" w:hAnsi="標楷體" w:hint="eastAsia"/>
-          <w:sz w:val="28"/>
-          <w:szCs w:val="28"/>
-        </w:rPr>
-        <w:t>以</w:t>
-      </w:r>
-      <w:r>
-        <w:rPr>
-          <w:rFonts w:ascii="標楷體" w:eastAsia="標楷體" w:hAnsi="標楷體" w:hint="eastAsia"/>
-          <w:sz w:val="28"/>
-          <w:szCs w:val="28"/>
-        </w:rPr>
-        <w:t>加強語氣，強調要處，改變節奏，調節音律。即疊字、</w:t>
-      </w:r>
-      <w:proofErr w:type="gramStart"/>
-      <w:r>
-        <w:rPr>
-          <w:rFonts w:ascii="標楷體" w:eastAsia="標楷體" w:hAnsi="標楷體" w:hint="eastAsia"/>
-          <w:sz w:val="28"/>
-          <w:szCs w:val="28"/>
-        </w:rPr>
-        <w:t>疊詞、疊句</w:t>
-      </w:r>
-      <w:proofErr w:type="gramEnd"/>
-      <w:r>
-        <w:rPr>
-          <w:rFonts w:ascii="標楷體" w:eastAsia="標楷體" w:hAnsi="標楷體" w:hint="eastAsia"/>
-          <w:sz w:val="28"/>
-          <w:szCs w:val="28"/>
-        </w:rPr>
-        <w:t>之類。</w:t>
+        <w:spacing w:line="420" w:lineRule="exact"/>
+        <w:ind w:leftChars="0" w:left="284" w:hanging="284"/>
+        <w:jc w:val="both"/>
+        <w:rPr>
+          <w:rFonts w:ascii="標楷體" w:eastAsia="標楷體" w:hAnsi="標楷體"/>
+          <w:sz w:val="28"/>
+          <w:szCs w:val="28"/>
+        </w:rPr>
+      </w:pPr>
+      <w:r>
+        <w:rPr>
+          <w:rFonts w:ascii="標楷體" w:eastAsia="標楷體" w:hAnsi="標楷體"/>
+          <w:sz w:val="28"/>
+          <w:szCs w:val="28"/>
+        </w:rPr>
+        <w:t>凋零</w:t>
+      </w:r>
+      <w:r>
+        <w:rPr>
+          <w:rFonts w:ascii="標楷體" w:eastAsia="標楷體" w:hAnsi="標楷體" w:hint="eastAsia"/>
+          <w:sz w:val="28"/>
+          <w:szCs w:val="28"/>
+        </w:rPr>
+        <w:t>：</w:t>
+      </w:r>
+      <w:r>
+        <w:rPr>
+          <w:rFonts w:ascii="標楷體" w:eastAsia="標楷體" w:hAnsi="標楷體"/>
+          <w:sz w:val="28"/>
+          <w:szCs w:val="28"/>
+        </w:rPr>
+        <w:t>草木花葉衰落墜落；亦可比喻生命的衰老、死亡或事物的衰落。代表美好事物不可逆轉的消逝，帶著一種無能為力的宿命感與哀傷。</w:t>
       </w:r>
     </w:p>
     <w:p>
@@ -2531,73 +1169,38 @@
           <w:ilvl w:val="0"/>
           <w:numId w:val="5"/>
         </w:numPr>
-        <w:spacing w:line="440" w:lineRule="exact"/>
-        <w:ind w:leftChars="0"/>
-        <w:rPr>
-          <w:rFonts w:ascii="標楷體" w:eastAsia="標楷體" w:hAnsi="標楷體"/>
-          <w:sz w:val="28"/>
-          <w:szCs w:val="28"/>
-        </w:rPr>
-      </w:pPr>
-      <w:r>
-        <w:rPr>
-          <w:rFonts w:ascii="標楷體" w:eastAsia="標楷體" w:hAnsi="標楷體" w:hint="eastAsia"/>
-          <w:sz w:val="28"/>
-          <w:szCs w:val="28"/>
-        </w:rPr>
-        <w:t>體味：</w:t>
-      </w:r>
-      <w:r>
-        <w:rPr>
-          <w:rFonts w:ascii="標楷體" w:eastAsia="標楷體" w:hAnsi="標楷體" w:hint="eastAsia"/>
-          <w:sz w:val="28"/>
-          <w:szCs w:val="28"/>
-        </w:rPr>
-        <w:t>親自領略個中滋味。</w:t>
-      </w:r>
-    </w:p>
-    <w:p>
-      <w:pPr>
-        <w:pStyle w:val="a6"/>
-        <w:spacing w:line="440" w:lineRule="exact"/>
-        <w:ind w:leftChars="0"/>
-        <w:rPr>
-          <w:rFonts w:ascii="標楷體" w:eastAsia="標楷體" w:hAnsi="標楷體"/>
-          <w:sz w:val="28"/>
-          <w:szCs w:val="28"/>
-        </w:rPr>
-      </w:pPr>
-      <w:r>
-        <w:rPr>
-          <w:rFonts w:ascii="標楷體" w:eastAsia="標楷體" w:hAnsi="標楷體" w:hint="eastAsia"/>
-          <w:sz w:val="28"/>
-          <w:szCs w:val="28"/>
-        </w:rPr>
-        <w:t>【</w:t>
-      </w:r>
-      <w:r>
-        <w:rPr>
-          <w:rFonts w:ascii="標楷體" w:eastAsia="標楷體" w:hAnsi="標楷體" w:hint="eastAsia"/>
-          <w:sz w:val="28"/>
-          <w:szCs w:val="28"/>
-        </w:rPr>
-        <w:t>例</w:t>
-      </w:r>
-      <w:r>
-        <w:rPr>
-          <w:rFonts w:ascii="標楷體" w:eastAsia="標楷體" w:hAnsi="標楷體" w:hint="eastAsia"/>
-          <w:sz w:val="28"/>
-          <w:szCs w:val="28"/>
-        </w:rPr>
-        <w:t>】</w:t>
-      </w:r>
-      <w:r>
-        <w:rPr>
-          <w:rFonts w:ascii="標楷體" w:eastAsia="標楷體" w:hAnsi="標楷體" w:hint="eastAsia"/>
-          <w:sz w:val="28"/>
-          <w:szCs w:val="28"/>
-        </w:rPr>
-        <w:t>進入職場以後，他深切體味到社會現實與工作壓力。</w:t>
+        <w:spacing w:line="420" w:lineRule="exact"/>
+        <w:ind w:leftChars="0" w:left="284" w:hanging="284"/>
+        <w:jc w:val="both"/>
+        <w:rPr>
+          <w:rFonts w:ascii="標楷體" w:eastAsia="標楷體" w:hAnsi="標楷體"/>
+          <w:sz w:val="28"/>
+          <w:szCs w:val="28"/>
+        </w:rPr>
+      </w:pPr>
+      <w:r>
+        <w:rPr>
+          <w:rFonts w:ascii="標楷體" w:eastAsia="標楷體" w:hAnsi="標楷體"/>
+          <w:sz w:val="28"/>
+          <w:szCs w:val="28"/>
+        </w:rPr>
+        <w:t>清麗自然</w:t>
+      </w:r>
+      <w:r>
+        <w:rPr>
+          <w:rFonts w:ascii="標楷體" w:eastAsia="標楷體" w:hAnsi="標楷體" w:hint="eastAsia"/>
+          <w:sz w:val="28"/>
+          <w:szCs w:val="28"/>
+        </w:rPr>
+        <w:t>：</w:t>
+      </w:r>
+      <w:r>
+        <w:rPr>
+          <w:rFonts w:ascii="標楷體" w:eastAsia="標楷體" w:hAnsi="標楷體"/>
+          <w:sz w:val="28"/>
+          <w:szCs w:val="28"/>
+        </w:rPr>
+        <w:t>清新美麗，且完全出自天然、沒有人工斧鑿的痕跡。形容文學作品或語言風格乾淨明快、不堆砌華麗詞藻，卻能直擊人心的藝術美感。</w:t>
       </w:r>
     </w:p>
     <w:p>
@@ -2607,22 +1210,22 @@
           <w:ilvl w:val="0"/>
           <w:numId w:val="5"/>
         </w:numPr>
-        <w:spacing w:line="440" w:lineRule="exact"/>
-        <w:ind w:leftChars="0"/>
-        <w:rPr>
-          <w:rFonts w:ascii="標楷體" w:eastAsia="標楷體" w:hAnsi="標楷體"/>
-          <w:sz w:val="28"/>
-          <w:szCs w:val="28"/>
-        </w:rPr>
-      </w:pPr>
-      <w:proofErr w:type="gramStart"/>
-      <w:r>
-        <w:rPr>
-          <w:rFonts w:ascii="標楷體" w:eastAsia="標楷體" w:hAnsi="標楷體" w:hint="eastAsia"/>
-          <w:sz w:val="28"/>
-          <w:szCs w:val="28"/>
-        </w:rPr>
-        <w:t>涵泳</w:t>
+        <w:spacing w:line="420" w:lineRule="exact"/>
+        <w:ind w:leftChars="0" w:left="284" w:hanging="284"/>
+        <w:jc w:val="both"/>
+        <w:rPr>
+          <w:rFonts w:ascii="標楷體" w:eastAsia="標楷體" w:hAnsi="標楷體"/>
+          <w:sz w:val="28"/>
+          <w:szCs w:val="28"/>
+        </w:rPr>
+      </w:pPr>
+      <w:r>
+        <w:rPr>
+          <w:rFonts w:ascii="標楷體" w:eastAsia="標楷體" w:hAnsi="標楷體"/>
+          <w:sz w:val="28"/>
+          <w:szCs w:val="28"/>
+        </w:rPr>
+        <w:t>不事雕琢</w:t>
       </w:r>
       <w:r>
         <w:rPr>
@@ -2634,28 +1237,77 @@
       </w:r>
       <w:r>
         <w:rPr>
-          <w:rFonts w:ascii="標楷體" w:eastAsia="標楷體" w:hAnsi="標楷體" w:hint="eastAsia"/>
-          <w:sz w:val="28"/>
-          <w:szCs w:val="28"/>
-        </w:rPr>
-        <w:t>沉潛</w:t>
-      </w:r>
-      <w:proofErr w:type="gramEnd"/>
-      <w:r>
-        <w:rPr>
-          <w:rFonts w:ascii="標楷體" w:eastAsia="標楷體" w:hAnsi="標楷體" w:hint="eastAsia"/>
-          <w:sz w:val="28"/>
-          <w:szCs w:val="28"/>
-        </w:rPr>
-        <w:t>；</w:t>
-      </w:r>
-      <w:r>
-        <w:rPr>
-          <w:rFonts w:ascii="標楷體" w:eastAsia="標楷體" w:hAnsi="標楷體" w:hint="eastAsia"/>
-          <w:sz w:val="28"/>
-          <w:szCs w:val="28"/>
-        </w:rPr>
-        <w:t>陶冶、品味。</w:t>
+          <w:rFonts w:ascii="標楷體" w:eastAsia="標楷體" w:hAnsi="標楷體"/>
+          <w:sz w:val="28"/>
+          <w:szCs w:val="28"/>
+        </w:rPr>
+        <w:t>不花心思去過度修飾、刻畫或加工。讚賞寫作技巧已臻</w:t>
+      </w:r>
+      <w:r>
+        <w:rPr>
+          <w:rFonts w:ascii="標楷體" w:eastAsia="標楷體" w:hAnsi="標楷體" w:hint="eastAsia"/>
+          <w:sz w:val="28"/>
+          <w:szCs w:val="28"/>
+        </w:rPr>
+        <w:t>（</w:t>
+      </w:r>
+      <w:r>
+        <w:rPr>
+          <w:rFonts w:ascii="標楷體" w:eastAsia="標楷體" w:hAnsi="標楷體" w:hint="eastAsia"/>
+          <w:color w:val="EE0000"/>
+          <w:sz w:val="16"/>
+          <w:szCs w:val="16"/>
+        </w:rPr>
+        <w:t>ㄓㄣ</w:t>
+      </w:r>
+      <w:r>
+        <w:rPr>
+          <w:rFonts w:ascii="標楷體" w:eastAsia="標楷體" w:hAnsi="標楷體" w:hint="eastAsia"/>
+          <w:sz w:val="28"/>
+          <w:szCs w:val="28"/>
+        </w:rPr>
+        <w:t>）</w:t>
+      </w:r>
+      <w:r>
+        <w:rPr>
+          <w:rFonts w:ascii="標楷體" w:eastAsia="標楷體" w:hAnsi="標楷體"/>
+          <w:sz w:val="28"/>
+          <w:szCs w:val="28"/>
+        </w:rPr>
+        <w:t>化境，無需刻意使用冷僻艱深的文字，僅憑尋常言語就能傳遞深邃</w:t>
+      </w:r>
+      <w:r>
+        <w:rPr>
+          <w:rFonts w:ascii="標楷體" w:eastAsia="標楷體" w:hAnsi="標楷體" w:hint="eastAsia"/>
+          <w:sz w:val="28"/>
+          <w:szCs w:val="28"/>
+        </w:rPr>
+        <w:t>（</w:t>
+      </w:r>
+      <w:r>
+        <w:rPr>
+          <w:rFonts w:ascii="標楷體" w:eastAsia="標楷體" w:hAnsi="標楷體" w:hint="eastAsia"/>
+          <w:color w:val="EE0000"/>
+          <w:sz w:val="16"/>
+          <w:szCs w:val="16"/>
+        </w:rPr>
+        <w:t>ㄙㄨㄟˋ</w:t>
+      </w:r>
+      <w:r>
+        <w:rPr>
+          <w:rFonts w:ascii="標楷體" w:eastAsia="標楷體" w:hAnsi="標楷體" w:hint="eastAsia"/>
+          <w:sz w:val="28"/>
+          <w:szCs w:val="28"/>
+        </w:rPr>
+        <w:t>）</w:t>
+      </w:r>
+      <w:r>
+        <w:rPr>
+          <w:rFonts w:ascii="標楷體" w:eastAsia="標楷體" w:hAnsi="標楷體"/>
+          <w:sz w:val="28"/>
+          <w:szCs w:val="28"/>
+        </w:rPr>
+        <w:t>情意。</w:t>
       </w:r>
     </w:p>
     <w:p>
@@ -2665,94 +1317,38 @@
           <w:ilvl w:val="0"/>
           <w:numId w:val="5"/>
         </w:numPr>
-        <w:spacing w:line="440" w:lineRule="exact"/>
-        <w:ind w:leftChars="0"/>
-        <w:rPr>
-          <w:rFonts w:ascii="標楷體" w:eastAsia="標楷體" w:hAnsi="標楷體"/>
-          <w:sz w:val="28"/>
-          <w:szCs w:val="28"/>
-        </w:rPr>
-      </w:pPr>
-      <w:proofErr w:type="gramStart"/>
-      <w:r>
-        <w:rPr>
-          <w:rFonts w:ascii="標楷體" w:eastAsia="標楷體" w:hAnsi="標楷體" w:hint="eastAsia"/>
-          <w:sz w:val="28"/>
-          <w:szCs w:val="28"/>
-        </w:rPr>
-        <w:t>侑</w:t>
-      </w:r>
-      <w:proofErr w:type="gramEnd"/>
-      <w:r>
-        <w:rPr>
-          <w:rFonts w:ascii="標楷體" w:eastAsia="標楷體" w:hAnsi="標楷體" w:hint="eastAsia"/>
-          <w:sz w:val="28"/>
-          <w:szCs w:val="28"/>
-        </w:rPr>
-        <w:t>(</w:t>
-      </w:r>
-      <w:proofErr w:type="gramStart"/>
-      <w:r>
-        <w:rPr>
-          <w:rFonts w:ascii="標楷體" w:eastAsia="標楷體" w:hAnsi="標楷體" w:hint="eastAsia"/>
-          <w:color w:val="FF0000"/>
-          <w:sz w:val="16"/>
-          <w:szCs w:val="16"/>
-        </w:rPr>
-        <w:t>ㄧㄡˋ</w:t>
-      </w:r>
-      <w:proofErr w:type="gramEnd"/>
-      <w:r>
-        <w:rPr>
-          <w:rFonts w:ascii="標楷體" w:eastAsia="標楷體" w:hAnsi="標楷體" w:hint="eastAsia"/>
-          <w:sz w:val="28"/>
-          <w:szCs w:val="28"/>
-        </w:rPr>
-        <w:t>)：</w:t>
-      </w:r>
-      <w:r>
-        <w:rPr>
-          <w:rFonts w:ascii="標楷體" w:eastAsia="標楷體" w:hAnsi="標楷體" w:hint="eastAsia"/>
-          <w:sz w:val="28"/>
-          <w:szCs w:val="28"/>
-        </w:rPr>
-        <w:t>勸人飲食。如：「</w:t>
-      </w:r>
-      <w:proofErr w:type="gramStart"/>
-      <w:r>
-        <w:rPr>
-          <w:rFonts w:ascii="標楷體" w:eastAsia="標楷體" w:hAnsi="標楷體" w:hint="eastAsia"/>
-          <w:sz w:val="28"/>
-          <w:szCs w:val="28"/>
-        </w:rPr>
-        <w:t>侑</w:t>
-      </w:r>
-      <w:proofErr w:type="gramEnd"/>
-      <w:r>
-        <w:rPr>
-          <w:rFonts w:ascii="標楷體" w:eastAsia="標楷體" w:hAnsi="標楷體" w:hint="eastAsia"/>
-          <w:sz w:val="28"/>
-          <w:szCs w:val="28"/>
-        </w:rPr>
-        <w:t>酒」、「</w:t>
-      </w:r>
-      <w:proofErr w:type="gramStart"/>
-      <w:r>
-        <w:rPr>
-          <w:rFonts w:ascii="標楷體" w:eastAsia="標楷體" w:hAnsi="標楷體" w:hint="eastAsia"/>
-          <w:sz w:val="28"/>
-          <w:szCs w:val="28"/>
-        </w:rPr>
-        <w:t>侑</w:t>
-      </w:r>
-      <w:proofErr w:type="gramEnd"/>
-      <w:r>
-        <w:rPr>
-          <w:rFonts w:ascii="標楷體" w:eastAsia="標楷體" w:hAnsi="標楷體" w:hint="eastAsia"/>
-          <w:sz w:val="28"/>
-          <w:szCs w:val="28"/>
-        </w:rPr>
-        <w:t>宴」。</w:t>
+        <w:spacing w:line="420" w:lineRule="exact"/>
+        <w:ind w:leftChars="0" w:left="284" w:hanging="284"/>
+        <w:jc w:val="both"/>
+        <w:rPr>
+          <w:rFonts w:ascii="標楷體" w:eastAsia="標楷體" w:hAnsi="標楷體"/>
+          <w:sz w:val="28"/>
+          <w:szCs w:val="28"/>
+        </w:rPr>
+      </w:pPr>
+      <w:r>
+        <w:rPr>
+          <w:rFonts w:ascii="標楷體" w:eastAsia="標楷體" w:hAnsi="標楷體"/>
+          <w:sz w:val="28"/>
+          <w:szCs w:val="28"/>
+        </w:rPr>
+        <w:t>描摹</w:t>
+      </w:r>
+      <w:r>
+        <w:rPr>
+          <w:rFonts w:ascii="標楷體" w:eastAsia="標楷體" w:hAnsi="標楷體" w:hint="eastAsia"/>
+          <w:sz w:val="28"/>
+          <w:szCs w:val="28"/>
+        </w:rPr>
+        <w:t>：</w:t>
+      </w:r>
+      <w:r>
+        <w:rPr>
+          <w:rFonts w:ascii="標楷體" w:eastAsia="標楷體" w:hAnsi="標楷體"/>
+          <w:sz w:val="28"/>
+          <w:szCs w:val="28"/>
+        </w:rPr>
+        <w:t>用文字、繪畫或言語精準地描繪、摹寫出事物的樣子。指將內心微妙的情感或眼前的景致，具象化地呈現在讀者眼前，使其如臨其境。</w:t>
       </w:r>
     </w:p>
     <w:p>
@@ -2762,69 +1358,38 @@
           <w:ilvl w:val="0"/>
           <w:numId w:val="5"/>
         </w:numPr>
-        <w:spacing w:line="440" w:lineRule="exact"/>
-        <w:ind w:leftChars="0"/>
-        <w:rPr>
-          <w:rFonts w:ascii="標楷體" w:eastAsia="標楷體" w:hAnsi="標楷體"/>
-          <w:sz w:val="28"/>
-          <w:szCs w:val="28"/>
-        </w:rPr>
-      </w:pPr>
-      <w:r>
-        <w:rPr>
-          <w:rFonts w:ascii="標楷體" w:eastAsia="標楷體" w:hAnsi="標楷體" w:hint="eastAsia"/>
-          <w:sz w:val="28"/>
-          <w:szCs w:val="28"/>
-        </w:rPr>
-        <w:t>遣興</w:t>
-      </w:r>
-    </w:p>
-    <w:p>
-      <w:pPr>
-        <w:pStyle w:val="a6"/>
-        <w:numPr>
-          <w:ilvl w:val="0"/>
-          <w:numId w:val="22"/>
-        </w:numPr>
-        <w:spacing w:line="440" w:lineRule="exact"/>
-        <w:ind w:leftChars="0"/>
-        <w:rPr>
-          <w:rFonts w:ascii="標楷體" w:eastAsia="標楷體" w:hAnsi="標楷體"/>
-          <w:sz w:val="28"/>
-          <w:szCs w:val="28"/>
-        </w:rPr>
-      </w:pPr>
-      <w:r>
-        <w:rPr>
-          <w:rFonts w:ascii="標楷體" w:eastAsia="標楷體" w:hAnsi="標楷體" w:hint="eastAsia"/>
-          <w:sz w:val="28"/>
-          <w:szCs w:val="28"/>
-        </w:rPr>
-        <w:t>指詩文隨興而作，以發抒情懷。</w:t>
-      </w:r>
-    </w:p>
-    <w:p>
-      <w:pPr>
-        <w:pStyle w:val="a6"/>
-        <w:numPr>
-          <w:ilvl w:val="0"/>
-          <w:numId w:val="22"/>
-        </w:numPr>
-        <w:spacing w:line="440" w:lineRule="exact"/>
-        <w:ind w:leftChars="0"/>
-        <w:rPr>
-          <w:rFonts w:ascii="標楷體" w:eastAsia="標楷體" w:hAnsi="標楷體"/>
-          <w:sz w:val="28"/>
-          <w:szCs w:val="28"/>
-        </w:rPr>
-      </w:pPr>
-      <w:r>
-        <w:rPr>
-          <w:rFonts w:ascii="標楷體" w:eastAsia="標楷體" w:hAnsi="標楷體" w:hint="eastAsia"/>
-          <w:sz w:val="28"/>
-          <w:szCs w:val="28"/>
-        </w:rPr>
-        <w:t>散心。</w:t>
+        <w:spacing w:line="420" w:lineRule="exact"/>
+        <w:ind w:leftChars="0" w:left="284" w:hanging="284"/>
+        <w:jc w:val="both"/>
+        <w:rPr>
+          <w:rFonts w:ascii="標楷體" w:eastAsia="標楷體" w:hAnsi="標楷體"/>
+          <w:sz w:val="28"/>
+          <w:szCs w:val="28"/>
+        </w:rPr>
+      </w:pPr>
+      <w:r>
+        <w:rPr>
+          <w:rFonts w:ascii="標楷體" w:eastAsia="標楷體" w:hAnsi="標楷體"/>
+          <w:sz w:val="28"/>
+          <w:szCs w:val="28"/>
+        </w:rPr>
+        <w:t>生命榮枯</w:t>
+      </w:r>
+      <w:r>
+        <w:rPr>
+          <w:rFonts w:ascii="標楷體" w:eastAsia="標楷體" w:hAnsi="標楷體" w:hint="eastAsia"/>
+          <w:sz w:val="28"/>
+          <w:szCs w:val="28"/>
+        </w:rPr>
+        <w:t>：</w:t>
+      </w:r>
+      <w:r>
+        <w:rPr>
+          <w:rFonts w:ascii="標楷體" w:eastAsia="標楷體" w:hAnsi="標楷體"/>
+          <w:sz w:val="28"/>
+          <w:szCs w:val="28"/>
+        </w:rPr>
+        <w:t>指生命如草木般繁茂（榮）與枯萎（枯）的自然循環過程。象徵世間萬物皆有盛衰起伏，反映出大自然萬物生滅的哲理。</w:t>
       </w:r>
     </w:p>
     <w:p>
@@ -2834,24 +1399,23 @@
           <w:ilvl w:val="0"/>
           <w:numId w:val="5"/>
         </w:numPr>
-        <w:spacing w:line="440" w:lineRule="exact"/>
-        <w:ind w:leftChars="0"/>
-        <w:rPr>
-          <w:rFonts w:ascii="標楷體" w:eastAsia="標楷體" w:hAnsi="標楷體"/>
-          <w:sz w:val="28"/>
-          <w:szCs w:val="28"/>
-        </w:rPr>
-      </w:pPr>
-      <w:proofErr w:type="gramStart"/>
-      <w:r>
-        <w:rPr>
-          <w:rFonts w:ascii="標楷體" w:eastAsia="標楷體" w:hAnsi="標楷體" w:hint="eastAsia"/>
-          <w:sz w:val="28"/>
-          <w:szCs w:val="28"/>
-        </w:rPr>
-        <w:t>清歌</w:t>
-      </w:r>
-      <w:proofErr w:type="gramEnd"/>
+        <w:spacing w:line="420" w:lineRule="exact"/>
+        <w:ind w:leftChars="0" w:left="284" w:hanging="284"/>
+        <w:jc w:val="both"/>
+        <w:rPr>
+          <w:rFonts w:ascii="標楷體" w:eastAsia="標楷體" w:hAnsi="標楷體"/>
+          <w:sz w:val="28"/>
+          <w:szCs w:val="28"/>
+        </w:rPr>
+      </w:pPr>
+      <w:r>
+        <w:rPr>
+          <w:rFonts w:ascii="標楷體" w:eastAsia="標楷體" w:hAnsi="標楷體"/>
+          <w:sz w:val="28"/>
+          <w:szCs w:val="28"/>
+        </w:rPr>
+        <w:t>對仗工整</w:t>
+      </w:r>
       <w:r>
         <w:rPr>
           <w:rFonts w:ascii="標楷體" w:eastAsia="標楷體" w:hAnsi="標楷體" w:hint="eastAsia"/>
@@ -2862,27 +1426,11 @@
       </w:r>
       <w:r>
         <w:rPr>
-          <w:rFonts w:ascii="標楷體" w:eastAsia="標楷體" w:hAnsi="標楷體" w:hint="eastAsia"/>
-          <w:sz w:val="28"/>
-          <w:szCs w:val="28"/>
-        </w:rPr>
-        <w:t>清脆嘹亮的歌聲</w:t>
-      </w:r>
-      <w:r>
-        <w:rPr>
-          <w:rFonts w:ascii="標楷體" w:eastAsia="標楷體" w:hAnsi="標楷體" w:hint="eastAsia"/>
-          <w:sz w:val="28"/>
-          <w:szCs w:val="28"/>
-        </w:rPr>
-        <w:t>；</w:t>
-      </w:r>
-      <w:r>
-        <w:rPr>
-          <w:rFonts w:ascii="標楷體" w:eastAsia="標楷體" w:hAnsi="標楷體" w:hint="eastAsia"/>
-          <w:sz w:val="28"/>
-          <w:szCs w:val="28"/>
-        </w:rPr>
-        <w:t>沒有樂器伴奏的唱歌。</w:t>
+          <w:rFonts w:ascii="標楷體" w:eastAsia="標楷體" w:hAnsi="標楷體"/>
+          <w:sz w:val="28"/>
+          <w:szCs w:val="28"/>
+        </w:rPr>
+        <w:t>詩文中的兩句話，在詞性、字數、聲調與結構上皆相互對應、極為嚴謹整齊。形式上的對稱美感，在此詞中同時達成「音律協調」與「意境相對（落去 vs 歸來）」的雙重藝術效果。</w:t>
       </w:r>
     </w:p>
     <w:p>
@@ -2892,21 +1440,22 @@
           <w:ilvl w:val="0"/>
           <w:numId w:val="5"/>
         </w:numPr>
-        <w:spacing w:line="440" w:lineRule="exact"/>
-        <w:ind w:leftChars="0"/>
-        <w:rPr>
-          <w:rFonts w:ascii="標楷體" w:eastAsia="標楷體" w:hAnsi="標楷體"/>
-          <w:sz w:val="28"/>
-          <w:szCs w:val="28"/>
-        </w:rPr>
-      </w:pPr>
-      <w:r>
-        <w:rPr>
-          <w:rFonts w:ascii="標楷體" w:eastAsia="標楷體" w:hAnsi="標楷體" w:hint="eastAsia"/>
-          <w:sz w:val="28"/>
-          <w:szCs w:val="28"/>
-        </w:rPr>
-        <w:t>揉合</w:t>
+        <w:spacing w:line="420" w:lineRule="exact"/>
+        <w:ind w:leftChars="0" w:left="284" w:hanging="284"/>
+        <w:jc w:val="both"/>
+        <w:rPr>
+          <w:rFonts w:ascii="標楷體" w:eastAsia="標楷體" w:hAnsi="標楷體"/>
+          <w:sz w:val="28"/>
+          <w:szCs w:val="28"/>
+        </w:rPr>
+      </w:pPr>
+      <w:r>
+        <w:rPr>
+          <w:rFonts w:ascii="標楷體" w:eastAsia="標楷體" w:hAnsi="標楷體"/>
+          <w:sz w:val="28"/>
+          <w:szCs w:val="28"/>
+        </w:rPr>
+        <w:t>歲月輪迴</w:t>
       </w:r>
       <w:r>
         <w:rPr>
@@ -2918,47 +1467,11 @@
       </w:r>
       <w:r>
         <w:rPr>
-          <w:rFonts w:ascii="標楷體" w:eastAsia="標楷體" w:hAnsi="標楷體" w:hint="eastAsia"/>
-          <w:sz w:val="28"/>
-          <w:szCs w:val="28"/>
-        </w:rPr>
-        <w:t>融合。【例】王教授此本</w:t>
-      </w:r>
-      <w:proofErr w:type="gramStart"/>
-      <w:r>
-        <w:rPr>
-          <w:rFonts w:ascii="標楷體" w:eastAsia="標楷體" w:hAnsi="標楷體" w:hint="eastAsia"/>
-          <w:sz w:val="28"/>
-          <w:szCs w:val="28"/>
-        </w:rPr>
-        <w:t>鉅著</w:t>
-      </w:r>
-      <w:proofErr w:type="gramEnd"/>
-      <w:r>
-        <w:rPr>
-          <w:rFonts w:ascii="標楷體" w:eastAsia="標楷體" w:hAnsi="標楷體" w:hint="eastAsia"/>
-          <w:sz w:val="28"/>
-          <w:szCs w:val="28"/>
-        </w:rPr>
-        <w:t>係博</w:t>
-      </w:r>
-      <w:proofErr w:type="gramStart"/>
-      <w:r>
-        <w:rPr>
-          <w:rFonts w:ascii="標楷體" w:eastAsia="標楷體" w:hAnsi="標楷體" w:hint="eastAsia"/>
-          <w:sz w:val="28"/>
-          <w:szCs w:val="28"/>
-        </w:rPr>
-        <w:t>採</w:t>
-      </w:r>
-      <w:proofErr w:type="gramEnd"/>
-      <w:r>
-        <w:rPr>
-          <w:rFonts w:ascii="標楷體" w:eastAsia="標楷體" w:hAnsi="標楷體" w:hint="eastAsia"/>
-          <w:sz w:val="28"/>
-          <w:szCs w:val="28"/>
-        </w:rPr>
-        <w:t>眾家學說，揉合其中優點而成。</w:t>
+          <w:rFonts w:ascii="標楷體" w:eastAsia="標楷體" w:hAnsi="標楷體"/>
+          <w:sz w:val="28"/>
+          <w:szCs w:val="28"/>
+        </w:rPr>
+        <w:t>時間與季節如車輪般旋轉循環、往復不息。強調時間無情地流逝，同時也帶來四季更迭、萬物生生不息的秩序與無奈。</w:t>
       </w:r>
     </w:p>
     <w:p>
@@ -2968,32 +1481,48 @@
           <w:ilvl w:val="0"/>
           <w:numId w:val="5"/>
         </w:numPr>
-        <w:spacing w:line="440" w:lineRule="exact"/>
-        <w:ind w:leftChars="0"/>
-        <w:rPr>
-          <w:rFonts w:ascii="標楷體" w:eastAsia="標楷體" w:hAnsi="標楷體"/>
-          <w:sz w:val="28"/>
-          <w:szCs w:val="28"/>
-        </w:rPr>
-      </w:pPr>
-      <w:r>
-        <w:rPr>
-          <w:rFonts w:ascii="標楷體" w:eastAsia="標楷體" w:hAnsi="標楷體" w:hint="eastAsia"/>
-          <w:sz w:val="28"/>
-          <w:szCs w:val="28"/>
-        </w:rPr>
-        <w:t>沖</w:t>
-      </w:r>
-      <w:proofErr w:type="gramStart"/>
-      <w:r>
-        <w:rPr>
-          <w:rFonts w:ascii="標楷體" w:eastAsia="標楷體" w:hAnsi="標楷體" w:hint="eastAsia"/>
-          <w:sz w:val="28"/>
-          <w:szCs w:val="28"/>
-        </w:rPr>
-        <w:t>澹</w:t>
-      </w:r>
-      <w:proofErr w:type="gramEnd"/>
+        <w:spacing w:line="420" w:lineRule="exact"/>
+        <w:ind w:leftChars="0" w:left="284" w:hanging="426"/>
+        <w:jc w:val="both"/>
+        <w:rPr>
+          <w:rFonts w:ascii="標楷體" w:eastAsia="標楷體" w:hAnsi="標楷體"/>
+          <w:sz w:val="28"/>
+          <w:szCs w:val="28"/>
+        </w:rPr>
+      </w:pPr>
+      <w:r>
+        <w:rPr>
+          <w:rFonts w:ascii="標楷體" w:eastAsia="標楷體" w:hAnsi="標楷體"/>
+          <w:sz w:val="28"/>
+          <w:szCs w:val="28"/>
+        </w:rPr>
+        <w:t>瀰漫</w:t>
+      </w:r>
+      <w:r>
+        <w:rPr>
+          <w:rFonts w:ascii="標楷體" w:eastAsia="標楷體" w:hAnsi="標楷體" w:hint="eastAsia"/>
+          <w:sz w:val="28"/>
+          <w:szCs w:val="28"/>
+        </w:rPr>
+        <w:t>（</w:t>
+      </w:r>
+      <w:r>
+        <w:rPr>
+          <w:rFonts w:ascii="標楷體" w:eastAsia="標楷體" w:hAnsi="標楷體" w:hint="eastAsia"/>
+          <w:color w:val="EE0000"/>
+          <w:sz w:val="16"/>
+          <w:szCs w:val="16"/>
+        </w:rPr>
+        <w:t>ㄇ一ˊ　ㄇㄢˋ</w:t>
+      </w:r>
+      <w:r>
+        <w:rPr>
+          <w:rFonts w:ascii="標楷體" w:eastAsia="標楷體" w:hAnsi="標楷體" w:hint="eastAsia"/>
+          <w:sz w:val="28"/>
+          <w:szCs w:val="28"/>
+        </w:rPr>
+        <w:t>）</w:t>
+      </w:r>
       <w:r>
         <w:rPr>
           <w:rFonts w:ascii="標楷體" w:eastAsia="標楷體" w:hAnsi="標楷體" w:hint="eastAsia"/>
@@ -3004,75 +1533,11 @@
       </w:r>
       <w:r>
         <w:rPr>
-          <w:rFonts w:ascii="標楷體" w:eastAsia="標楷體" w:hAnsi="標楷體" w:hint="eastAsia"/>
-          <w:sz w:val="28"/>
-          <w:szCs w:val="28"/>
-        </w:rPr>
-        <w:t>也作「沖</w:t>
-      </w:r>
-      <w:r>
-        <w:rPr>
-          <w:rFonts w:ascii="標楷體" w:eastAsia="標楷體" w:hAnsi="標楷體" w:hint="eastAsia"/>
-          <w:sz w:val="28"/>
-          <w:szCs w:val="28"/>
-        </w:rPr>
-        <w:t>淡</w:t>
-      </w:r>
-      <w:r>
-        <w:rPr>
-          <w:rFonts w:ascii="標楷體" w:eastAsia="標楷體" w:hAnsi="標楷體" w:hint="eastAsia"/>
-          <w:sz w:val="28"/>
-          <w:szCs w:val="28"/>
-        </w:rPr>
-        <w:t>」。</w:t>
-      </w:r>
-    </w:p>
-    <w:p>
-      <w:pPr>
-        <w:pStyle w:val="a6"/>
-        <w:numPr>
-          <w:ilvl w:val="0"/>
-          <w:numId w:val="24"/>
-        </w:numPr>
-        <w:spacing w:line="440" w:lineRule="exact"/>
-        <w:ind w:leftChars="0"/>
-        <w:rPr>
-          <w:rFonts w:ascii="標楷體" w:eastAsia="標楷體" w:hAnsi="標楷體"/>
-          <w:sz w:val="28"/>
-          <w:szCs w:val="28"/>
-        </w:rPr>
-      </w:pPr>
-      <w:r>
-        <w:rPr>
-          <w:rFonts w:ascii="標楷體" w:eastAsia="標楷體" w:hAnsi="標楷體" w:hint="eastAsia"/>
-          <w:sz w:val="28"/>
-          <w:szCs w:val="28"/>
-        </w:rPr>
-        <w:t>謙虛淡泊。</w:t>
-      </w:r>
-    </w:p>
-    <w:p>
-      <w:pPr>
-        <w:pStyle w:val="a6"/>
-        <w:numPr>
-          <w:ilvl w:val="0"/>
-          <w:numId w:val="24"/>
-        </w:numPr>
-        <w:spacing w:line="440" w:lineRule="exact"/>
-        <w:ind w:leftChars="0"/>
-        <w:rPr>
-          <w:rFonts w:ascii="標楷體" w:eastAsia="標楷體" w:hAnsi="標楷體"/>
-          <w:sz w:val="28"/>
-          <w:szCs w:val="28"/>
-        </w:rPr>
-      </w:pPr>
-      <w:r>
-        <w:rPr>
-          <w:rFonts w:ascii="標楷體" w:eastAsia="標楷體" w:hAnsi="標楷體" w:hint="eastAsia"/>
-          <w:sz w:val="28"/>
-          <w:szCs w:val="28"/>
-        </w:rPr>
-        <w:t>把事情的嚴重性刻意淡化。</w:t>
+          <w:rFonts w:ascii="標楷體" w:eastAsia="標楷體" w:hAnsi="標楷體"/>
+          <w:sz w:val="28"/>
+          <w:szCs w:val="28"/>
+        </w:rPr>
+        <w:t>氣體、煙霧、氣味或某種氛圍廣泛充塞、布滿在空間之中。呈現一種無形卻無所不在的情感包圍感，讓花香與悲傷同時籠罩著整片空間。</w:t>
       </w:r>
     </w:p>
     <w:p>
@@ -3082,21 +1547,22 @@
           <w:ilvl w:val="0"/>
           <w:numId w:val="5"/>
         </w:numPr>
-        <w:spacing w:line="440" w:lineRule="exact"/>
-        <w:ind w:leftChars="0"/>
-        <w:rPr>
-          <w:rFonts w:ascii="標楷體" w:eastAsia="標楷體" w:hAnsi="標楷體"/>
-          <w:sz w:val="28"/>
-          <w:szCs w:val="28"/>
-        </w:rPr>
-      </w:pPr>
-      <w:r>
-        <w:rPr>
-          <w:rFonts w:ascii="標楷體" w:eastAsia="標楷體" w:hAnsi="標楷體" w:hint="eastAsia"/>
-          <w:sz w:val="28"/>
-          <w:szCs w:val="28"/>
-        </w:rPr>
-        <w:t>微茫</w:t>
+        <w:spacing w:line="420" w:lineRule="exact"/>
+        <w:ind w:leftChars="0" w:left="284" w:hanging="426"/>
+        <w:jc w:val="both"/>
+        <w:rPr>
+          <w:rFonts w:ascii="標楷體" w:eastAsia="標楷體" w:hAnsi="標楷體"/>
+          <w:sz w:val="28"/>
+          <w:szCs w:val="28"/>
+        </w:rPr>
+      </w:pPr>
+      <w:r>
+        <w:rPr>
+          <w:rFonts w:ascii="標楷體" w:eastAsia="標楷體" w:hAnsi="標楷體"/>
+          <w:sz w:val="28"/>
+          <w:szCs w:val="28"/>
+        </w:rPr>
+        <w:t>凝結</w:t>
       </w:r>
       <w:r>
         <w:rPr>
@@ -3108,11 +1574,11 @@
       </w:r>
       <w:r>
         <w:rPr>
-          <w:rFonts w:ascii="標楷體" w:eastAsia="標楷體" w:hAnsi="標楷體" w:hint="eastAsia"/>
-          <w:sz w:val="28"/>
-          <w:szCs w:val="28"/>
-        </w:rPr>
-        <w:t>模糊隱約的樣子。</w:t>
+          <w:rFonts w:ascii="標楷體" w:eastAsia="標楷體" w:hAnsi="標楷體"/>
+          <w:sz w:val="28"/>
+          <w:szCs w:val="28"/>
+        </w:rPr>
+        <w:t>液體聚結成固體，或指氣體凝結；引申為心思、情緒集中或停滯在某一瞬間。將抽象的漫長思緒與複雜情感，具體收攏並固定在特定的動作（如獨自徘徊）或畫面之中。</w:t>
       </w:r>
     </w:p>
     <w:p>
@@ -3122,45 +1588,38 @@
           <w:ilvl w:val="0"/>
           <w:numId w:val="5"/>
         </w:numPr>
-        <w:spacing w:line="440" w:lineRule="exact"/>
-        <w:ind w:leftChars="0"/>
-        <w:rPr>
-          <w:rFonts w:ascii="標楷體" w:eastAsia="標楷體" w:hAnsi="標楷體"/>
-          <w:sz w:val="28"/>
-          <w:szCs w:val="28"/>
-        </w:rPr>
-      </w:pPr>
-      <w:r>
-        <w:rPr>
-          <w:rFonts w:ascii="標楷體" w:eastAsia="標楷體" w:hAnsi="標楷體" w:hint="eastAsia"/>
-          <w:sz w:val="28"/>
-          <w:szCs w:val="28"/>
-        </w:rPr>
-        <w:t>折射</w:t>
-      </w:r>
-      <w:r>
-        <w:rPr>
-          <w:rFonts w:ascii="標楷體" w:eastAsia="標楷體" w:hAnsi="標楷體" w:hint="eastAsia"/>
-          <w:sz w:val="28"/>
-          <w:szCs w:val="28"/>
-        </w:rPr>
-        <w:t>：本指</w:t>
-      </w:r>
-      <w:r>
-        <w:rPr>
-          <w:rFonts w:ascii="標楷體" w:eastAsia="標楷體" w:hAnsi="標楷體" w:hint="eastAsia"/>
-          <w:sz w:val="28"/>
-          <w:szCs w:val="28"/>
-        </w:rPr>
-        <w:t>光線或聲波射入密度不同的介質中，而改變行進方向的現象。</w:t>
-      </w:r>
-      <w:r>
-        <w:rPr>
-          <w:rFonts w:ascii="標楷體" w:eastAsia="標楷體" w:hAnsi="標楷體" w:hint="eastAsia"/>
-          <w:sz w:val="28"/>
-          <w:szCs w:val="28"/>
-        </w:rPr>
-        <w:t>這裡可以解釋成由一件事產生情感、想法。</w:t>
+        <w:spacing w:line="420" w:lineRule="exact"/>
+        <w:ind w:leftChars="0" w:left="284" w:hanging="426"/>
+        <w:jc w:val="both"/>
+        <w:rPr>
+          <w:rFonts w:ascii="標楷體" w:eastAsia="標楷體" w:hAnsi="標楷體"/>
+          <w:sz w:val="28"/>
+          <w:szCs w:val="28"/>
+        </w:rPr>
+      </w:pPr>
+      <w:r>
+        <w:rPr>
+          <w:rFonts w:ascii="標楷體" w:eastAsia="標楷體" w:hAnsi="標楷體"/>
+          <w:sz w:val="28"/>
+          <w:szCs w:val="28"/>
+        </w:rPr>
+        <w:t>悵惘</w:t>
+      </w:r>
+      <w:r>
+        <w:rPr>
+          <w:rFonts w:ascii="標楷體" w:eastAsia="標楷體" w:hAnsi="標楷體" w:hint="eastAsia"/>
+          <w:sz w:val="28"/>
+          <w:szCs w:val="28"/>
+        </w:rPr>
+        <w:t>：</w:t>
+      </w:r>
+      <w:r>
+        <w:rPr>
+          <w:rFonts w:ascii="標楷體" w:eastAsia="標楷體" w:hAnsi="標楷體"/>
+          <w:sz w:val="28"/>
+          <w:szCs w:val="28"/>
+        </w:rPr>
+        <w:t>因失望、失意或悵然若失而感到迷惘、惆悵。一種不至於暴慟、卻綿綿不絕的內心情緒，包含對逝去美好時光的追憶與無法挽回的無奈。</w:t>
       </w:r>
     </w:p>
     <w:p>
@@ -3170,58 +1629,55 @@
           <w:ilvl w:val="0"/>
           <w:numId w:val="5"/>
         </w:numPr>
-        <w:spacing w:line="440" w:lineRule="exact"/>
-        <w:ind w:leftChars="0"/>
-        <w:rPr>
-          <w:rFonts w:ascii="標楷體" w:eastAsia="標楷體" w:hAnsi="標楷體"/>
-          <w:sz w:val="28"/>
-          <w:szCs w:val="28"/>
-        </w:rPr>
-      </w:pPr>
-      <w:proofErr w:type="gramStart"/>
-      <w:r>
-        <w:rPr>
-          <w:rFonts w:ascii="標楷體" w:eastAsia="標楷體" w:hAnsi="標楷體" w:hint="eastAsia"/>
-          <w:sz w:val="28"/>
-          <w:szCs w:val="28"/>
-        </w:rPr>
-        <w:t>紆</w:t>
-      </w:r>
-      <w:proofErr w:type="gramEnd"/>
-      <w:r>
-        <w:rPr>
-          <w:rFonts w:ascii="標楷體" w:eastAsia="標楷體" w:hAnsi="標楷體" w:hint="eastAsia"/>
-          <w:sz w:val="28"/>
-          <w:szCs w:val="28"/>
-        </w:rPr>
-        <w:t>(</w:t>
-      </w:r>
-      <w:proofErr w:type="gramStart"/>
-      <w:r>
-        <w:rPr>
-          <w:rFonts w:ascii="標楷體" w:eastAsia="標楷體" w:hAnsi="標楷體" w:hint="eastAsia"/>
-          <w:color w:val="FF0000"/>
+        <w:spacing w:line="420" w:lineRule="exact"/>
+        <w:ind w:leftChars="0" w:left="284" w:hanging="426"/>
+        <w:jc w:val="both"/>
+        <w:rPr>
+          <w:rFonts w:ascii="標楷體" w:eastAsia="標楷體" w:hAnsi="標楷體"/>
+          <w:sz w:val="28"/>
+          <w:szCs w:val="28"/>
+        </w:rPr>
+      </w:pPr>
+      <w:r>
+        <w:rPr>
+          <w:rFonts w:ascii="標楷體" w:eastAsia="標楷體" w:hAnsi="標楷體"/>
+          <w:sz w:val="28"/>
+          <w:szCs w:val="28"/>
+        </w:rPr>
+        <w:t>戛</w:t>
+      </w:r>
+      <w:r>
+        <w:rPr>
+          <w:rFonts w:ascii="標楷體" w:eastAsia="標楷體" w:hAnsi="標楷體" w:hint="eastAsia"/>
+          <w:sz w:val="28"/>
+          <w:szCs w:val="28"/>
+        </w:rPr>
+        <w:t>（</w:t>
+      </w:r>
+      <w:r>
+        <w:rPr>
+          <w:rFonts w:ascii="標楷體" w:eastAsia="標楷體" w:hAnsi="標楷體" w:hint="eastAsia"/>
+          <w:color w:val="EE0000"/>
           <w:sz w:val="16"/>
           <w:szCs w:val="16"/>
         </w:rPr>
-        <w:t>ㄩ</w:t>
-      </w:r>
-      <w:proofErr w:type="gramEnd"/>
-      <w:r>
-        <w:rPr>
-          <w:rFonts w:ascii="標楷體" w:eastAsia="標楷體" w:hAnsi="標楷體" w:hint="eastAsia"/>
-          <w:sz w:val="28"/>
-          <w:szCs w:val="28"/>
-        </w:rPr>
-        <w:t>)</w:t>
-      </w:r>
-      <w:r>
-        <w:rPr>
-          <w:rFonts w:ascii="標楷體" w:eastAsia="標楷體" w:hAnsi="標楷體" w:hint="eastAsia"/>
-          <w:sz w:val="28"/>
-          <w:szCs w:val="28"/>
-        </w:rPr>
-        <w:t>曲</w:t>
+        <w:t>ㄐㄧㄚˊ</w:t>
+      </w:r>
+      <w:r>
+        <w:rPr>
+          <w:rFonts w:ascii="標楷體" w:eastAsia="標楷體" w:hAnsi="標楷體" w:hint="eastAsia"/>
+          <w:sz w:val="28"/>
+          <w:szCs w:val="28"/>
+        </w:rPr>
+        <w:t>）</w:t>
+      </w:r>
+      <w:r>
+        <w:rPr>
+          <w:rFonts w:ascii="標楷體" w:eastAsia="標楷體" w:hAnsi="標楷體"/>
+          <w:sz w:val="28"/>
+          <w:szCs w:val="28"/>
+        </w:rPr>
+        <w:t>然而止</w:t>
       </w:r>
       <w:r>
         <w:rPr>
@@ -3233,11 +1689,11 @@
       </w:r>
       <w:r>
         <w:rPr>
-          <w:rFonts w:ascii="標楷體" w:eastAsia="標楷體" w:hAnsi="標楷體" w:hint="eastAsia"/>
-          <w:sz w:val="28"/>
-          <w:szCs w:val="28"/>
-        </w:rPr>
-        <w:t>曲折。</w:t>
+          <w:rFonts w:ascii="標楷體" w:eastAsia="標楷體" w:hAnsi="標楷體"/>
+          <w:sz w:val="28"/>
+          <w:szCs w:val="28"/>
+        </w:rPr>
+        <w:t>形容聲音突然停止（「戛」為撞擊聲）。作品在情感最強烈或意境最深遠處陡然收尾，留給讀者震撼與意猶未盡的餘韻。</w:t>
       </w:r>
     </w:p>
     <w:p>
@@ -3247,21 +1703,22 @@
           <w:ilvl w:val="0"/>
           <w:numId w:val="5"/>
         </w:numPr>
-        <w:spacing w:line="440" w:lineRule="exact"/>
-        <w:ind w:leftChars="0"/>
-        <w:rPr>
-          <w:rFonts w:ascii="標楷體" w:eastAsia="標楷體" w:hAnsi="標楷體"/>
-          <w:sz w:val="28"/>
-          <w:szCs w:val="28"/>
-        </w:rPr>
-      </w:pPr>
-      <w:r>
-        <w:rPr>
-          <w:rFonts w:ascii="標楷體" w:eastAsia="標楷體" w:hAnsi="標楷體" w:hint="eastAsia"/>
-          <w:sz w:val="28"/>
-          <w:szCs w:val="28"/>
-        </w:rPr>
-        <w:t>奇偶句</w:t>
+        <w:spacing w:line="420" w:lineRule="exact"/>
+        <w:ind w:leftChars="0" w:left="284" w:hanging="426"/>
+        <w:jc w:val="both"/>
+        <w:rPr>
+          <w:rFonts w:ascii="標楷體" w:eastAsia="標楷體" w:hAnsi="標楷體" w:hint="eastAsia"/>
+          <w:sz w:val="28"/>
+          <w:szCs w:val="28"/>
+        </w:rPr>
+      </w:pPr>
+      <w:r>
+        <w:rPr>
+          <w:rFonts w:ascii="標楷體" w:eastAsia="標楷體" w:hAnsi="標楷體"/>
+          <w:sz w:val="28"/>
+          <w:szCs w:val="28"/>
+        </w:rPr>
+        <w:t>品味與迴響</w:t>
       </w:r>
       <w:r>
         <w:rPr>
@@ -3273,166 +1730,31 @@
       </w:r>
       <w:r>
         <w:rPr>
-          <w:rFonts w:ascii="標楷體" w:eastAsia="標楷體" w:hAnsi="標楷體" w:hint="eastAsia"/>
-          <w:sz w:val="28"/>
-          <w:szCs w:val="28"/>
-        </w:rPr>
-        <w:t>非常奇妙的對偶句。</w:t>
-      </w:r>
-    </w:p>
-    <w:p>
-      <w:pPr>
-        <w:pStyle w:val="a6"/>
-        <w:numPr>
-          <w:ilvl w:val="0"/>
-          <w:numId w:val="5"/>
-        </w:numPr>
-        <w:spacing w:line="440" w:lineRule="exact"/>
-        <w:ind w:leftChars="0"/>
-        <w:rPr>
-          <w:rFonts w:ascii="標楷體" w:eastAsia="標楷體" w:hAnsi="標楷體"/>
-          <w:sz w:val="28"/>
-          <w:szCs w:val="28"/>
-        </w:rPr>
-      </w:pPr>
-      <w:r>
-        <w:rPr>
-          <w:rFonts w:ascii="標楷體" w:eastAsia="標楷體" w:hAnsi="標楷體" w:hint="eastAsia"/>
-          <w:sz w:val="28"/>
-          <w:szCs w:val="28"/>
-        </w:rPr>
-        <w:t>對偶：語文中上下兩句，或一句中的兩個詞語，字數相等，句法相似，平仄相對的修辭法。可使文章形式工整、語意自然、意境幽遠</w:t>
-      </w:r>
-      <w:r>
-        <w:rPr>
-          <w:rFonts w:ascii="標楷體" w:eastAsia="標楷體" w:hAnsi="標楷體" w:hint="eastAsia"/>
-          <w:sz w:val="28"/>
-          <w:szCs w:val="28"/>
-        </w:rPr>
-        <w:t>。</w:t>
-      </w:r>
-    </w:p>
-    <w:p>
-      <w:pPr>
-        <w:pStyle w:val="a6"/>
-        <w:numPr>
-          <w:ilvl w:val="0"/>
-          <w:numId w:val="5"/>
-        </w:numPr>
-        <w:spacing w:line="440" w:lineRule="exact"/>
-        <w:ind w:leftChars="0"/>
-        <w:rPr>
-          <w:rFonts w:ascii="標楷體" w:eastAsia="標楷體" w:hAnsi="標楷體" w:hint="eastAsia"/>
-          <w:sz w:val="28"/>
-          <w:szCs w:val="28"/>
-        </w:rPr>
-      </w:pPr>
-      <w:r>
-        <w:rPr>
-          <w:rFonts w:ascii="標楷體" w:eastAsia="標楷體" w:hAnsi="標楷體" w:hint="eastAsia"/>
-          <w:sz w:val="28"/>
-          <w:szCs w:val="28"/>
-        </w:rPr>
-        <w:t>司空見慣</w:t>
-      </w:r>
-      <w:r>
-        <w:rPr>
-          <w:rFonts w:ascii="標楷體" w:eastAsia="標楷體" w:hAnsi="標楷體" w:hint="eastAsia"/>
-          <w:sz w:val="28"/>
-          <w:szCs w:val="28"/>
-        </w:rPr>
-        <w:t>：</w:t>
-      </w:r>
-      <w:r>
-        <w:rPr>
-          <w:rFonts w:ascii="標楷體" w:eastAsia="標楷體" w:hAnsi="標楷體" w:hint="eastAsia"/>
-          <w:sz w:val="28"/>
-          <w:szCs w:val="28"/>
-        </w:rPr>
-        <w:t>比喻經常看到，不足為奇。</w:t>
-      </w:r>
-    </w:p>
-    <w:p>
-      <w:pPr>
-        <w:pStyle w:val="a6"/>
-        <w:spacing w:line="440" w:lineRule="exact"/>
-        <w:ind w:leftChars="0"/>
-        <w:rPr>
-          <w:rFonts w:ascii="標楷體" w:eastAsia="標楷體" w:hAnsi="標楷體"/>
-          <w:sz w:val="28"/>
-          <w:szCs w:val="28"/>
-        </w:rPr>
-      </w:pPr>
-      <w:r>
-        <w:rPr>
-          <w:rFonts w:ascii="標楷體" w:eastAsia="標楷體" w:hAnsi="標楷體" w:hint="eastAsia"/>
-          <w:sz w:val="28"/>
-          <w:szCs w:val="28"/>
-        </w:rPr>
-        <w:t>【例】這種事早已司空見慣了，沒什麼好大驚小怪的。</w:t>
-      </w:r>
-    </w:p>
-    <w:p>
-      <w:pPr>
-        <w:pStyle w:val="a6"/>
-        <w:numPr>
-          <w:ilvl w:val="0"/>
-          <w:numId w:val="5"/>
-        </w:numPr>
-        <w:spacing w:line="440" w:lineRule="exact"/>
-        <w:ind w:leftChars="0"/>
-        <w:rPr>
-          <w:rFonts w:ascii="標楷體" w:eastAsia="標楷體" w:hAnsi="標楷體" w:hint="eastAsia"/>
-          <w:sz w:val="28"/>
-          <w:szCs w:val="28"/>
-        </w:rPr>
-      </w:pPr>
-      <w:r>
-        <w:rPr>
-          <w:rFonts w:ascii="標楷體" w:eastAsia="標楷體" w:hAnsi="標楷體" w:hint="eastAsia"/>
-          <w:sz w:val="28"/>
-          <w:szCs w:val="28"/>
-        </w:rPr>
-        <w:t>啟迪</w:t>
-      </w:r>
-      <w:r>
-        <w:rPr>
-          <w:rFonts w:ascii="標楷體" w:eastAsia="標楷體" w:hAnsi="標楷體" w:hint="eastAsia"/>
-          <w:sz w:val="28"/>
-          <w:szCs w:val="28"/>
-        </w:rPr>
-        <w:t>：</w:t>
-      </w:r>
-      <w:r>
-        <w:rPr>
-          <w:rFonts w:ascii="標楷體" w:eastAsia="標楷體" w:hAnsi="標楷體" w:hint="eastAsia"/>
-          <w:sz w:val="28"/>
-          <w:szCs w:val="28"/>
-        </w:rPr>
-        <w:t>啟發開導。</w:t>
-      </w:r>
-    </w:p>
-    <w:p>
-      <w:pPr>
-        <w:pStyle w:val="a6"/>
-        <w:spacing w:line="440" w:lineRule="exact"/>
-        <w:ind w:leftChars="0"/>
-        <w:rPr>
-          <w:rFonts w:ascii="標楷體" w:eastAsia="標楷體" w:hAnsi="標楷體" w:hint="eastAsia"/>
-          <w:sz w:val="28"/>
-          <w:szCs w:val="28"/>
-        </w:rPr>
-      </w:pPr>
-      <w:r>
-        <w:rPr>
-          <w:rFonts w:ascii="標楷體" w:eastAsia="標楷體" w:hAnsi="標楷體" w:hint="eastAsia"/>
-          <w:sz w:val="28"/>
-          <w:szCs w:val="28"/>
-        </w:rPr>
-        <w:t>【例】大自然的奧妙，啟迪了他對自然科學的興趣。</w:t>
+          <w:rFonts w:ascii="標楷體" w:eastAsia="標楷體" w:hAnsi="標楷體"/>
+          <w:sz w:val="28"/>
+          <w:szCs w:val="28"/>
+        </w:rPr>
+        <w:t>「品味」指細細體會</w:t>
+      </w:r>
+      <w:r>
+        <w:rPr>
+          <w:rFonts w:ascii="標楷體" w:eastAsia="標楷體" w:hAnsi="標楷體" w:hint="eastAsia"/>
+          <w:sz w:val="28"/>
+          <w:szCs w:val="28"/>
+        </w:rPr>
+        <w:t>個</w:t>
+      </w:r>
+      <w:r>
+        <w:rPr>
+          <w:rFonts w:ascii="標楷體" w:eastAsia="標楷體" w:hAnsi="標楷體"/>
+          <w:sz w:val="28"/>
+          <w:szCs w:val="28"/>
+        </w:rPr>
+        <w:t>中滋味；「迴響」指聲音回盪，引申為讀者心中的共鳴與持續的思考。好的作品能超越時代限制，讓後人在閱讀時不斷引發對人生的深層體悟與情感共振。</w:t>
       </w:r>
     </w:p>
     <w:sectPr>
+      <w:footerReference w:type="default" r:id="rId7"/>
       <w:pgSz w:w="11906" w:h="16838"/>
       <w:pgMar w:top="567" w:right="851" w:bottom="567" w:left="851" w:header="567" w:footer="0" w:gutter="0"/>
       <w:cols w:space="425"/>
@@ -3443,7 +1765,7 @@
 </file>
 
 <file path=word/endnotes.xml><?xml version="1.0" encoding="utf-8"?>
-<w:endnotes xmlns:wpc="http://schemas.microsoft.com/office/word/2010/wordprocessingCanvas" xmlns:cx="http://schemas.microsoft.com/office/drawing/2014/chartex" xmlns:cx1="http://schemas.microsoft.com/office/drawing/2015/9/8/chartex" xmlns:cx2="http://schemas.microsoft.com/office/drawing/2015/10/21/chartex" xmlns:cx3="http://schemas.microsoft.com/office/drawing/2016/5/9/chartex" xmlns:cx4="http://schemas.microsoft.com/office/drawing/2016/5/10/chartex" xmlns:cx5="http://schemas.microsoft.com/office/drawing/2016/5/11/chartex" xmlns:cx6="http://schemas.microsoft.com/office/drawing/2016/5/12/chartex" xmlns:cx7="http://schemas.microsoft.com/office/drawing/2016/5/13/chartex" xmlns:cx8="http://schemas.microsoft.com/office/drawing/2016/5/14/chartex" xmlns:mc="http://schemas.openxmlformats.org/markup-compatibility/2006" xmlns:aink="http://schemas.microsoft.com/office/drawing/2016/ink" xmlns:am3d="http://schemas.microsoft.com/office/drawing/2017/model3d" xmlns:o="urn:schemas-microsoft-com:office:office" xmlns:r="http://schemas.openxmlformats.org/officeDocument/2006/relationships" xmlns:m="http://schemas.openxmlformats.org/officeDocument/2006/math" xmlns:v="urn:schemas-microsoft-com:vml" xmlns:wp14="http://schemas.microsoft.com/office/word/2010/wordprocessingDrawing" xmlns:wp="http://schemas.openxmlformats.org/drawingml/2006/wordprocessingDrawing" xmlns:w10="urn:schemas-microsoft-com:office:word" xmlns:w="http://schemas.openxmlformats.org/wordprocessingml/2006/main" xmlns:w14="http://schemas.microsoft.com/office/word/2010/wordml" xmlns:w15="http://schemas.microsoft.com/office/word/2012/wordml" xmlns:w16cex="http://schemas.microsoft.com/office/word/2018/wordml/cex" xmlns:w16cid="http://schemas.microsoft.com/office/word/2016/wordml/cid" xmlns:w16="http://schemas.microsoft.com/office/word/2018/wordml" xmlns:w16sdtdh="http://schemas.microsoft.com/office/word/2020/wordml/sdtdatahash" xmlns:w16se="http://schemas.microsoft.com/office/word/2015/wordml/symex" xmlns:wpg="http://schemas.microsoft.com/office/word/2010/wordprocessingGroup" xmlns:wpi="http://schemas.microsoft.com/office/word/2010/wordprocessingInk" xmlns:wne="http://schemas.microsoft.com/office/word/2006/wordml" xmlns:wps="http://schemas.microsoft.com/office/word/2010/wordprocessingShape" mc:Ignorable="w14 w15 w16se w16cid w16 w16cex w16sdtdh wp14">
+<w:endnotes xmlns:wpc="http://schemas.microsoft.com/office/word/2010/wordprocessingCanvas" xmlns:cx="http://schemas.microsoft.com/office/drawing/2014/chartex" xmlns:cx1="http://schemas.microsoft.com/office/drawing/2015/9/8/chartex" xmlns:cx2="http://schemas.microsoft.com/office/drawing/2015/10/21/chartex" xmlns:cx3="http://schemas.microsoft.com/office/drawing/2016/5/9/chartex" xmlns:cx4="http://schemas.microsoft.com/office/drawing/2016/5/10/chartex" xmlns:cx5="http://schemas.microsoft.com/office/drawing/2016/5/11/chartex" xmlns:cx6="http://schemas.microsoft.com/office/drawing/2016/5/12/chartex" xmlns:cx7="http://schemas.microsoft.com/office/drawing/2016/5/13/chartex" xmlns:cx8="http://schemas.microsoft.com/office/drawing/2016/5/14/chartex" xmlns:mc="http://schemas.openxmlformats.org/markup-compatibility/2006" xmlns:aink="http://schemas.microsoft.com/office/drawing/2016/ink" xmlns:am3d="http://schemas.microsoft.com/office/drawing/2017/model3d" xmlns:o="urn:schemas-microsoft-com:office:office" xmlns:oel="http://schemas.microsoft.com/office/2019/extlst" xmlns:r="http://schemas.openxmlformats.org/officeDocument/2006/relationships" xmlns:m="http://schemas.openxmlformats.org/officeDocument/2006/math" xmlns:v="urn:schemas-microsoft-com:vml" xmlns:wp14="http://schemas.microsoft.com/office/word/2010/wordprocessingDrawing" xmlns:wp="http://schemas.openxmlformats.org/drawingml/2006/wordprocessingDrawing" xmlns:w10="urn:schemas-microsoft-com:office:word" xmlns:w="http://schemas.openxmlformats.org/wordprocessingml/2006/main" xmlns:w14="http://schemas.microsoft.com/office/word/2010/wordml" xmlns:w15="http://schemas.microsoft.com/office/word/2012/wordml" xmlns:w16cex="http://schemas.microsoft.com/office/word/2018/wordml/cex" xmlns:w16cid="http://schemas.microsoft.com/office/word/2016/wordml/cid" xmlns:w16="http://schemas.microsoft.com/office/word/2018/wordml" xmlns:w16du="http://schemas.microsoft.com/office/word/2023/wordml/word16du" xmlns:w16sdtdh="http://schemas.microsoft.com/office/word/2020/wordml/sdtdatahash" xmlns:w16sdtfl="http://schemas.microsoft.com/office/word/2024/wordml/sdtformatlock" xmlns:w16se="http://schemas.microsoft.com/office/word/2015/wordml/symex" xmlns:wpg="http://schemas.microsoft.com/office/word/2010/wordprocessingGroup" xmlns:wpi="http://schemas.microsoft.com/office/word/2010/wordprocessingInk" xmlns:wne="http://schemas.microsoft.com/office/word/2006/wordml" xmlns:wps="http://schemas.microsoft.com/office/word/2010/wordprocessingShape" mc:Ignorable="w14 w15 w16se w16cid w16 w16cex w16sdtdh w16sdtfl w16du wp14">
   <w:endnote w:type="separator" w:id="-1">
     <w:p>
       <w:r>
@@ -3462,7 +1784,7 @@
 </file>
 
 <file path=word/footer1.xml><?xml version="1.0" encoding="utf-8"?>
-<w:ftr xmlns:wpc="http://schemas.microsoft.com/office/word/2010/wordprocessingCanvas" xmlns:cx="http://schemas.microsoft.com/office/drawing/2014/chartex" xmlns:cx1="http://schemas.microsoft.com/office/drawing/2015/9/8/chartex" xmlns:cx2="http://schemas.microsoft.com/office/drawing/2015/10/21/chartex" xmlns:cx3="http://schemas.microsoft.com/office/drawing/2016/5/9/chartex" xmlns:cx4="http://schemas.microsoft.com/office/drawing/2016/5/10/chartex" xmlns:cx5="http://schemas.microsoft.com/office/drawing/2016/5/11/chartex" xmlns:cx6="http://schemas.microsoft.com/office/drawing/2016/5/12/chartex" xmlns:cx7="http://schemas.microsoft.com/office/drawing/2016/5/13/chartex" xmlns:cx8="http://schemas.microsoft.com/office/drawing/2016/5/14/chartex" xmlns:mc="http://schemas.openxmlformats.org/markup-compatibility/2006" xmlns:aink="http://schemas.microsoft.com/office/drawing/2016/ink" xmlns:am3d="http://schemas.microsoft.com/office/drawing/2017/model3d" xmlns:o="urn:schemas-microsoft-com:office:office" xmlns:r="http://schemas.openxmlformats.org/officeDocument/2006/relationships" xmlns:m="http://schemas.openxmlformats.org/officeDocument/2006/math" xmlns:v="urn:schemas-microsoft-com:vml" xmlns:wp14="http://schemas.microsoft.com/office/word/2010/wordprocessingDrawing" xmlns:wp="http://schemas.openxmlformats.org/drawingml/2006/wordprocessingDrawing" xmlns:w10="urn:schemas-microsoft-com:office:word" xmlns:w="http://schemas.openxmlformats.org/wordprocessingml/2006/main" xmlns:w14="http://schemas.microsoft.com/office/word/2010/wordml" xmlns:w15="http://schemas.microsoft.com/office/word/2012/wordml" xmlns:w16cex="http://schemas.microsoft.com/office/word/2018/wordml/cex" xmlns:w16cid="http://schemas.microsoft.com/office/word/2016/wordml/cid" xmlns:w16="http://schemas.microsoft.com/office/word/2018/wordml" xmlns:w16sdtdh="http://schemas.microsoft.com/office/word/2020/wordml/sdtdatahash" xmlns:w16se="http://schemas.microsoft.com/office/word/2015/wordml/symex" xmlns:wpg="http://schemas.microsoft.com/office/word/2010/wordprocessingGroup" xmlns:wpi="http://schemas.microsoft.com/office/word/2010/wordprocessingInk" xmlns:wne="http://schemas.microsoft.com/office/word/2006/wordml" xmlns:wps="http://schemas.microsoft.com/office/word/2010/wordprocessingShape" mc:Ignorable="w14 w15 w16se w16cid w16 w16cex w16sdtdh wp14">
+<w:ftr xmlns:wpc="http://schemas.microsoft.com/office/word/2010/wordprocessingCanvas" xmlns:cx="http://schemas.microsoft.com/office/drawing/2014/chartex" xmlns:cx1="http://schemas.microsoft.com/office/drawing/2015/9/8/chartex" xmlns:cx2="http://schemas.microsoft.com/office/drawing/2015/10/21/chartex" xmlns:cx3="http://schemas.microsoft.com/office/drawing/2016/5/9/chartex" xmlns:cx4="http://schemas.microsoft.com/office/drawing/2016/5/10/chartex" xmlns:cx5="http://schemas.microsoft.com/office/drawing/2016/5/11/chartex" xmlns:cx6="http://schemas.microsoft.com/office/drawing/2016/5/12/chartex" xmlns:cx7="http://schemas.microsoft.com/office/drawing/2016/5/13/chartex" xmlns:cx8="http://schemas.microsoft.com/office/drawing/2016/5/14/chartex" xmlns:mc="http://schemas.openxmlformats.org/markup-compatibility/2006" xmlns:aink="http://schemas.microsoft.com/office/drawing/2016/ink" xmlns:am3d="http://schemas.microsoft.com/office/drawing/2017/model3d" xmlns:o="urn:schemas-microsoft-com:office:office" xmlns:oel="http://schemas.microsoft.com/office/2019/extlst" xmlns:r="http://schemas.openxmlformats.org/officeDocument/2006/relationships" xmlns:m="http://schemas.openxmlformats.org/officeDocument/2006/math" xmlns:v="urn:schemas-microsoft-com:vml" xmlns:wp14="http://schemas.microsoft.com/office/word/2010/wordprocessingDrawing" xmlns:wp="http://schemas.openxmlformats.org/drawingml/2006/wordprocessingDrawing" xmlns:w10="urn:schemas-microsoft-com:office:word" xmlns:w="http://schemas.openxmlformats.org/wordprocessingml/2006/main" xmlns:w14="http://schemas.microsoft.com/office/word/2010/wordml" xmlns:w15="http://schemas.microsoft.com/office/word/2012/wordml" xmlns:w16cex="http://schemas.microsoft.com/office/word/2018/wordml/cex" xmlns:w16cid="http://schemas.microsoft.com/office/word/2016/wordml/cid" xmlns:w16="http://schemas.microsoft.com/office/word/2018/wordml" xmlns:w16du="http://schemas.microsoft.com/office/word/2023/wordml/word16du" xmlns:w16sdtdh="http://schemas.microsoft.com/office/word/2020/wordml/sdtdatahash" xmlns:w16sdtfl="http://schemas.microsoft.com/office/word/2024/wordml/sdtformatlock" xmlns:w16se="http://schemas.microsoft.com/office/word/2015/wordml/symex" xmlns:wpg="http://schemas.microsoft.com/office/word/2010/wordprocessingGroup" xmlns:wpi="http://schemas.microsoft.com/office/word/2010/wordprocessingInk" xmlns:wne="http://schemas.microsoft.com/office/word/2006/wordml" xmlns:wps="http://schemas.microsoft.com/office/word/2010/wordprocessingShape" mc:Ignorable="w14 w15 w16se w16cid w16 w16cex w16sdtdh w16sdtfl w16du wp14">
   <w:sdt>
     <w:sdtPr>
       <w:id w:val="-1230224358"/>
@@ -3471,7 +1793,6 @@
         <w:docPartUnique/>
       </w:docPartObj>
     </w:sdtPr>
-    <w:sdtEndPr/>
     <w:sdtContent>
       <w:p>
         <w:pPr>
@@ -3514,7 +1835,7 @@
 </file>
 
 <file path=word/footnotes.xml><?xml version="1.0" encoding="utf-8"?>
-<w:footnotes xmlns:wpc="http://schemas.microsoft.com/office/word/2010/wordprocessingCanvas" xmlns:cx="http://schemas.microsoft.com/office/drawing/2014/chartex" xmlns:cx1="http://schemas.microsoft.com/office/drawing/2015/9/8/chartex" xmlns:cx2="http://schemas.microsoft.com/office/drawing/2015/10/21/chartex" xmlns:cx3="http://schemas.microsoft.com/office/drawing/2016/5/9/chartex" xmlns:cx4="http://schemas.microsoft.com/office/drawing/2016/5/10/chartex" xmlns:cx5="http://schemas.microsoft.com/office/drawing/2016/5/11/chartex" xmlns:cx6="http://schemas.microsoft.com/office/drawing/2016/5/12/chartex" xmlns:cx7="http://schemas.microsoft.com/office/drawing/2016/5/13/chartex" xmlns:cx8="http://schemas.microsoft.com/office/drawing/2016/5/14/chartex" xmlns:mc="http://schemas.openxmlformats.org/markup-compatibility/2006" xmlns:aink="http://schemas.microsoft.com/office/drawing/2016/ink" xmlns:am3d="http://schemas.microsoft.com/office/drawing/2017/model3d" xmlns:o="urn:schemas-microsoft-com:office:office" xmlns:r="http://schemas.openxmlformats.org/officeDocument/2006/relationships" xmlns:m="http://schemas.openxmlformats.org/officeDocument/2006/math" xmlns:v="urn:schemas-microsoft-com:vml" xmlns:wp14="http://schemas.microsoft.com/office/word/2010/wordprocessingDrawing" xmlns:wp="http://schemas.openxmlformats.org/drawingml/2006/wordprocessingDrawing" xmlns:w10="urn:schemas-microsoft-com:office:word" xmlns:w="http://schemas.openxmlformats.org/wordprocessingml/2006/main" xmlns:w14="http://schemas.microsoft.com/office/word/2010/wordml" xmlns:w15="http://schemas.microsoft.com/office/word/2012/wordml" xmlns:w16cex="http://schemas.microsoft.com/office/word/2018/wordml/cex" xmlns:w16cid="http://schemas.microsoft.com/office/word/2016/wordml/cid" xmlns:w16="http://schemas.microsoft.com/office/word/2018/wordml" xmlns:w16sdtdh="http://schemas.microsoft.com/office/word/2020/wordml/sdtdatahash" xmlns:w16se="http://schemas.microsoft.com/office/word/2015/wordml/symex" xmlns:wpg="http://schemas.microsoft.com/office/word/2010/wordprocessingGroup" xmlns:wpi="http://schemas.microsoft.com/office/word/2010/wordprocessingInk" xmlns:wne="http://schemas.microsoft.com/office/word/2006/wordml" xmlns:wps="http://schemas.microsoft.com/office/word/2010/wordprocessingShape" mc:Ignorable="w14 w15 w16se w16cid w16 w16cex w16sdtdh wp14">
+<w:footnotes xmlns:wpc="http://schemas.microsoft.com/office/word/2010/wordprocessingCanvas" xmlns:cx="http://schemas.microsoft.com/office/drawing/2014/chartex" xmlns:cx1="http://schemas.microsoft.com/office/drawing/2015/9/8/chartex" xmlns:cx2="http://schemas.microsoft.com/office/drawing/2015/10/21/chartex" xmlns:cx3="http://schemas.microsoft.com/office/drawing/2016/5/9/chartex" xmlns:cx4="http://schemas.microsoft.com/office/drawing/2016/5/10/chartex" xmlns:cx5="http://schemas.microsoft.com/office/drawing/2016/5/11/chartex" xmlns:cx6="http://schemas.microsoft.com/office/drawing/2016/5/12/chartex" xmlns:cx7="http://schemas.microsoft.com/office/drawing/2016/5/13/chartex" xmlns:cx8="http://schemas.microsoft.com/office/drawing/2016/5/14/chartex" xmlns:mc="http://schemas.openxmlformats.org/markup-compatibility/2006" xmlns:aink="http://schemas.microsoft.com/office/drawing/2016/ink" xmlns:am3d="http://schemas.microsoft.com/office/drawing/2017/model3d" xmlns:o="urn:schemas-microsoft-com:office:office" xmlns:oel="http://schemas.microsoft.com/office/2019/extlst" xmlns:r="http://schemas.openxmlformats.org/officeDocument/2006/relationships" xmlns:m="http://schemas.openxmlformats.org/officeDocument/2006/math" xmlns:v="urn:schemas-microsoft-com:vml" xmlns:wp14="http://schemas.microsoft.com/office/word/2010/wordprocessingDrawing" xmlns:wp="http://schemas.openxmlformats.org/drawingml/2006/wordprocessingDrawing" xmlns:w10="urn:schemas-microsoft-com:office:word" xmlns:w="http://schemas.openxmlformats.org/wordprocessingml/2006/main" xmlns:w14="http://schemas.microsoft.com/office/word/2010/wordml" xmlns:w15="http://schemas.microsoft.com/office/word/2012/wordml" xmlns:w16cex="http://schemas.microsoft.com/office/word/2018/wordml/cex" xmlns:w16cid="http://schemas.microsoft.com/office/word/2016/wordml/cid" xmlns:w16="http://schemas.microsoft.com/office/word/2018/wordml" xmlns:w16du="http://schemas.microsoft.com/office/word/2023/wordml/word16du" xmlns:w16sdtdh="http://schemas.microsoft.com/office/word/2020/wordml/sdtdatahash" xmlns:w16sdtfl="http://schemas.microsoft.com/office/word/2024/wordml/sdtformatlock" xmlns:w16se="http://schemas.microsoft.com/office/word/2015/wordml/symex" xmlns:wpg="http://schemas.microsoft.com/office/word/2010/wordprocessingGroup" xmlns:wpi="http://schemas.microsoft.com/office/word/2010/wordprocessingInk" xmlns:wne="http://schemas.microsoft.com/office/word/2006/wordml" xmlns:wps="http://schemas.microsoft.com/office/word/2010/wordprocessingShape" mc:Ignorable="w14 w15 w16se w16cid w16 w16cex w16sdtdh w16sdtfl w16du wp14">
   <w:footnote w:type="separator" w:id="-1">
     <w:p>
       <w:r>
@@ -3533,7 +1854,7 @@
 </file>
 
 <file path=word/numbering.xml><?xml version="1.0" encoding="utf-8"?>
-<w:numbering xmlns:wpc="http://schemas.microsoft.com/office/word/2010/wordprocessingCanvas" xmlns:cx="http://schemas.microsoft.com/office/drawing/2014/chartex" xmlns:cx1="http://schemas.microsoft.com/office/drawing/2015/9/8/chartex" xmlns:cx2="http://schemas.microsoft.com/office/drawing/2015/10/21/chartex" xmlns:cx3="http://schemas.microsoft.com/office/drawing/2016/5/9/chartex" xmlns:cx4="http://schemas.microsoft.com/office/drawing/2016/5/10/chartex" xmlns:cx5="http://schemas.microsoft.com/office/drawing/2016/5/11/chartex" xmlns:cx6="http://schemas.microsoft.com/office/drawing/2016/5/12/chartex" xmlns:cx7="http://schemas.microsoft.com/office/drawing/2016/5/13/chartex" xmlns:cx8="http://schemas.microsoft.com/office/drawing/2016/5/14/chartex" xmlns:mc="http://schemas.openxmlformats.org/markup-compatibility/2006" xmlns:aink="http://schemas.microsoft.com/office/drawing/2016/ink" xmlns:am3d="http://schemas.microsoft.com/office/drawing/2017/model3d" xmlns:o="urn:schemas-microsoft-com:office:office" xmlns:r="http://schemas.openxmlformats.org/officeDocument/2006/relationships" xmlns:m="http://schemas.openxmlformats.org/officeDocument/2006/math" xmlns:v="urn:schemas-microsoft-com:vml" xmlns:wp14="http://schemas.microsoft.com/office/word/2010/wordprocessingDrawing" xmlns:wp="http://schemas.openxmlformats.org/drawingml/2006/wordprocessingDrawing" xmlns:w10="urn:schemas-microsoft-com:office:word" xmlns:w="http://schemas.openxmlformats.org/wordprocessingml/2006/main" xmlns:w14="http://schemas.microsoft.com/office/word/2010/wordml" xmlns:w15="http://schemas.microsoft.com/office/word/2012/wordml" xmlns:w16cex="http://schemas.microsoft.com/office/word/2018/wordml/cex" xmlns:w16cid="http://schemas.microsoft.com/office/word/2016/wordml/cid" xmlns:w16="http://schemas.microsoft.com/office/word/2018/wordml" xmlns:w16sdtdh="http://schemas.microsoft.com/office/word/2020/wordml/sdtdatahash" xmlns:w16se="http://schemas.microsoft.com/office/word/2015/wordml/symex" xmlns:wpg="http://schemas.microsoft.com/office/word/2010/wordprocessingGroup" xmlns:wpi="http://schemas.microsoft.com/office/word/2010/wordprocessingInk" xmlns:wne="http://schemas.microsoft.com/office/word/2006/wordml" xmlns:wps="http://schemas.microsoft.com/office/word/2010/wordprocessingShape" mc:Ignorable="w14 w15 w16se w16cid w16 w16cex w16sdtdh wp14">
+<w:numbering xmlns:wpc="http://schemas.microsoft.com/office/word/2010/wordprocessingCanvas" xmlns:cx="http://schemas.microsoft.com/office/drawing/2014/chartex" xmlns:cx1="http://schemas.microsoft.com/office/drawing/2015/9/8/chartex" xmlns:cx2="http://schemas.microsoft.com/office/drawing/2015/10/21/chartex" xmlns:cx3="http://schemas.microsoft.com/office/drawing/2016/5/9/chartex" xmlns:cx4="http://schemas.microsoft.com/office/drawing/2016/5/10/chartex" xmlns:cx5="http://schemas.microsoft.com/office/drawing/2016/5/11/chartex" xmlns:cx6="http://schemas.microsoft.com/office/drawing/2016/5/12/chartex" xmlns:cx7="http://schemas.microsoft.com/office/drawing/2016/5/13/chartex" xmlns:cx8="http://schemas.microsoft.com/office/drawing/2016/5/14/chartex" xmlns:mc="http://schemas.openxmlformats.org/markup-compatibility/2006" xmlns:aink="http://schemas.microsoft.com/office/drawing/2016/ink" xmlns:am3d="http://schemas.microsoft.com/office/drawing/2017/model3d" xmlns:o="urn:schemas-microsoft-com:office:office" xmlns:oel="http://schemas.microsoft.com/office/2019/extlst" xmlns:r="http://schemas.openxmlformats.org/officeDocument/2006/relationships" xmlns:m="http://schemas.openxmlformats.org/officeDocument/2006/math" xmlns:v="urn:schemas-microsoft-com:vml" xmlns:wp14="http://schemas.microsoft.com/office/word/2010/wordprocessingDrawing" xmlns:wp="http://schemas.openxmlformats.org/drawingml/2006/wordprocessingDrawing" xmlns:w10="urn:schemas-microsoft-com:office:word" xmlns:w="http://schemas.openxmlformats.org/wordprocessingml/2006/main" xmlns:w14="http://schemas.microsoft.com/office/word/2010/wordml" xmlns:w15="http://schemas.microsoft.com/office/word/2012/wordml" xmlns:w16cex="http://schemas.microsoft.com/office/word/2018/wordml/cex" xmlns:w16cid="http://schemas.microsoft.com/office/word/2016/wordml/cid" xmlns:w16="http://schemas.microsoft.com/office/word/2018/wordml" xmlns:w16du="http://schemas.microsoft.com/office/word/2023/wordml/word16du" xmlns:w16sdtdh="http://schemas.microsoft.com/office/word/2020/wordml/sdtdatahash" xmlns:w16sdtfl="http://schemas.microsoft.com/office/word/2024/wordml/sdtformatlock" xmlns:w16se="http://schemas.microsoft.com/office/word/2015/wordml/symex" xmlns:wpg="http://schemas.microsoft.com/office/word/2010/wordprocessingGroup" xmlns:wpi="http://schemas.microsoft.com/office/word/2010/wordprocessingInk" xmlns:wne="http://schemas.microsoft.com/office/word/2006/wordml" xmlns:wps="http://schemas.microsoft.com/office/word/2010/wordprocessingShape" mc:Ignorable="w14 w15 w16se w16cid w16 w16cex w16sdtdh w16sdtfl w16du wp14">
   <w:abstractNum w:abstractNumId="0" w15:restartNumberingAfterBreak="0">
     <w:nsid w:val="FFFFFF89"/>
     <w:multiLevelType w:val="singleLevel"/>
@@ -5947,83 +4268,83 @@
       </w:pPr>
     </w:lvl>
   </w:abstractNum>
-  <w:num w:numId="1">
+  <w:num w:numId="1" w16cid:durableId="48455083">
     <w:abstractNumId w:val="23"/>
   </w:num>
-  <w:num w:numId="2">
+  <w:num w:numId="2" w16cid:durableId="1822426450">
     <w:abstractNumId w:val="16"/>
   </w:num>
-  <w:num w:numId="3">
+  <w:num w:numId="3" w16cid:durableId="273248390">
     <w:abstractNumId w:val="9"/>
   </w:num>
-  <w:num w:numId="4">
+  <w:num w:numId="4" w16cid:durableId="1025985617">
     <w:abstractNumId w:val="2"/>
   </w:num>
-  <w:num w:numId="5">
+  <w:num w:numId="5" w16cid:durableId="639382243">
     <w:abstractNumId w:val="3"/>
   </w:num>
-  <w:num w:numId="6">
+  <w:num w:numId="6" w16cid:durableId="1993873613">
     <w:abstractNumId w:val="21"/>
   </w:num>
-  <w:num w:numId="7">
+  <w:num w:numId="7" w16cid:durableId="563298488">
     <w:abstractNumId w:val="1"/>
   </w:num>
-  <w:num w:numId="8">
+  <w:num w:numId="8" w16cid:durableId="1379277880">
     <w:abstractNumId w:val="0"/>
   </w:num>
-  <w:num w:numId="9">
+  <w:num w:numId="9" w16cid:durableId="1433354743">
     <w:abstractNumId w:val="5"/>
   </w:num>
-  <w:num w:numId="10">
+  <w:num w:numId="10" w16cid:durableId="1120226258">
     <w:abstractNumId w:val="13"/>
   </w:num>
-  <w:num w:numId="11">
+  <w:num w:numId="11" w16cid:durableId="117769091">
     <w:abstractNumId w:val="14"/>
   </w:num>
-  <w:num w:numId="12">
+  <w:num w:numId="12" w16cid:durableId="441387931">
     <w:abstractNumId w:val="10"/>
   </w:num>
-  <w:num w:numId="13">
+  <w:num w:numId="13" w16cid:durableId="1720590772">
     <w:abstractNumId w:val="20"/>
   </w:num>
-  <w:num w:numId="14">
+  <w:num w:numId="14" w16cid:durableId="1666322094">
     <w:abstractNumId w:val="6"/>
   </w:num>
-  <w:num w:numId="15">
+  <w:num w:numId="15" w16cid:durableId="570391024">
     <w:abstractNumId w:val="8"/>
   </w:num>
-  <w:num w:numId="16">
+  <w:num w:numId="16" w16cid:durableId="1984381545">
     <w:abstractNumId w:val="19"/>
   </w:num>
-  <w:num w:numId="17">
+  <w:num w:numId="17" w16cid:durableId="2070879784">
     <w:abstractNumId w:val="7"/>
   </w:num>
-  <w:num w:numId="18">
+  <w:num w:numId="18" w16cid:durableId="2093774973">
     <w:abstractNumId w:val="22"/>
   </w:num>
-  <w:num w:numId="19">
+  <w:num w:numId="19" w16cid:durableId="307901020">
     <w:abstractNumId w:val="11"/>
   </w:num>
-  <w:num w:numId="20">
+  <w:num w:numId="20" w16cid:durableId="729230897">
     <w:abstractNumId w:val="17"/>
   </w:num>
-  <w:num w:numId="21">
+  <w:num w:numId="21" w16cid:durableId="763498381">
     <w:abstractNumId w:val="4"/>
   </w:num>
-  <w:num w:numId="22">
+  <w:num w:numId="22" w16cid:durableId="973174354">
     <w:abstractNumId w:val="15"/>
   </w:num>
-  <w:num w:numId="23">
+  <w:num w:numId="23" w16cid:durableId="688407384">
     <w:abstractNumId w:val="18"/>
   </w:num>
-  <w:num w:numId="24">
+  <w:num w:numId="24" w16cid:durableId="1601991509">
     <w:abstractNumId w:val="12"/>
   </w:num>
 </w:numbering>
 </file>
 
 <file path=word/styles.xml><?xml version="1.0" encoding="utf-8"?>
-<w:styles xmlns:mc="http://schemas.openxmlformats.org/markup-compatibility/2006" xmlns:r="http://schemas.openxmlformats.org/officeDocument/2006/relationships" xmlns:w="http://schemas.openxmlformats.org/wordprocessingml/2006/main" xmlns:w14="http://schemas.microsoft.com/office/word/2010/wordml" xmlns:w15="http://schemas.microsoft.com/office/word/2012/wordml" xmlns:w16cex="http://schemas.microsoft.com/office/word/2018/wordml/cex" xmlns:w16cid="http://schemas.microsoft.com/office/word/2016/wordml/cid" xmlns:w16="http://schemas.microsoft.com/office/word/2018/wordml" xmlns:w16sdtdh="http://schemas.microsoft.com/office/word/2020/wordml/sdtdatahash" xmlns:w16se="http://schemas.microsoft.com/office/word/2015/wordml/symex" mc:Ignorable="w14 w15 w16se w16cid w16 w16cex w16sdtdh">
+<w:styles xmlns:mc="http://schemas.openxmlformats.org/markup-compatibility/2006" xmlns:r="http://schemas.openxmlformats.org/officeDocument/2006/relationships" xmlns:w="http://schemas.openxmlformats.org/wordprocessingml/2006/main" xmlns:w14="http://schemas.microsoft.com/office/word/2010/wordml" xmlns:w15="http://schemas.microsoft.com/office/word/2012/wordml" xmlns:w16cex="http://schemas.microsoft.com/office/word/2018/wordml/cex" xmlns:w16cid="http://schemas.microsoft.com/office/word/2016/wordml/cid" xmlns:w16="http://schemas.microsoft.com/office/word/2018/wordml" xmlns:w16du="http://schemas.microsoft.com/office/word/2023/wordml/word16du" xmlns:w16sdtdh="http://schemas.microsoft.com/office/word/2020/wordml/sdtdatahash" xmlns:w16sdtfl="http://schemas.microsoft.com/office/word/2024/wordml/sdtformatlock" xmlns:w16se="http://schemas.microsoft.com/office/word/2015/wordml/symex" mc:Ignorable="w14 w15 w16se w16cid w16 w16cex w16sdtdh w16sdtfl w16du">
   <w:docDefaults>
     <w:rPrDefault>
       <w:rPr>
